--- a/learn/assets/tourism-venture-class-intro-tree.docx
+++ b/learn/assets/tourism-venture-class-intro-tree.docx
@@ -177,6 +177,14 @@
                 <w:sz w:val="18"/>
               </w:rPr>
               <w:t>이 채팅에서 제공한 3개 답변을 한 문서에 통합</w:t>
+            </w:r>
+            <w:r>
+              <w:rPr>
+                <w:rFonts w:ascii="NanumSquare" w:hAnsi="NanumSquare" w:eastAsia="NanumSquare"/>
+                <w:b w:val="0"/>
+                <w:sz w:val="18"/>
+              </w:rPr>
+              <w:t xml:space="preserve"> · 2026-10 개정 — 페이지 여덟 파트 기준으로 3장 표 · 4장 흐름 · 부록 위치를 고침</w:t>
             </w:r>
           </w:p>
         </w:tc>
@@ -858,6 +866,13 @@
         </w:rPr>
         <w:t>이 홈페이지는 “관광벤처 개념 설명 → 실제 사업 만들기 → 사례 → 실제 공모·지원사업 → 학생이 들어갈 수 있는 길”로 확장되는 구조입니다. 실제 페이지의 01~06 섹션과 그 이후 사례·공모를 순서대로 따라가면 자연스럽습니다.</w:t>
       </w:r>
+      <w:r>
+        <w:rPr>
+          <w:rFonts w:ascii="NanumSquare" w:hAnsi="NanumSquare" w:eastAsia="NanumSquare"/>
+          <w:sz w:val="21"/>
+        </w:rPr>
+        <w:t xml:space="preserve"> (2026-10 기준 페이지는 여덟 파트로 나뉩니다 — 아래 트리들은 그중 03 창업의 흐름 · 04 어디에 내는가 · 05 업종별 · 08 곁들여 보기를 따라 내려갑니다.)</w:t>
+      </w:r>
     </w:p>
     <w:p>
       <w:pPr>
@@ -2999,7 +3014,7 @@
           <w:rFonts w:ascii="NanumSquare" w:hAnsi="NanumSquare" w:eastAsia="NanumSquare"/>
           <w:sz w:val="21"/>
         </w:rPr>
-        <w:t>아래 표는 홈페이지의 실제 배열 순서를 따라, 01~06 기본 섹션뿐 아니라 사례, 공모, 지역 사례, 로컬크리에이터, 관련 링크와 마지막 실무자료까지 모두 포함합니다.</w:t>
+        <w:t xml:space="preserve">아래 표는 2026년 10월 현재 홈페이지의 실제 배열 — 여덟 파트(01 주차별 실습 목표 → 02 낼 것 → 03 창업의 흐름 01~06장 → 04 어디에 내는가 → 05 업종별 07~12장 → 06 창업하지 않아도 → 07 책 → 08 곁들여 보기 · 링크) — 순서를 따라, 수업에서 한 줄씩 소개할 말을 함께 적은 것입니다.</w:t>
       </w:r>
     </w:p>
     <w:tbl>
@@ -3263,7 +3278,7 @@
                 <w:color w:val="183758"/>
                 <w:sz w:val="15"/>
               </w:rPr>
-              <w:t>01</w:t>
+              <w:t xml:space="preserve">파트 01</w:t>
             </w:r>
           </w:p>
         </w:tc>
@@ -3277,7 +3292,6 @@
               <w:bottom w:w="70" w:type="dxa"/>
               <w:end w:w="70" w:type="dxa"/>
             </w:tcMar>
-            <w:shd w:fill="FAFBFC"/>
           </w:tcPr>
           <w:p>
             <w:pPr>
@@ -3289,7 +3303,7 @@
                 <w:b w:val="0"/>
                 <w:sz w:val="15"/>
               </w:rPr>
-              <w:t>관광벤처란</w:t>
+              <w:t xml:space="preserve">주차별 실습 목표 · 한 학기에 쌓이는 것</w:t>
             </w:r>
           </w:p>
         </w:tc>
@@ -3303,7 +3317,6 @@
               <w:bottom w:w="70" w:type="dxa"/>
               <w:end w:w="70" w:type="dxa"/>
             </w:tcMar>
-            <w:shd w:fill="FAFBFC"/>
           </w:tcPr>
           <w:p>
             <w:pPr>
@@ -3315,7 +3328,7 @@
                 <w:b w:val="0"/>
                 <w:sz w:val="15"/>
               </w:rPr>
-              <w:t>ICT·콘텐츠·새로운 서비스 방식으로 관광의 문제를 해결하는 혁신형 창업. 시설·공간형 / 플랫폼·중개형 / 콘텐츠·데이터형 세 유형 소개</w:t>
+              <w:t xml:space="preserve">매주 손에 남는 산출물을 주차 칸에 한 줄씩. 누적 막대(1주 틀 하나 → 14주 19개)를 누르면 그 주 칸이 열림. 2주 벤치마킹 「남들은 무엇을 냈나」, 5주 레퍼런스 업체 비교표 · 스토리텔링 · 기업명</w:t>
             </w:r>
           </w:p>
         </w:tc>
@@ -3329,7 +3342,6 @@
               <w:bottom w:w="70" w:type="dxa"/>
               <w:end w:w="70" w:type="dxa"/>
             </w:tcMar>
-            <w:shd w:fill="FAFBFC"/>
           </w:tcPr>
           <w:p>
             <w:pPr>
@@ -3341,7 +3353,7 @@
                 <w:b w:val="0"/>
                 <w:sz w:val="15"/>
               </w:rPr>
-              <w:t>“관광벤처라고 해서 앱만 만드는 것이 아닙니다. 공간도, 플랫폼도, 콘텐츠와 데이터도 관광벤처가 될 수 있습니다.”</w:t>
+              <w:t xml:space="preserve">“이번 주 칸만 펼쳐 두고, 오늘 무엇을 손에 남길지부터 봅니다.”</w:t>
             </w:r>
           </w:p>
         </w:tc>
@@ -3373,7 +3385,7 @@
                 <w:color w:val="183758"/>
                 <w:sz w:val="15"/>
               </w:rPr>
-              <w:t>02</w:t>
+              <w:t xml:space="preserve">파트 02</w:t>
             </w:r>
           </w:p>
         </w:tc>
@@ -3398,7 +3410,7 @@
                 <w:b w:val="0"/>
                 <w:sz w:val="15"/>
               </w:rPr>
-              <w:t>아이디어는 문제에서 나온다</w:t>
+              <w:t xml:space="preserve">낼 것을 먼저 본다 — 과제 1 · 과제 3</w:t>
             </w:r>
           </w:p>
         </w:tc>
@@ -3423,7 +3435,7 @@
                 <w:b w:val="0"/>
                 <w:sz w:val="15"/>
               </w:rPr>
-              <w:t>‘누구의 문제인가 → 어떤 문제인가 → 왜 지금인가’의 세 질문으로 문제 정의</w:t>
+              <w:t xml:space="preserve">과제 1 예비관광벤처 사업계획서(제18회 양식 그대로) · 과제 3 EO Korea 벤처창업 사례연구(영상 2편 → 원전 충실 요약 → 발표용 HTML, 중간시험 10/26까지) · 제18회 공모 포스터와 세 부문(예비 · 초기 · 성장) · 예비 부문 한눈에 · 출석부</w:t>
             </w:r>
           </w:p>
         </w:tc>
@@ -3448,7 +3460,7 @@
                 <w:b w:val="0"/>
                 <w:sz w:val="15"/>
               </w:rPr>
-              <w:t>“아이템부터 정하는 것이 아니라 먼저 고객의 불편을 찾아야 합니다.”</w:t>
+              <w:t xml:space="preserve">“이 수업의 산출물은 리포트가 아니라 실제로 낼 수 있는 사업계획서 한 부입니다.”</w:t>
             </w:r>
           </w:p>
         </w:tc>
@@ -3480,7 +3492,7 @@
                 <w:color w:val="183758"/>
                 <w:sz w:val="15"/>
               </w:rPr>
-              <w:t>03-1</w:t>
+              <w:t xml:space="preserve">파트 03</w:t>
             </w:r>
           </w:p>
         </w:tc>
@@ -3494,7 +3506,6 @@
               <w:bottom w:w="70" w:type="dxa"/>
               <w:end w:w="70" w:type="dxa"/>
             </w:tcMar>
-            <w:shd w:fill="FAFBFC"/>
           </w:tcPr>
           <w:p>
             <w:pPr>
@@ -3506,7 +3517,7 @@
                 <w:b w:val="0"/>
                 <w:sz w:val="15"/>
               </w:rPr>
-              <w:t>비즈니스 모델 — 가치 제안</w:t>
+              <w:t xml:space="preserve">창업의 흐름 — 01~06장</w:t>
             </w:r>
           </w:p>
         </w:tc>
@@ -3520,7 +3531,6 @@
               <w:bottom w:w="70" w:type="dxa"/>
               <w:end w:w="70" w:type="dxa"/>
             </w:tcMar>
-            <w:shd w:fill="FAFBFC"/>
           </w:tcPr>
           <w:p>
             <w:pPr>
@@ -3532,7 +3542,7 @@
                 <w:b w:val="0"/>
                 <w:sz w:val="15"/>
               </w:rPr>
-              <w:t>고객이 돈을 지불할 만한 명확한 이익이 무엇인지 설정</w:t>
+              <w:t xml:space="preserve">문제 정의에서 모델 · 검증 · 지원까지 여섯 장. 이 여섯 장이 그대로 과제 1 사업계획서의 칸이 됨</w:t>
             </w:r>
           </w:p>
         </w:tc>
@@ -3546,7 +3556,6 @@
               <w:bottom w:w="70" w:type="dxa"/>
               <w:end w:w="70" w:type="dxa"/>
             </w:tcMar>
-            <w:shd w:fill="FAFBFC"/>
           </w:tcPr>
           <w:p>
             <w:pPr>
@@ -3558,7 +3567,7 @@
                 <w:b w:val="0"/>
                 <w:sz w:val="15"/>
               </w:rPr>
-              <w:t>“이 서비스를 이용하면 고객에게 정확히 무엇이 좋아지는지를 한 문장으로 표현합니다.”</w:t>
+              <w:t xml:space="preserve">“여기부터가 이론입니다. 장마다 사업계획서 한 칸을 채웁니다.”</w:t>
             </w:r>
           </w:p>
         </w:tc>
@@ -3590,7 +3599,7 @@
                 <w:color w:val="183758"/>
                 <w:sz w:val="15"/>
               </w:rPr>
-              <w:t>03-2</w:t>
+              <w:t>01</w:t>
             </w:r>
           </w:p>
         </w:tc>
@@ -3604,6 +3613,7 @@
               <w:bottom w:w="70" w:type="dxa"/>
               <w:end w:w="70" w:type="dxa"/>
             </w:tcMar>
+            <w:shd w:fill="FAFBFC"/>
           </w:tcPr>
           <w:p>
             <w:pPr>
@@ -3615,7 +3625,7 @@
                 <w:b w:val="0"/>
                 <w:sz w:val="15"/>
               </w:rPr>
-              <w:t>비즈니스 모델 — 고객·채널</w:t>
+              <w:t>관광벤처란</w:t>
             </w:r>
           </w:p>
         </w:tc>
@@ -3629,6 +3639,7 @@
               <w:bottom w:w="70" w:type="dxa"/>
               <w:end w:w="70" w:type="dxa"/>
             </w:tcMar>
+            <w:shd w:fill="FAFBFC"/>
           </w:tcPr>
           <w:p>
             <w:pPr>
@@ -3640,7 +3651,7 @@
                 <w:b w:val="0"/>
                 <w:sz w:val="15"/>
               </w:rPr>
-              <w:t>타깃 고객과 검색·SNS·제휴·재방문 등 고객에게 도달하는 방법</w:t>
+              <w:t>ICT·콘텐츠·새로운 서비스 방식으로 관광의 문제를 해결하는 혁신형 창업. 시설·공간형 / 플랫폼·중개형 / 콘텐츠·데이터형 세 유형 소개</w:t>
             </w:r>
           </w:p>
         </w:tc>
@@ -3654,6 +3665,7 @@
               <w:bottom w:w="70" w:type="dxa"/>
               <w:end w:w="70" w:type="dxa"/>
             </w:tcMar>
+            <w:shd w:fill="FAFBFC"/>
           </w:tcPr>
           <w:p>
             <w:pPr>
@@ -3665,7 +3677,7 @@
                 <w:b w:val="0"/>
                 <w:sz w:val="15"/>
               </w:rPr>
-              <w:t>“좋은 상품이라도 누가 사는지, 어디서 그 사람을 만나는지가 필요합니다.”</w:t>
+              <w:t>“관광벤처라고 해서 앱만 만드는 것이 아닙니다. 공간도, 플랫폼도, 콘텐츠와 데이터도 관광벤처가 될 수 있습니다.”</w:t>
             </w:r>
           </w:p>
         </w:tc>
@@ -3697,7 +3709,7 @@
                 <w:color w:val="183758"/>
                 <w:sz w:val="15"/>
               </w:rPr>
-              <w:t>03-3</w:t>
+              <w:t>02</w:t>
             </w:r>
           </w:p>
         </w:tc>
@@ -3711,7 +3723,6 @@
               <w:bottom w:w="70" w:type="dxa"/>
               <w:end w:w="70" w:type="dxa"/>
             </w:tcMar>
-            <w:shd w:fill="FAFBFC"/>
           </w:tcPr>
           <w:p>
             <w:pPr>
@@ -3723,7 +3734,7 @@
                 <w:b w:val="0"/>
                 <w:sz w:val="15"/>
               </w:rPr>
-              <w:t>비즈니스 모델 — 수익 모델</w:t>
+              <w:t>아이디어는 문제에서 나온다</w:t>
             </w:r>
           </w:p>
         </w:tc>
@@ -3737,7 +3748,6 @@
               <w:bottom w:w="70" w:type="dxa"/>
               <w:end w:w="70" w:type="dxa"/>
             </w:tcMar>
-            <w:shd w:fill="FAFBFC"/>
           </w:tcPr>
           <w:p>
             <w:pPr>
@@ -3749,7 +3759,15 @@
                 <w:b w:val="0"/>
                 <w:sz w:val="15"/>
               </w:rPr>
-              <w:t>상품 판매, 중개 수수료, 구독, 광고, B2B 제휴 등 돈이 들어오는 구조</w:t>
+              <w:t>‘누구의 문제인가 → 어떤 문제인가 → 왜 지금인가’의 세 질문으로 문제 정의</w:t>
+            </w:r>
+            <w:r>
+              <w:rPr>
+                <w:rFonts w:ascii="NanumSquare" w:hAnsi="NanumSquare" w:eastAsia="NanumSquare"/>
+                <w:b w:val="0"/>
+                <w:sz w:val="15"/>
+              </w:rPr>
+              <w:t xml:space="preserve"> · 내 Problem Statement(= Customer Pain Point)를 일곱 기준(구체성 · 현실성 · 시장성 · 필요성 · 차별성 + 안전성 · 사회적 영향 ESG)으로 점검 → Solution · WHO 칸을 좁히는 판 여섯(타겟팅 등)</w:t>
             </w:r>
           </w:p>
         </w:tc>
@@ -3763,7 +3781,6 @@
               <w:bottom w:w="70" w:type="dxa"/>
               <w:end w:w="70" w:type="dxa"/>
             </w:tcMar>
-            <w:shd w:fill="FAFBFC"/>
           </w:tcPr>
           <w:p>
             <w:pPr>
@@ -3775,7 +3792,7 @@
                 <w:b w:val="0"/>
                 <w:sz w:val="15"/>
               </w:rPr>
-              <w:t>“좋은 관광 아이디어와 사업의 차이는 결국 수익 구조가 있느냐입니다.”</w:t>
+              <w:t>“아이템부터 정하는 것이 아니라 먼저 고객의 불편을 찾아야 합니다.”</w:t>
             </w:r>
           </w:p>
         </w:tc>
@@ -3807,7 +3824,7 @@
                 <w:color w:val="183758"/>
                 <w:sz w:val="15"/>
               </w:rPr>
-              <w:t>04</w:t>
+              <w:t>03-1</w:t>
             </w:r>
           </w:p>
         </w:tc>
@@ -3821,6 +3838,7 @@
               <w:bottom w:w="70" w:type="dxa"/>
               <w:end w:w="70" w:type="dxa"/>
             </w:tcMar>
+            <w:shd w:fill="FAFBFC"/>
           </w:tcPr>
           <w:p>
             <w:pPr>
@@ -3832,7 +3850,7 @@
                 <w:b w:val="0"/>
                 <w:sz w:val="15"/>
               </w:rPr>
-              <w:t>만들기 전에 검증하라 — 린 스타트업</w:t>
+              <w:t>비즈니스 모델 — 가치 제안</w:t>
             </w:r>
           </w:p>
         </w:tc>
@@ -3846,6 +3864,7 @@
               <w:bottom w:w="70" w:type="dxa"/>
               <w:end w:w="70" w:type="dxa"/>
             </w:tcMar>
+            <w:shd w:fill="FAFBFC"/>
           </w:tcPr>
           <w:p>
             <w:pPr>
@@ -3857,7 +3876,7 @@
                 <w:b w:val="0"/>
                 <w:sz w:val="15"/>
               </w:rPr>
-              <w:t>MVP → 고객 검증 → 측정·학습. 완제품부터 만들지 않고 작은 결과물로 시장 반응 확인</w:t>
+              <w:t>고객이 돈을 지불할 만한 명확한 이익이 무엇인지 설정</w:t>
             </w:r>
           </w:p>
         </w:tc>
@@ -3871,6 +3890,7 @@
               <w:bottom w:w="70" w:type="dxa"/>
               <w:end w:w="70" w:type="dxa"/>
             </w:tcMar>
+            <w:shd w:fill="FAFBFC"/>
           </w:tcPr>
           <w:p>
             <w:pPr>
@@ -3882,7 +3902,7 @@
                 <w:b w:val="0"/>
                 <w:sz w:val="15"/>
               </w:rPr>
-              <w:t>“완벽한 서비스부터 만들지 않습니다. 작은 버전을 먼저 내놓고 사람들이 정말 사용하는지를 봅니다.”</w:t>
+              <w:t>“이 서비스를 이용하면 고객에게 정확히 무엇이 좋아지는지를 한 문장으로 표현합니다.”</w:t>
             </w:r>
           </w:p>
         </w:tc>
@@ -3914,7 +3934,7 @@
                 <w:color w:val="183758"/>
                 <w:sz w:val="15"/>
               </w:rPr>
-              <w:t>04 사례</w:t>
+              <w:t>03-2</w:t>
             </w:r>
           </w:p>
         </w:tc>
@@ -3928,7 +3948,6 @@
               <w:bottom w:w="70" w:type="dxa"/>
               <w:end w:w="70" w:type="dxa"/>
             </w:tcMar>
-            <w:shd w:fill="FAFBFC"/>
           </w:tcPr>
           <w:p>
             <w:pPr>
@@ -3940,7 +3959,7 @@
                 <w:b w:val="0"/>
                 <w:sz w:val="15"/>
               </w:rPr>
-              <w:t>이 웹사이트 자체가 하나의 MVP</w:t>
+              <w:t>비즈니스 모델 — 고객·채널</w:t>
             </w:r>
           </w:p>
         </w:tc>
@@ -3954,7 +3973,6 @@
               <w:bottom w:w="70" w:type="dxa"/>
               <w:end w:w="70" w:type="dxa"/>
             </w:tcMar>
-            <w:shd w:fill="FAFBFC"/>
           </w:tcPr>
           <w:p>
             <w:pPr>
@@ -3966,7 +3984,7 @@
                 <w:b w:val="0"/>
                 <w:sz w:val="15"/>
               </w:rPr>
-              <w:t>현재 보고 있는 정적 홈페이지 자체를 MVP의 실제 예로 제시</w:t>
+              <w:t>타깃 고객과 검색·SNS·제휴·재방문 등 고객에게 도달하는 방법</w:t>
             </w:r>
           </w:p>
         </w:tc>
@@ -3980,7 +3998,6 @@
               <w:bottom w:w="70" w:type="dxa"/>
               <w:end w:w="70" w:type="dxa"/>
             </w:tcMar>
-            <w:shd w:fill="FAFBFC"/>
           </w:tcPr>
           <w:p>
             <w:pPr>
@@ -3992,7 +4009,7 @@
                 <w:b w:val="0"/>
                 <w:sz w:val="15"/>
               </w:rPr>
-              <w:t>“지금 보고 있는 이 홈페이지도 큰 시스템을 만들기 전에 아이디어를 먼저 보여준 MVP입니다.”</w:t>
+              <w:t>“좋은 상품이라도 누가 사는지, 어디서 그 사람을 만나는지가 필요합니다.”</w:t>
             </w:r>
           </w:p>
         </w:tc>
@@ -4024,7 +4041,7 @@
                 <w:color w:val="183758"/>
                 <w:sz w:val="15"/>
               </w:rPr>
-              <w:t>05</w:t>
+              <w:t>03-3</w:t>
             </w:r>
           </w:p>
         </w:tc>
@@ -4038,6 +4055,7 @@
               <w:bottom w:w="70" w:type="dxa"/>
               <w:end w:w="70" w:type="dxa"/>
             </w:tcMar>
+            <w:shd w:fill="FAFBFC"/>
           </w:tcPr>
           <w:p>
             <w:pPr>
@@ -4049,7 +4067,7 @@
                 <w:b w:val="0"/>
                 <w:sz w:val="15"/>
               </w:rPr>
-              <w:t>혼자 하지 않는다 — 창업 생태계와 지원</w:t>
+              <w:t>비즈니스 모델 — 수익 모델</w:t>
             </w:r>
           </w:p>
         </w:tc>
@@ -4063,6 +4081,7 @@
               <w:bottom w:w="70" w:type="dxa"/>
               <w:end w:w="70" w:type="dxa"/>
             </w:tcMar>
+            <w:shd w:fill="FAFBFC"/>
           </w:tcPr>
           <w:p>
             <w:pPr>
@@ -4074,7 +4093,7 @@
                 <w:b w:val="0"/>
                 <w:sz w:val="15"/>
               </w:rPr>
-              <w:t>한국관광공사 관광벤처 지원, 예비·초기창업지원, 창업보육·투자, 지역 관광기업지원센터 등</w:t>
+              <w:t>상품 판매, 중개 수수료, 구독, 광고, B2B 제휴 등 돈이 들어오는 구조</w:t>
             </w:r>
           </w:p>
         </w:tc>
@@ -4088,6 +4107,7 @@
               <w:bottom w:w="70" w:type="dxa"/>
               <w:end w:w="70" w:type="dxa"/>
             </w:tcMar>
+            <w:shd w:fill="FAFBFC"/>
           </w:tcPr>
           <w:p>
             <w:pPr>
@@ -4099,7 +4119,7 @@
                 <w:b w:val="0"/>
                 <w:sz w:val="15"/>
               </w:rPr>
-              <w:t>“창업은 자기 돈만 가지고 혼자 시작하는 것이 아닙니다. 지원금·보육·투자·지역 기관이라는 생태계가 있습니다.”</w:t>
+              <w:t>“좋은 관광 아이디어와 사업의 차이는 결국 수익 구조가 있느냐입니다.”</w:t>
             </w:r>
           </w:p>
         </w:tc>
@@ -4131,7 +4151,7 @@
                 <w:color w:val="183758"/>
                 <w:sz w:val="15"/>
               </w:rPr>
-              <w:t>06</w:t>
+              <w:t>04</w:t>
             </w:r>
           </w:p>
         </w:tc>
@@ -4145,7 +4165,6 @@
               <w:bottom w:w="70" w:type="dxa"/>
               <w:end w:w="70" w:type="dxa"/>
             </w:tcMar>
-            <w:shd w:fill="FAFBFC"/>
           </w:tcPr>
           <w:p>
             <w:pPr>
@@ -4157,7 +4176,7 @@
                 <w:b w:val="0"/>
                 <w:sz w:val="15"/>
               </w:rPr>
-              <w:t>이 사이트를 창업 사례로 읽기</w:t>
+              <w:t>만들기 전에 검증하라 — 린 스타트업</w:t>
             </w:r>
           </w:p>
         </w:tc>
@@ -4171,7 +4190,6 @@
               <w:bottom w:w="70" w:type="dxa"/>
               <w:end w:w="70" w:type="dxa"/>
             </w:tcMar>
-            <w:shd w:fill="FAFBFC"/>
           </w:tcPr>
           <w:p>
             <w:pPr>
@@ -4183,7 +4201,15 @@
                 <w:b w:val="0"/>
                 <w:sz w:val="15"/>
               </w:rPr>
-              <w:t>홈페이지 전체를 문제 정의 → 가치·콘텐츠 → 홍보 → 기술·데이터 → 수익·재방문 구조로 다시 읽음</w:t>
+              <w:t>MVP → 고객 검증 → 측정·학습. 완제품부터 만들지 않고 작은 결과물로 시장 반응 확인</w:t>
+            </w:r>
+            <w:r>
+              <w:rPr>
+                <w:rFonts w:ascii="NanumSquare" w:hAnsi="NanumSquare" w:eastAsia="NanumSquare"/>
+                <w:b w:val="0"/>
+                <w:sz w:val="15"/>
+              </w:rPr>
+              <w:t xml:space="preserve"> · PoC · 프로토타입 · MVP 비교와 PoC 다섯 단계 · KPI 핵심성과지표</w:t>
             </w:r>
           </w:p>
         </w:tc>
@@ -4197,7 +4223,6 @@
               <w:bottom w:w="70" w:type="dxa"/>
               <w:end w:w="70" w:type="dxa"/>
             </w:tcMar>
-            <w:shd w:fill="FAFBFC"/>
           </w:tcPr>
           <w:p>
             <w:pPr>
@@ -4209,7 +4234,7 @@
                 <w:b w:val="0"/>
                 <w:sz w:val="15"/>
               </w:rPr>
-              <w:t>“앞에서 배운 내용을 이 사이트 자체에 적용해 보겠습니다. 홈페이지 자체가 하나의 작은 사업 사례입니다.”</w:t>
+              <w:t>“완벽한 서비스부터 만들지 않습니다. 작은 버전을 먼저 내놓고 사람들이 정말 사용하는지를 봅니다.”</w:t>
             </w:r>
           </w:p>
         </w:tc>
@@ -4241,7 +4266,117 @@
                 <w:color w:val="183758"/>
                 <w:sz w:val="15"/>
               </w:rPr>
-              <w:t>사례 ①</w:t>
+              <w:t>04 사례</w:t>
+            </w:r>
+          </w:p>
+        </w:tc>
+        <w:tc>
+          <w:tcPr>
+            <w:tcW w:type="dxa" w:w="2948"/>
+            <w:vAlign w:val="top"/>
+            <w:tcMar>
+              <w:top w:w="70" w:type="dxa"/>
+              <w:start w:w="70" w:type="dxa"/>
+              <w:bottom w:w="70" w:type="dxa"/>
+              <w:end w:w="70" w:type="dxa"/>
+            </w:tcMar>
+            <w:shd w:fill="FAFBFC"/>
+          </w:tcPr>
+          <w:p>
+            <w:pPr>
+              <w:spacing w:after="30" w:line="240" w:lineRule="auto"/>
+            </w:pPr>
+            <w:r>
+              <w:rPr>
+                <w:rFonts w:ascii="NanumSquare" w:hAnsi="NanumSquare" w:eastAsia="NanumSquare"/>
+                <w:b w:val="0"/>
+                <w:sz w:val="15"/>
+              </w:rPr>
+              <w:t>이 웹사이트 자체가 하나의 MVP</w:t>
+            </w:r>
+          </w:p>
+        </w:tc>
+        <w:tc>
+          <w:tcPr>
+            <w:tcW w:type="dxa" w:w="4535"/>
+            <w:vAlign w:val="top"/>
+            <w:tcMar>
+              <w:top w:w="70" w:type="dxa"/>
+              <w:start w:w="70" w:type="dxa"/>
+              <w:bottom w:w="70" w:type="dxa"/>
+              <w:end w:w="70" w:type="dxa"/>
+            </w:tcMar>
+            <w:shd w:fill="FAFBFC"/>
+          </w:tcPr>
+          <w:p>
+            <w:pPr>
+              <w:spacing w:after="30" w:line="240" w:lineRule="auto"/>
+            </w:pPr>
+            <w:r>
+              <w:rPr>
+                <w:rFonts w:ascii="NanumSquare" w:hAnsi="NanumSquare" w:eastAsia="NanumSquare"/>
+                <w:b w:val="0"/>
+                <w:sz w:val="15"/>
+              </w:rPr>
+              <w:t>현재 보고 있는 정적 홈페이지 자체를 MVP의 실제 예로 제시</w:t>
+            </w:r>
+          </w:p>
+        </w:tc>
+        <w:tc>
+          <w:tcPr>
+            <w:tcW w:type="dxa" w:w="3118"/>
+            <w:vAlign w:val="top"/>
+            <w:tcMar>
+              <w:top w:w="70" w:type="dxa"/>
+              <w:start w:w="70" w:type="dxa"/>
+              <w:bottom w:w="70" w:type="dxa"/>
+              <w:end w:w="70" w:type="dxa"/>
+            </w:tcMar>
+            <w:shd w:fill="FAFBFC"/>
+          </w:tcPr>
+          <w:p>
+            <w:pPr>
+              <w:spacing w:after="30" w:line="240" w:lineRule="auto"/>
+            </w:pPr>
+            <w:r>
+              <w:rPr>
+                <w:rFonts w:ascii="NanumSquare" w:hAnsi="NanumSquare" w:eastAsia="NanumSquare"/>
+                <w:b w:val="0"/>
+                <w:sz w:val="15"/>
+              </w:rPr>
+              <w:t>“지금 보고 있는 이 홈페이지도 큰 시스템을 만들기 전에 아이디어를 먼저 보여준 MVP입니다.”</w:t>
+            </w:r>
+          </w:p>
+        </w:tc>
+      </w:tr>
+      <w:tr>
+        <w:trPr>
+          <w:cantSplit/>
+        </w:trPr>
+        <w:tc>
+          <w:tcPr>
+            <w:tcW w:type="dxa" w:w="1162"/>
+            <w:vAlign w:val="top"/>
+            <w:tcMar>
+              <w:top w:w="70" w:type="dxa"/>
+              <w:start w:w="70" w:type="dxa"/>
+              <w:bottom w:w="70" w:type="dxa"/>
+              <w:end w:w="70" w:type="dxa"/>
+            </w:tcMar>
+            <w:shd w:fill="EAF0F6"/>
+          </w:tcPr>
+          <w:p>
+            <w:pPr>
+              <w:spacing w:after="30" w:line="240" w:lineRule="auto"/>
+            </w:pPr>
+            <w:r>
+              <w:rPr>
+                <w:rFonts w:ascii="NanumSquare" w:hAnsi="NanumSquare" w:eastAsia="NanumSquare"/>
+                <w:b/>
+                <w:color w:val="183758"/>
+                <w:sz w:val="15"/>
+              </w:rPr>
+              <w:t>05</w:t>
             </w:r>
           </w:p>
         </w:tc>
@@ -4266,7 +4401,7 @@
                 <w:b w:val="0"/>
                 <w:sz w:val="15"/>
               </w:rPr>
-              <w:t>해커톤 사례 · 비건부산 (Busan Vegan Discovery)</w:t>
+              <w:t>혼자 하지 않는다 — 창업 생태계와 지원</w:t>
             </w:r>
           </w:p>
         </w:tc>
@@ -4291,7 +4426,15 @@
                 <w:b w:val="0"/>
                 <w:sz w:val="15"/>
               </w:rPr>
-              <w:t>비건 여행자의 정보 신뢰 문제 → 공식자료 기반 근거 카드 → 등급·신뢰도 체계 → 실제 라이브 MVP</w:t>
+              <w:t>한국관광공사 관광벤처 지원, 예비·초기창업지원, 창업보육·투자, 지역 관광기업지원센터 등</w:t>
+            </w:r>
+            <w:r>
+              <w:rPr>
+                <w:rFonts w:ascii="NanumSquare" w:hAnsi="NanumSquare" w:eastAsia="NanumSquare"/>
+                <w:b w:val="0"/>
+                <w:sz w:val="15"/>
+              </w:rPr>
+              <w:t xml:space="preserve"> · 범부처 예비창업패키지 · 「배우기」(어디서 배우고 누구에게 묻나)</w:t>
             </w:r>
           </w:p>
         </w:tc>
@@ -4316,7 +4459,1083 @@
                 <w:b w:val="0"/>
                 <w:sz w:val="15"/>
               </w:rPr>
-              <w:t>“첫 번째는 아이디어가 실제 웹서비스까지 만들어진 사례입니다.”</w:t>
+              <w:t>“창업은 자기 돈만 가지고 혼자 시작하는 것이 아닙니다. 지원금·보육·투자·지역 기관이라는 생태계가 있습니다.”</w:t>
+            </w:r>
+          </w:p>
+        </w:tc>
+      </w:tr>
+      <w:tr>
+        <w:trPr>
+          <w:cantSplit/>
+        </w:trPr>
+        <w:tc>
+          <w:tcPr>
+            <w:tcW w:type="dxa" w:w="1162"/>
+            <w:vAlign w:val="top"/>
+            <w:tcMar>
+              <w:top w:w="70" w:type="dxa"/>
+              <w:start w:w="70" w:type="dxa"/>
+              <w:bottom w:w="70" w:type="dxa"/>
+              <w:end w:w="70" w:type="dxa"/>
+            </w:tcMar>
+            <w:shd w:fill="EAF0F6"/>
+          </w:tcPr>
+          <w:p>
+            <w:pPr>
+              <w:spacing w:after="30" w:line="240" w:lineRule="auto"/>
+            </w:pPr>
+            <w:r>
+              <w:rPr>
+                <w:rFonts w:ascii="NanumSquare" w:hAnsi="NanumSquare" w:eastAsia="NanumSquare"/>
+                <w:b/>
+                <w:color w:val="183758"/>
+                <w:sz w:val="15"/>
+              </w:rPr>
+              <w:t>06</w:t>
+            </w:r>
+          </w:p>
+        </w:tc>
+        <w:tc>
+          <w:tcPr>
+            <w:tcW w:type="dxa" w:w="2948"/>
+            <w:vAlign w:val="top"/>
+            <w:tcMar>
+              <w:top w:w="70" w:type="dxa"/>
+              <w:start w:w="70" w:type="dxa"/>
+              <w:bottom w:w="70" w:type="dxa"/>
+              <w:end w:w="70" w:type="dxa"/>
+            </w:tcMar>
+            <w:shd w:fill="FAFBFC"/>
+          </w:tcPr>
+          <w:p>
+            <w:pPr>
+              <w:spacing w:after="30" w:line="240" w:lineRule="auto"/>
+            </w:pPr>
+            <w:r>
+              <w:rPr>
+                <w:rFonts w:ascii="NanumSquare" w:hAnsi="NanumSquare" w:eastAsia="NanumSquare"/>
+                <w:b w:val="0"/>
+                <w:sz w:val="15"/>
+              </w:rPr>
+              <w:t>이 사이트를 창업 사례로 읽기</w:t>
+            </w:r>
+          </w:p>
+        </w:tc>
+        <w:tc>
+          <w:tcPr>
+            <w:tcW w:type="dxa" w:w="4535"/>
+            <w:vAlign w:val="top"/>
+            <w:tcMar>
+              <w:top w:w="70" w:type="dxa"/>
+              <w:start w:w="70" w:type="dxa"/>
+              <w:bottom w:w="70" w:type="dxa"/>
+              <w:end w:w="70" w:type="dxa"/>
+            </w:tcMar>
+            <w:shd w:fill="FAFBFC"/>
+          </w:tcPr>
+          <w:p>
+            <w:pPr>
+              <w:spacing w:after="30" w:line="240" w:lineRule="auto"/>
+            </w:pPr>
+            <w:r>
+              <w:rPr>
+                <w:rFonts w:ascii="NanumSquare" w:hAnsi="NanumSquare" w:eastAsia="NanumSquare"/>
+                <w:b w:val="0"/>
+                <w:sz w:val="15"/>
+              </w:rPr>
+              <w:t>홈페이지 전체를 문제 정의 → 가치·콘텐츠 → 홍보 → 기술·데이터 → 수익·재방문 구조로 다시 읽음</w:t>
+            </w:r>
+          </w:p>
+        </w:tc>
+        <w:tc>
+          <w:tcPr>
+            <w:tcW w:type="dxa" w:w="3118"/>
+            <w:vAlign w:val="top"/>
+            <w:tcMar>
+              <w:top w:w="70" w:type="dxa"/>
+              <w:start w:w="70" w:type="dxa"/>
+              <w:bottom w:w="70" w:type="dxa"/>
+              <w:end w:w="70" w:type="dxa"/>
+            </w:tcMar>
+            <w:shd w:fill="FAFBFC"/>
+          </w:tcPr>
+          <w:p>
+            <w:pPr>
+              <w:spacing w:after="30" w:line="240" w:lineRule="auto"/>
+            </w:pPr>
+            <w:r>
+              <w:rPr>
+                <w:rFonts w:ascii="NanumSquare" w:hAnsi="NanumSquare" w:eastAsia="NanumSquare"/>
+                <w:b w:val="0"/>
+                <w:sz w:val="15"/>
+              </w:rPr>
+              <w:t>“앞에서 배운 내용을 이 사이트 자체에 적용해 보겠습니다. 홈페이지 자체가 하나의 작은 사업 사례입니다.”</w:t>
+            </w:r>
+          </w:p>
+        </w:tc>
+      </w:tr>
+      <w:tr>
+        <w:trPr>
+          <w:cantSplit/>
+        </w:trPr>
+        <w:tc>
+          <w:tcPr>
+            <w:tcW w:type="dxa" w:w="1162"/>
+            <w:vAlign w:val="top"/>
+            <w:tcMar>
+              <w:top w:w="70" w:type="dxa"/>
+              <w:start w:w="70" w:type="dxa"/>
+              <w:bottom w:w="70" w:type="dxa"/>
+              <w:end w:w="70" w:type="dxa"/>
+            </w:tcMar>
+            <w:shd w:fill="EAF0F6"/>
+          </w:tcPr>
+          <w:p>
+            <w:pPr>
+              <w:spacing w:after="30" w:line="240" w:lineRule="auto"/>
+            </w:pPr>
+            <w:r>
+              <w:rPr>
+                <w:rFonts w:ascii="NanumSquare" w:hAnsi="NanumSquare" w:eastAsia="NanumSquare"/>
+                <w:b/>
+                <w:color w:val="183758"/>
+                <w:sz w:val="15"/>
+              </w:rPr>
+              <w:t xml:space="preserve">파트 04</w:t>
+            </w:r>
+          </w:p>
+        </w:tc>
+        <w:tc>
+          <w:tcPr>
+            <w:tcW w:type="dxa" w:w="2948"/>
+            <w:vAlign w:val="top"/>
+            <w:tcMar>
+              <w:top w:w="70" w:type="dxa"/>
+              <w:start w:w="70" w:type="dxa"/>
+              <w:bottom w:w="70" w:type="dxa"/>
+              <w:end w:w="70" w:type="dxa"/>
+            </w:tcMar>
+          </w:tcPr>
+          <w:p>
+            <w:pPr>
+              <w:spacing w:after="30" w:line="240" w:lineRule="auto"/>
+            </w:pPr>
+            <w:r>
+              <w:rPr>
+                <w:rFonts w:ascii="NanumSquare" w:hAnsi="NanumSquare" w:eastAsia="NanumSquare"/>
+                <w:b w:val="0"/>
+                <w:sz w:val="15"/>
+              </w:rPr>
+              <w:t xml:space="preserve">어디에 내는가</w:t>
+            </w:r>
+          </w:p>
+        </w:tc>
+        <w:tc>
+          <w:tcPr>
+            <w:tcW w:type="dxa" w:w="4535"/>
+            <w:vAlign w:val="top"/>
+            <w:tcMar>
+              <w:top w:w="70" w:type="dxa"/>
+              <w:start w:w="70" w:type="dxa"/>
+              <w:bottom w:w="70" w:type="dxa"/>
+              <w:end w:w="70" w:type="dxa"/>
+            </w:tcMar>
+          </w:tcPr>
+          <w:p>
+            <w:pPr>
+              <w:spacing w:after="30" w:line="240" w:lineRule="auto"/>
+            </w:pPr>
+            <w:r>
+              <w:rPr>
+                <w:rFonts w:ascii="NanumSquare" w:hAnsi="NanumSquare" w:eastAsia="NanumSquare"/>
+                <w:b w:val="0"/>
+                <w:sz w:val="15"/>
+              </w:rPr>
+              <w:t xml:space="preserve">관광벤처(문체부 · 관광공사) · 지자체 관광 스타트업 · 로컬크리에이터(중기부) 세 갈래 — 같은 아이템으로 여러 문을 두드림</w:t>
+            </w:r>
+          </w:p>
+        </w:tc>
+        <w:tc>
+          <w:tcPr>
+            <w:tcW w:type="dxa" w:w="3118"/>
+            <w:vAlign w:val="top"/>
+            <w:tcMar>
+              <w:top w:w="70" w:type="dxa"/>
+              <w:start w:w="70" w:type="dxa"/>
+              <w:bottom w:w="70" w:type="dxa"/>
+              <w:end w:w="70" w:type="dxa"/>
+            </w:tcMar>
+          </w:tcPr>
+          <w:p>
+            <w:pPr>
+              <w:spacing w:after="30" w:line="240" w:lineRule="auto"/>
+            </w:pPr>
+            <w:r>
+              <w:rPr>
+                <w:rFonts w:ascii="NanumSquare" w:hAnsi="NanumSquare" w:eastAsia="NanumSquare"/>
+                <w:b w:val="0"/>
+                <w:sz w:val="15"/>
+              </w:rPr>
+              <w:t xml:space="preserve">“같은 아이템으로 낼 곳이 여러 개입니다. 무엇을 묻는지는 거의 같습니다.”</w:t>
+            </w:r>
+          </w:p>
+        </w:tc>
+      </w:tr>
+      <w:tr>
+        <w:trPr>
+          <w:cantSplit/>
+        </w:trPr>
+        <w:tc>
+          <w:tcPr>
+            <w:tcW w:type="dxa" w:w="1162"/>
+            <w:vAlign w:val="top"/>
+            <w:tcMar>
+              <w:top w:w="70" w:type="dxa"/>
+              <w:start w:w="70" w:type="dxa"/>
+              <w:bottom w:w="70" w:type="dxa"/>
+              <w:end w:w="70" w:type="dxa"/>
+            </w:tcMar>
+            <w:shd w:fill="EAF0F6"/>
+          </w:tcPr>
+          <w:p>
+            <w:pPr>
+              <w:spacing w:after="30" w:line="240" w:lineRule="auto"/>
+            </w:pPr>
+            <w:r>
+              <w:rPr>
+                <w:rFonts w:ascii="NanumSquare" w:hAnsi="NanumSquare" w:eastAsia="NanumSquare"/>
+                <w:b/>
+                <w:color w:val="183758"/>
+                <w:sz w:val="15"/>
+              </w:rPr>
+              <w:t>공모 ①</w:t>
+            </w:r>
+          </w:p>
+        </w:tc>
+        <w:tc>
+          <w:tcPr>
+            <w:tcW w:type="dxa" w:w="2948"/>
+            <w:vAlign w:val="top"/>
+            <w:tcMar>
+              <w:top w:w="70" w:type="dxa"/>
+              <w:start w:w="70" w:type="dxa"/>
+              <w:bottom w:w="70" w:type="dxa"/>
+              <w:end w:w="70" w:type="dxa"/>
+            </w:tcMar>
+            <w:shd w:fill="FAFBFC"/>
+          </w:tcPr>
+          <w:p>
+            <w:pPr>
+              <w:spacing w:after="30" w:line="240" w:lineRule="auto"/>
+            </w:pPr>
+            <w:r>
+              <w:rPr>
+                <w:rFonts w:ascii="NanumSquare" w:hAnsi="NanumSquare" w:eastAsia="NanumSquare"/>
+                <w:b w:val="0"/>
+                <w:sz w:val="15"/>
+              </w:rPr>
+              <w:t>사례로 보는 · 예비관광벤처 사업공모</w:t>
+            </w:r>
+          </w:p>
+        </w:tc>
+        <w:tc>
+          <w:tcPr>
+            <w:tcW w:type="dxa" w:w="4535"/>
+            <w:vAlign w:val="top"/>
+            <w:tcMar>
+              <w:top w:w="70" w:type="dxa"/>
+              <w:start w:w="70" w:type="dxa"/>
+              <w:bottom w:w="70" w:type="dxa"/>
+              <w:end w:w="70" w:type="dxa"/>
+            </w:tcMar>
+            <w:shd w:fill="FAFBFC"/>
+          </w:tcPr>
+          <w:p>
+            <w:pPr>
+              <w:spacing w:after="30" w:line="240" w:lineRule="auto"/>
+            </w:pPr>
+            <w:r>
+              <w:rPr>
+                <w:rFonts w:ascii="NanumSquare" w:hAnsi="NanumSquare" w:eastAsia="NanumSquare"/>
+                <w:b w:val="0"/>
+                <w:sz w:val="15"/>
+              </w:rPr>
+              <w:t>사업자등록이 없는 예비창업자 대상. 관광체험서비스·실감형 콘텐츠·관광인프라·관광딥테크. 사업계획서 중심 평가</w:t>
+            </w:r>
+          </w:p>
+        </w:tc>
+        <w:tc>
+          <w:tcPr>
+            <w:tcW w:type="dxa" w:w="3118"/>
+            <w:vAlign w:val="top"/>
+            <w:tcMar>
+              <w:top w:w="70" w:type="dxa"/>
+              <w:start w:w="70" w:type="dxa"/>
+              <w:bottom w:w="70" w:type="dxa"/>
+              <w:end w:w="70" w:type="dxa"/>
+            </w:tcMar>
+            <w:shd w:fill="FAFBFC"/>
+          </w:tcPr>
+          <w:p>
+            <w:pPr>
+              <w:spacing w:after="30" w:line="240" w:lineRule="auto"/>
+            </w:pPr>
+            <w:r>
+              <w:rPr>
+                <w:rFonts w:ascii="NanumSquare" w:hAnsi="NanumSquare" w:eastAsia="NanumSquare"/>
+                <w:b w:val="0"/>
+                <w:sz w:val="15"/>
+              </w:rPr>
+              <w:t>“그럼 이제 아이디어를 실제로 어디에 낼 수 있는지 보겠습니다. 가장 대표적인 관광 창업 진입로입니다.”</w:t>
+            </w:r>
+          </w:p>
+        </w:tc>
+      </w:tr>
+      <w:tr>
+        <w:trPr>
+          <w:cantSplit/>
+        </w:trPr>
+        <w:tc>
+          <w:tcPr>
+            <w:tcW w:type="dxa" w:w="1162"/>
+            <w:vAlign w:val="top"/>
+            <w:tcMar>
+              <w:top w:w="70" w:type="dxa"/>
+              <w:start w:w="70" w:type="dxa"/>
+              <w:bottom w:w="70" w:type="dxa"/>
+              <w:end w:w="70" w:type="dxa"/>
+            </w:tcMar>
+          </w:tcPr>
+          <w:p>
+            <w:pPr>
+              <w:spacing w:after="30" w:line="240" w:lineRule="auto"/>
+            </w:pPr>
+            <w:r>
+              <w:rPr>
+                <w:rFonts w:ascii="NanumSquare" w:hAnsi="NanumSquare" w:eastAsia="NanumSquare"/>
+                <w:b w:val="0"/>
+                <w:sz w:val="15"/>
+              </w:rPr>
+            </w:r>
+          </w:p>
+        </w:tc>
+        <w:tc>
+          <w:tcPr>
+            <w:tcW w:type="dxa" w:w="2948"/>
+            <w:vAlign w:val="top"/>
+            <w:tcMar>
+              <w:top w:w="70" w:type="dxa"/>
+              <w:start w:w="70" w:type="dxa"/>
+              <w:bottom w:w="70" w:type="dxa"/>
+              <w:end w:w="70" w:type="dxa"/>
+            </w:tcMar>
+          </w:tcPr>
+          <w:p>
+            <w:pPr>
+              <w:spacing w:after="30" w:line="240" w:lineRule="auto"/>
+            </w:pPr>
+            <w:r>
+              <w:rPr>
+                <w:rFonts w:ascii="NanumSquare" w:hAnsi="NanumSquare" w:eastAsia="NanumSquare"/>
+                <w:b w:val="0"/>
+                <w:sz w:val="15"/>
+              </w:rPr>
+              <w:t>문제 정의 → BM → 시장검증 → 사업계획서</w:t>
+            </w:r>
+          </w:p>
+        </w:tc>
+        <w:tc>
+          <w:tcPr>
+            <w:tcW w:type="dxa" w:w="4535"/>
+            <w:vAlign w:val="top"/>
+            <w:tcMar>
+              <w:top w:w="70" w:type="dxa"/>
+              <w:start w:w="70" w:type="dxa"/>
+              <w:bottom w:w="70" w:type="dxa"/>
+              <w:end w:w="70" w:type="dxa"/>
+            </w:tcMar>
+          </w:tcPr>
+          <w:p>
+            <w:pPr>
+              <w:spacing w:after="30" w:line="240" w:lineRule="auto"/>
+            </w:pPr>
+            <w:r>
+              <w:rPr>
+                <w:rFonts w:ascii="NanumSquare" w:hAnsi="NanumSquare" w:eastAsia="NanumSquare"/>
+                <w:b w:val="0"/>
+                <w:sz w:val="15"/>
+              </w:rPr>
+              <w:t>앞서 학습한 02~04의 흐름이 실제 공모 사업계획서 구조와 연결됨</w:t>
+            </w:r>
+          </w:p>
+        </w:tc>
+        <w:tc>
+          <w:tcPr>
+            <w:tcW w:type="dxa" w:w="3118"/>
+            <w:vAlign w:val="top"/>
+            <w:tcMar>
+              <w:top w:w="70" w:type="dxa"/>
+              <w:start w:w="70" w:type="dxa"/>
+              <w:bottom w:w="70" w:type="dxa"/>
+              <w:end w:w="70" w:type="dxa"/>
+            </w:tcMar>
+          </w:tcPr>
+          <w:p>
+            <w:pPr>
+              <w:spacing w:after="30" w:line="240" w:lineRule="auto"/>
+            </w:pPr>
+            <w:r>
+              <w:rPr>
+                <w:rFonts w:ascii="NanumSquare" w:hAnsi="NanumSquare" w:eastAsia="NanumSquare"/>
+                <w:b w:val="0"/>
+                <w:sz w:val="15"/>
+              </w:rPr>
+              <w:t>“앞에서 공부했던 내용이 그냥 이론이 아니라 실제 지원서가 됩니다.”</w:t>
+            </w:r>
+          </w:p>
+        </w:tc>
+      </w:tr>
+      <w:tr>
+        <w:trPr>
+          <w:cantSplit/>
+        </w:trPr>
+        <w:tc>
+          <w:tcPr>
+            <w:tcW w:type="dxa" w:w="1162"/>
+            <w:vAlign w:val="top"/>
+            <w:tcMar>
+              <w:top w:w="70" w:type="dxa"/>
+              <w:start w:w="70" w:type="dxa"/>
+              <w:bottom w:w="70" w:type="dxa"/>
+              <w:end w:w="70" w:type="dxa"/>
+            </w:tcMar>
+            <w:shd w:fill="EAF0F6"/>
+          </w:tcPr>
+          <w:p>
+            <w:pPr>
+              <w:spacing w:after="30" w:line="240" w:lineRule="auto"/>
+            </w:pPr>
+            <w:r>
+              <w:rPr>
+                <w:rFonts w:ascii="NanumSquare" w:hAnsi="NanumSquare" w:eastAsia="NanumSquare"/>
+                <w:b/>
+                <w:color w:val="183758"/>
+                <w:sz w:val="15"/>
+              </w:rPr>
+              <w:t>공모 ②</w:t>
+            </w:r>
+          </w:p>
+        </w:tc>
+        <w:tc>
+          <w:tcPr>
+            <w:tcW w:type="dxa" w:w="2948"/>
+            <w:vAlign w:val="top"/>
+            <w:tcMar>
+              <w:top w:w="70" w:type="dxa"/>
+              <w:start w:w="70" w:type="dxa"/>
+              <w:bottom w:w="70" w:type="dxa"/>
+              <w:end w:w="70" w:type="dxa"/>
+            </w:tcMar>
+            <w:shd w:fill="FAFBFC"/>
+          </w:tcPr>
+          <w:p>
+            <w:pPr>
+              <w:spacing w:after="30" w:line="240" w:lineRule="auto"/>
+            </w:pPr>
+            <w:r>
+              <w:rPr>
+                <w:rFonts w:ascii="NanumSquare" w:hAnsi="NanumSquare" w:eastAsia="NanumSquare"/>
+                <w:b w:val="0"/>
+                <w:sz w:val="15"/>
+              </w:rPr>
+              <w:t>지금 바로 낼 수 있는 공모 · 관광데이터 활용 공모전</w:t>
+            </w:r>
+          </w:p>
+        </w:tc>
+        <w:tc>
+          <w:tcPr>
+            <w:tcW w:type="dxa" w:w="4535"/>
+            <w:vAlign w:val="top"/>
+            <w:tcMar>
+              <w:top w:w="70" w:type="dxa"/>
+              <w:start w:w="70" w:type="dxa"/>
+              <w:bottom w:w="70" w:type="dxa"/>
+              <w:end w:w="70" w:type="dxa"/>
+            </w:tcMar>
+            <w:shd w:fill="FAFBFC"/>
+          </w:tcPr>
+          <w:p>
+            <w:pPr>
+              <w:spacing w:after="30" w:line="240" w:lineRule="auto"/>
+            </w:pPr>
+            <w:r>
+              <w:rPr>
+                <w:rFonts w:ascii="NanumSquare" w:hAnsi="NanumSquare" w:eastAsia="NanumSquare"/>
+                <w:b w:val="0"/>
+                <w:sz w:val="15"/>
+              </w:rPr>
+              <w:t>TourAPI 활용. 웹·앱 개발, 생성형 AI 관광 프롬프톤, 웹·앱 구현 등. 결과물을 직접 만드는 공모</w:t>
+            </w:r>
+          </w:p>
+        </w:tc>
+        <w:tc>
+          <w:tcPr>
+            <w:tcW w:type="dxa" w:w="3118"/>
+            <w:vAlign w:val="top"/>
+            <w:tcMar>
+              <w:top w:w="70" w:type="dxa"/>
+              <w:start w:w="70" w:type="dxa"/>
+              <w:bottom w:w="70" w:type="dxa"/>
+              <w:end w:w="70" w:type="dxa"/>
+            </w:tcMar>
+            <w:shd w:fill="FAFBFC"/>
+          </w:tcPr>
+          <w:p>
+            <w:pPr>
+              <w:spacing w:after="30" w:line="240" w:lineRule="auto"/>
+            </w:pPr>
+            <w:r>
+              <w:rPr>
+                <w:rFonts w:ascii="NanumSquare" w:hAnsi="NanumSquare" w:eastAsia="NanumSquare"/>
+                <w:b w:val="0"/>
+                <w:sz w:val="15"/>
+              </w:rPr>
+              <w:t>“사업체가 없어도 참가할 수 있는 보다 현실적인 출발점입니다. 데이터를 활용해 무언가를 만들어 내면 됩니다.”</w:t>
+            </w:r>
+          </w:p>
+        </w:tc>
+      </w:tr>
+      <w:tr>
+        <w:trPr>
+          <w:cantSplit/>
+        </w:trPr>
+        <w:tc>
+          <w:tcPr>
+            <w:tcW w:type="dxa" w:w="1162"/>
+            <w:vAlign w:val="top"/>
+            <w:tcMar>
+              <w:top w:w="70" w:type="dxa"/>
+              <w:start w:w="70" w:type="dxa"/>
+              <w:bottom w:w="70" w:type="dxa"/>
+              <w:end w:w="70" w:type="dxa"/>
+            </w:tcMar>
+          </w:tcPr>
+          <w:p>
+            <w:pPr>
+              <w:spacing w:after="30" w:line="240" w:lineRule="auto"/>
+            </w:pPr>
+            <w:r>
+              <w:rPr>
+                <w:rFonts w:ascii="NanumSquare" w:hAnsi="NanumSquare" w:eastAsia="NanumSquare"/>
+                <w:b w:val="0"/>
+                <w:sz w:val="15"/>
+              </w:rPr>
+            </w:r>
+          </w:p>
+        </w:tc>
+        <w:tc>
+          <w:tcPr>
+            <w:tcW w:type="dxa" w:w="2948"/>
+            <w:vAlign w:val="top"/>
+            <w:tcMar>
+              <w:top w:w="70" w:type="dxa"/>
+              <w:start w:w="70" w:type="dxa"/>
+              <w:bottom w:w="70" w:type="dxa"/>
+              <w:end w:w="70" w:type="dxa"/>
+            </w:tcMar>
+          </w:tcPr>
+          <w:p>
+            <w:pPr>
+              <w:spacing w:after="30" w:line="240" w:lineRule="auto"/>
+            </w:pPr>
+            <w:r>
+              <w:rPr>
+                <w:rFonts w:ascii="NanumSquare" w:hAnsi="NanumSquare" w:eastAsia="NanumSquare"/>
+                <w:b w:val="0"/>
+                <w:sz w:val="15"/>
+              </w:rPr>
+              <w:t>수업과의 연결</w:t>
+            </w:r>
+          </w:p>
+        </w:tc>
+        <w:tc>
+          <w:tcPr>
+            <w:tcW w:type="dxa" w:w="4535"/>
+            <w:vAlign w:val="top"/>
+            <w:tcMar>
+              <w:top w:w="70" w:type="dxa"/>
+              <w:start w:w="70" w:type="dxa"/>
+              <w:bottom w:w="70" w:type="dxa"/>
+              <w:end w:w="70" w:type="dxa"/>
+            </w:tcMar>
+          </w:tcPr>
+          <w:p>
+            <w:pPr>
+              <w:spacing w:after="30" w:line="240" w:lineRule="auto"/>
+            </w:pPr>
+            <w:r>
+              <w:rPr>
+                <w:rFonts w:ascii="NanumSquare" w:hAnsi="NanumSquare" w:eastAsia="NanumSquare"/>
+                <w:b w:val="0"/>
+                <w:sz w:val="15"/>
+              </w:rPr>
+              <w:t>빅데이터 분석 + 웹 제작 + 문제 정의를 합쳐 공모전 출품작으로 연결</w:t>
+            </w:r>
+          </w:p>
+        </w:tc>
+        <w:tc>
+          <w:tcPr>
+            <w:tcW w:type="dxa" w:w="3118"/>
+            <w:vAlign w:val="top"/>
+            <w:tcMar>
+              <w:top w:w="70" w:type="dxa"/>
+              <w:start w:w="70" w:type="dxa"/>
+              <w:bottom w:w="70" w:type="dxa"/>
+              <w:end w:w="70" w:type="dxa"/>
+            </w:tcMar>
+          </w:tcPr>
+          <w:p>
+            <w:pPr>
+              <w:spacing w:after="30" w:line="240" w:lineRule="auto"/>
+            </w:pPr>
+            <w:r>
+              <w:rPr>
+                <w:rFonts w:ascii="NanumSquare" w:hAnsi="NanumSquare" w:eastAsia="NanumSquare"/>
+                <w:b w:val="0"/>
+                <w:sz w:val="15"/>
+              </w:rPr>
+              <w:t>“수업에서 데이터 분석하고 웹을 만들었다면 그것 자체가 공모전 결과물이 될 수 있습니다.”</w:t>
+            </w:r>
+          </w:p>
+        </w:tc>
+      </w:tr>
+      <w:tr>
+        <w:trPr>
+          <w:cantSplit/>
+        </w:trPr>
+        <w:tc>
+          <w:tcPr>
+            <w:tcW w:type="dxa" w:w="1162"/>
+            <w:vAlign w:val="top"/>
+            <w:tcMar>
+              <w:top w:w="70" w:type="dxa"/>
+              <w:start w:w="70" w:type="dxa"/>
+              <w:bottom w:w="70" w:type="dxa"/>
+              <w:end w:w="70" w:type="dxa"/>
+            </w:tcMar>
+            <w:shd w:fill="EAF0F6"/>
+          </w:tcPr>
+          <w:p>
+            <w:pPr>
+              <w:spacing w:after="30" w:line="240" w:lineRule="auto"/>
+            </w:pPr>
+            <w:r>
+              <w:rPr>
+                <w:rFonts w:ascii="NanumSquare" w:hAnsi="NanumSquare" w:eastAsia="NanumSquare"/>
+                <w:b/>
+                <w:color w:val="183758"/>
+                <w:sz w:val="15"/>
+              </w:rPr>
+              <w:t>공모 ③</w:t>
+            </w:r>
+          </w:p>
+        </w:tc>
+        <w:tc>
+          <w:tcPr>
+            <w:tcW w:type="dxa" w:w="2948"/>
+            <w:vAlign w:val="top"/>
+            <w:tcMar>
+              <w:top w:w="70" w:type="dxa"/>
+              <w:start w:w="70" w:type="dxa"/>
+              <w:bottom w:w="70" w:type="dxa"/>
+              <w:end w:w="70" w:type="dxa"/>
+            </w:tcMar>
+            <w:shd w:fill="FAFBFC"/>
+          </w:tcPr>
+          <w:p>
+            <w:pPr>
+              <w:spacing w:after="30" w:line="240" w:lineRule="auto"/>
+            </w:pPr>
+            <w:r>
+              <w:rPr>
+                <w:rFonts w:ascii="NanumSquare" w:hAnsi="NanumSquare" w:eastAsia="NanumSquare"/>
+                <w:b w:val="0"/>
+                <w:sz w:val="15"/>
+              </w:rPr>
+              <w:t>한 단계 위의 공모 · 정부 R&amp;D 「문화체육관광 연구개발」</w:t>
+            </w:r>
+          </w:p>
+        </w:tc>
+        <w:tc>
+          <w:tcPr>
+            <w:tcW w:type="dxa" w:w="4535"/>
+            <w:vAlign w:val="top"/>
+            <w:tcMar>
+              <w:top w:w="70" w:type="dxa"/>
+              <w:start w:w="70" w:type="dxa"/>
+              <w:bottom w:w="70" w:type="dxa"/>
+              <w:end w:w="70" w:type="dxa"/>
+            </w:tcMar>
+            <w:shd w:fill="FAFBFC"/>
+          </w:tcPr>
+          <w:p>
+            <w:pPr>
+              <w:spacing w:after="30" w:line="240" w:lineRule="auto"/>
+            </w:pPr>
+            <w:r>
+              <w:rPr>
+                <w:rFonts w:ascii="NanumSquare" w:hAnsi="NanumSquare" w:eastAsia="NanumSquare"/>
+                <w:b w:val="0"/>
+                <w:sz w:val="15"/>
+              </w:rPr>
+              <w:t>기업·대학·연구소 중심의 정부 R&amp;D. AI 기반 관광혁신 등 정부가 미래 관광에서 투자하려는 방향 확인</w:t>
+            </w:r>
+          </w:p>
+        </w:tc>
+        <w:tc>
+          <w:tcPr>
+            <w:tcW w:type="dxa" w:w="3118"/>
+            <w:vAlign w:val="top"/>
+            <w:tcMar>
+              <w:top w:w="70" w:type="dxa"/>
+              <w:start w:w="70" w:type="dxa"/>
+              <w:bottom w:w="70" w:type="dxa"/>
+              <w:end w:w="70" w:type="dxa"/>
+            </w:tcMar>
+            <w:shd w:fill="FAFBFC"/>
+          </w:tcPr>
+          <w:p>
+            <w:pPr>
+              <w:spacing w:after="30" w:line="240" w:lineRule="auto"/>
+            </w:pPr>
+            <w:r>
+              <w:rPr>
+                <w:rFonts w:ascii="NanumSquare" w:hAnsi="NanumSquare" w:eastAsia="NanumSquare"/>
+                <w:b w:val="0"/>
+                <w:sz w:val="15"/>
+              </w:rPr>
+              <w:t>“당장 지원하지 않더라도 꼭 봐야 합니다. 정부가 앞으로 어떤 관광 분야에 돈을 쓰는지를 알 수 있기 때문입니다.”</w:t>
+            </w:r>
+          </w:p>
+        </w:tc>
+      </w:tr>
+      <w:tr>
+        <w:trPr>
+          <w:cantSplit/>
+        </w:trPr>
+        <w:tc>
+          <w:tcPr>
+            <w:tcW w:type="dxa" w:w="1162"/>
+            <w:vAlign w:val="top"/>
+            <w:tcMar>
+              <w:top w:w="70" w:type="dxa"/>
+              <w:start w:w="70" w:type="dxa"/>
+              <w:bottom w:w="70" w:type="dxa"/>
+              <w:end w:w="70" w:type="dxa"/>
+            </w:tcMar>
+          </w:tcPr>
+          <w:p>
+            <w:pPr>
+              <w:spacing w:after="30" w:line="240" w:lineRule="auto"/>
+            </w:pPr>
+            <w:r>
+              <w:rPr>
+                <w:rFonts w:ascii="NanumSquare" w:hAnsi="NanumSquare" w:eastAsia="NanumSquare"/>
+                <w:b w:val="0"/>
+                <w:sz w:val="15"/>
+              </w:rPr>
+            </w:r>
+          </w:p>
+        </w:tc>
+        <w:tc>
+          <w:tcPr>
+            <w:tcW w:type="dxa" w:w="2948"/>
+            <w:vAlign w:val="top"/>
+            <w:tcMar>
+              <w:top w:w="70" w:type="dxa"/>
+              <w:start w:w="70" w:type="dxa"/>
+              <w:bottom w:w="70" w:type="dxa"/>
+              <w:end w:w="70" w:type="dxa"/>
+            </w:tcMar>
+          </w:tcPr>
+          <w:p>
+            <w:pPr>
+              <w:spacing w:after="30" w:line="240" w:lineRule="auto"/>
+            </w:pPr>
+            <w:r>
+              <w:rPr>
+                <w:rFonts w:ascii="NanumSquare" w:hAnsi="NanumSquare" w:eastAsia="NanumSquare"/>
+                <w:b w:val="0"/>
+                <w:sz w:val="15"/>
+              </w:rPr>
+              <w:t>R&amp;D 공고 읽는 법</w:t>
+            </w:r>
+          </w:p>
+        </w:tc>
+        <w:tc>
+          <w:tcPr>
+            <w:tcW w:type="dxa" w:w="4535"/>
+            <w:vAlign w:val="top"/>
+            <w:tcMar>
+              <w:top w:w="70" w:type="dxa"/>
+              <w:start w:w="70" w:type="dxa"/>
+              <w:bottom w:w="70" w:type="dxa"/>
+              <w:end w:w="70" w:type="dxa"/>
+            </w:tcMar>
+          </w:tcPr>
+          <w:p>
+            <w:pPr>
+              <w:spacing w:after="30" w:line="240" w:lineRule="auto"/>
+            </w:pPr>
+            <w:r>
+              <w:rPr>
+                <w:rFonts w:ascii="NanumSquare" w:hAnsi="NanumSquare" w:eastAsia="NanumSquare"/>
+                <w:b w:val="0"/>
+                <w:sz w:val="15"/>
+              </w:rPr>
+              <w:t>추진계획 예고 → 공고 → 계획서 접수 → 평가 → 수행. 미래 관광 트렌드와 취업·연구 분야 탐색에 활용</w:t>
+            </w:r>
+          </w:p>
+        </w:tc>
+        <w:tc>
+          <w:tcPr>
+            <w:tcW w:type="dxa" w:w="3118"/>
+            <w:vAlign w:val="top"/>
+            <w:tcMar>
+              <w:top w:w="70" w:type="dxa"/>
+              <w:start w:w="70" w:type="dxa"/>
+              <w:bottom w:w="70" w:type="dxa"/>
+              <w:end w:w="70" w:type="dxa"/>
+            </w:tcMar>
+          </w:tcPr>
+          <w:p>
+            <w:pPr>
+              <w:spacing w:after="30" w:line="240" w:lineRule="auto"/>
+            </w:pPr>
+            <w:r>
+              <w:rPr>
+                <w:rFonts w:ascii="NanumSquare" w:hAnsi="NanumSquare" w:eastAsia="NanumSquare"/>
+                <w:b w:val="0"/>
+                <w:sz w:val="15"/>
+              </w:rPr>
+              <w:t>“PRISM이 이미 수행한 연구라면 R&amp;D 공고는 앞으로 수행할 연구라고 생각하면 됩니다.”</w:t>
+            </w:r>
+          </w:p>
+        </w:tc>
+      </w:tr>
+      <w:tr>
+        <w:trPr>
+          <w:cantSplit/>
+        </w:trPr>
+        <w:tc>
+          <w:tcPr>
+            <w:tcW w:type="dxa" w:w="1162"/>
+            <w:vAlign w:val="top"/>
+            <w:tcMar>
+              <w:top w:w="70" w:type="dxa"/>
+              <w:start w:w="70" w:type="dxa"/>
+              <w:bottom w:w="70" w:type="dxa"/>
+              <w:end w:w="70" w:type="dxa"/>
+            </w:tcMar>
+            <w:shd w:fill="EAF0F6"/>
+          </w:tcPr>
+          <w:p>
+            <w:pPr>
+              <w:spacing w:after="30" w:line="240" w:lineRule="auto"/>
+            </w:pPr>
+            <w:r>
+              <w:rPr>
+                <w:rFonts w:ascii="NanumSquare" w:hAnsi="NanumSquare" w:eastAsia="NanumSquare"/>
+                <w:b/>
+                <w:color w:val="183758"/>
+                <w:sz w:val="15"/>
+              </w:rPr>
+              <w:t>지역공모 ①</w:t>
+            </w:r>
+          </w:p>
+        </w:tc>
+        <w:tc>
+          <w:tcPr>
+            <w:tcW w:type="dxa" w:w="2948"/>
+            <w:vAlign w:val="top"/>
+            <w:tcMar>
+              <w:top w:w="70" w:type="dxa"/>
+              <w:start w:w="70" w:type="dxa"/>
+              <w:bottom w:w="70" w:type="dxa"/>
+              <w:end w:w="70" w:type="dxa"/>
+            </w:tcMar>
+            <w:shd w:fill="FAFBFC"/>
+          </w:tcPr>
+          <w:p>
+            <w:pPr>
+              <w:spacing w:after="30" w:line="240" w:lineRule="auto"/>
+            </w:pPr>
+            <w:r>
+              <w:rPr>
+                <w:rFonts w:ascii="NanumSquare" w:hAnsi="NanumSquare" w:eastAsia="NanumSquare"/>
+                <w:b w:val="0"/>
+                <w:sz w:val="15"/>
+              </w:rPr>
+              <w:t>경주 황오동 원도심</w:t>
+            </w:r>
+          </w:p>
+        </w:tc>
+        <w:tc>
+          <w:tcPr>
+            <w:tcW w:type="dxa" w:w="4535"/>
+            <w:vAlign w:val="top"/>
+            <w:tcMar>
+              <w:top w:w="70" w:type="dxa"/>
+              <w:start w:w="70" w:type="dxa"/>
+              <w:bottom w:w="70" w:type="dxa"/>
+              <w:end w:w="70" w:type="dxa"/>
+            </w:tcMar>
+            <w:shd w:fill="FAFBFC"/>
+          </w:tcPr>
+          <w:p>
+            <w:pPr>
+              <w:spacing w:after="30" w:line="240" w:lineRule="auto"/>
+            </w:pPr>
+            <w:r>
+              <w:rPr>
+                <w:rFonts w:ascii="NanumSquare" w:hAnsi="NanumSquare" w:eastAsia="NanumSquare"/>
+                <w:b w:val="0"/>
+                <w:sz w:val="15"/>
+              </w:rPr>
+              <w:t>도시재생과 청년창업 결합. 빈 점포·유휴공간을 활용해 독립서점·전통주 바·복합문화공간·공방 등이 실제 창업으로 연결</w:t>
+            </w:r>
+          </w:p>
+        </w:tc>
+        <w:tc>
+          <w:tcPr>
+            <w:tcW w:type="dxa" w:w="3118"/>
+            <w:vAlign w:val="top"/>
+            <w:tcMar>
+              <w:top w:w="70" w:type="dxa"/>
+              <w:start w:w="70" w:type="dxa"/>
+              <w:bottom w:w="70" w:type="dxa"/>
+              <w:end w:w="70" w:type="dxa"/>
+            </w:tcMar>
+            <w:shd w:fill="FAFBFC"/>
+          </w:tcPr>
+          <w:p>
+            <w:pPr>
+              <w:spacing w:after="30" w:line="240" w:lineRule="auto"/>
+            </w:pPr>
+            <w:r>
+              <w:rPr>
+                <w:rFonts w:ascii="NanumSquare" w:hAnsi="NanumSquare" w:eastAsia="NanumSquare"/>
+                <w:b w:val="0"/>
+                <w:sz w:val="15"/>
+              </w:rPr>
+              <w:t>“관광 창업 공모는 관광공사에만 있는 것이 아닙니다. 시청의 도시재생 사업에서도 나옵니다.”</w:t>
+            </w:r>
+          </w:p>
+        </w:tc>
+      </w:tr>
+      <w:tr>
+        <w:trPr>
+          <w:cantSplit/>
+        </w:trPr>
+        <w:tc>
+          <w:tcPr>
+            <w:tcW w:type="dxa" w:w="1162"/>
+            <w:vAlign w:val="top"/>
+            <w:tcMar>
+              <w:top w:w="70" w:type="dxa"/>
+              <w:start w:w="70" w:type="dxa"/>
+              <w:bottom w:w="70" w:type="dxa"/>
+              <w:end w:w="70" w:type="dxa"/>
+            </w:tcMar>
+            <w:shd w:fill="EAF0F6"/>
+          </w:tcPr>
+          <w:p>
+            <w:pPr>
+              <w:spacing w:after="30" w:line="240" w:lineRule="auto"/>
+            </w:pPr>
+            <w:r>
+              <w:rPr>
+                <w:rFonts w:ascii="NanumSquare" w:hAnsi="NanumSquare" w:eastAsia="NanumSquare"/>
+                <w:b/>
+                <w:color w:val="183758"/>
+                <w:sz w:val="15"/>
+              </w:rPr>
+              <w:t>지역공모 ②</w:t>
+            </w:r>
+          </w:p>
+        </w:tc>
+        <w:tc>
+          <w:tcPr>
+            <w:tcW w:type="dxa" w:w="2948"/>
+            <w:vAlign w:val="top"/>
+            <w:tcMar>
+              <w:top w:w="70" w:type="dxa"/>
+              <w:start w:w="70" w:type="dxa"/>
+              <w:bottom w:w="70" w:type="dxa"/>
+              <w:end w:w="70" w:type="dxa"/>
+            </w:tcMar>
+          </w:tcPr>
+          <w:p>
+            <w:pPr>
+              <w:spacing w:after="30" w:line="240" w:lineRule="auto"/>
+            </w:pPr>
+            <w:r>
+              <w:rPr>
+                <w:rFonts w:ascii="NanumSquare" w:hAnsi="NanumSquare" w:eastAsia="NanumSquare"/>
+                <w:b w:val="0"/>
+                <w:sz w:val="15"/>
+              </w:rPr>
+              <w:t>경북 관광 스타트업 공모전</w:t>
+            </w:r>
+          </w:p>
+        </w:tc>
+        <w:tc>
+          <w:tcPr>
+            <w:tcW w:type="dxa" w:w="4535"/>
+            <w:vAlign w:val="top"/>
+            <w:tcMar>
+              <w:top w:w="70" w:type="dxa"/>
+              <w:start w:w="70" w:type="dxa"/>
+              <w:bottom w:w="70" w:type="dxa"/>
+              <w:end w:w="70" w:type="dxa"/>
+            </w:tcMar>
+          </w:tcPr>
+          <w:p>
+            <w:pPr>
+              <w:spacing w:after="30" w:line="240" w:lineRule="auto"/>
+            </w:pPr>
+            <w:r>
+              <w:rPr>
+                <w:rFonts w:ascii="NanumSquare" w:hAnsi="NanumSquare" w:eastAsia="NanumSquare"/>
+                <w:b w:val="0"/>
+                <w:sz w:val="15"/>
+              </w:rPr>
+              <w:t>예비 관광스타트업·지역혁신 관광스타트업 선발. 사업화 자금뿐 아니라 입주공간·교육·컨설팅·마케팅 지원</w:t>
+            </w:r>
+          </w:p>
+        </w:tc>
+        <w:tc>
+          <w:tcPr>
+            <w:tcW w:type="dxa" w:w="3118"/>
+            <w:vAlign w:val="top"/>
+            <w:tcMar>
+              <w:top w:w="70" w:type="dxa"/>
+              <w:start w:w="70" w:type="dxa"/>
+              <w:bottom w:w="70" w:type="dxa"/>
+              <w:end w:w="70" w:type="dxa"/>
+            </w:tcMar>
+          </w:tcPr>
+          <w:p>
+            <w:pPr>
+              <w:spacing w:after="30" w:line="240" w:lineRule="auto"/>
+            </w:pPr>
+            <w:r>
+              <w:rPr>
+                <w:rFonts w:ascii="NanumSquare" w:hAnsi="NanumSquare" w:eastAsia="NanumSquare"/>
+                <w:b w:val="0"/>
+                <w:sz w:val="15"/>
+              </w:rPr>
+              <w:t>“경북에서 관광 관련 아이템을 가지고 있다면 실제로 들어갈 수 있는 지역 관광창업 경로입니다.”</w:t>
             </w:r>
           </w:p>
         </w:tc>
@@ -4372,7 +5591,7 @@
                 <w:b w:val="0"/>
                 <w:sz w:val="15"/>
               </w:rPr>
-              <w:t>비건부산 관련 실물자료</w:t>
+              <w:t>경북관광기업지원센터</w:t>
             </w:r>
           </w:p>
         </w:tc>
@@ -4398,7 +5617,7 @@
                 <w:b w:val="0"/>
                 <w:sz w:val="15"/>
               </w:rPr>
-              <w:t>라이브 서비스 + 플랫폼 제안서 PDF + 비건 맛집 등급 기준 전문까지 직접 열람 가능</w:t>
+              <w:t>문체부 공모로 설치된 지역 관광기업 성장거점. 관광기업 발굴·인재양성·일자리 연계까지 담당</w:t>
             </w:r>
           </w:p>
         </w:tc>
@@ -4424,7 +5643,7 @@
                 <w:b w:val="0"/>
                 <w:sz w:val="15"/>
               </w:rPr>
-              <w:t>“서비스 화면만 보는 것이 아니라 사업계획서와 서비스 기준까지 같이 볼 수 있습니다.”</w:t>
+              <w:t>“정부가 센터를 만들고, 그 센터가 다시 지역 관광기업을 선발하는 구조입니다.”</w:t>
             </w:r>
           </w:p>
         </w:tc>
@@ -4456,7 +5675,7 @@
                 <w:color w:val="183758"/>
                 <w:sz w:val="15"/>
               </w:rPr>
-              <w:t>사례 ②</w:t>
+              <w:t>지역공모 ③</w:t>
             </w:r>
           </w:p>
         </w:tc>
@@ -4481,7 +5700,7 @@
                 <w:b w:val="0"/>
                 <w:sz w:val="15"/>
               </w:rPr>
-              <w:t>영상으로 보는 · 로컬 브랜드 창업 사례 「성심당」</w:t>
+              <w:t>안동시 청년 스타트업 관광기업</w:t>
             </w:r>
           </w:p>
         </w:tc>
@@ -4506,7 +5725,7 @@
                 <w:b w:val="0"/>
                 <w:sz w:val="15"/>
               </w:rPr>
-              <w:t>관광벤처가 반드시 앱일 필요는 없음을 보여줌. 지역 한정성·독자 상품·지역과의 관계를 통해 대전을 여행 목적지로 만든 사례</w:t>
+              <w:t>만 39세 이하, 문화·관광 분야. 스마트기술 융합, 관광인프라, 지역특화 콘텐츠, 친환경 관광 등</w:t>
             </w:r>
           </w:p>
         </w:tc>
@@ -4531,7 +5750,115 @@
                 <w:b w:val="0"/>
                 <w:sz w:val="15"/>
               </w:rPr>
-              <w:t>“이번에는 기술이 아니라 ‘지역 브랜드’가 관광을 만드는 경우입니다.”</w:t>
+              <w:t>“경북 전체뿐 아니라 안동처럼 시 단위에서도 관광기업을 직접 뽑습니다.”</w:t>
+            </w:r>
+          </w:p>
+        </w:tc>
+      </w:tr>
+      <w:tr>
+        <w:trPr>
+          <w:cantSplit/>
+        </w:trPr>
+        <w:tc>
+          <w:tcPr>
+            <w:tcW w:type="dxa" w:w="1162"/>
+            <w:vAlign w:val="top"/>
+            <w:tcMar>
+              <w:top w:w="70" w:type="dxa"/>
+              <w:start w:w="70" w:type="dxa"/>
+              <w:bottom w:w="70" w:type="dxa"/>
+              <w:end w:w="70" w:type="dxa"/>
+            </w:tcMar>
+            <w:shd w:fill="FAFBFC"/>
+          </w:tcPr>
+          <w:p>
+            <w:pPr>
+              <w:spacing w:after="30" w:line="240" w:lineRule="auto"/>
+            </w:pPr>
+            <w:r>
+              <w:rPr>
+                <w:rFonts w:ascii="NanumSquare" w:hAnsi="NanumSquare" w:eastAsia="NanumSquare"/>
+                <w:b w:val="0"/>
+                <w:sz w:val="15"/>
+              </w:rPr>
+            </w:r>
+          </w:p>
+        </w:tc>
+        <w:tc>
+          <w:tcPr>
+            <w:tcW w:type="dxa" w:w="2948"/>
+            <w:vAlign w:val="top"/>
+            <w:tcMar>
+              <w:top w:w="70" w:type="dxa"/>
+              <w:start w:w="70" w:type="dxa"/>
+              <w:bottom w:w="70" w:type="dxa"/>
+              <w:end w:w="70" w:type="dxa"/>
+            </w:tcMar>
+            <w:shd w:fill="FAFBFC"/>
+          </w:tcPr>
+          <w:p>
+            <w:pPr>
+              <w:spacing w:after="30" w:line="240" w:lineRule="auto"/>
+            </w:pPr>
+            <w:r>
+              <w:rPr>
+                <w:rFonts w:ascii="NanumSquare" w:hAnsi="NanumSquare" w:eastAsia="NanumSquare"/>
+                <w:b w:val="0"/>
+                <w:sz w:val="15"/>
+              </w:rPr>
+              <w:t>지역공모의 공통 문법</w:t>
+            </w:r>
+          </w:p>
+        </w:tc>
+        <w:tc>
+          <w:tcPr>
+            <w:tcW w:type="dxa" w:w="4535"/>
+            <w:vAlign w:val="top"/>
+            <w:tcMar>
+              <w:top w:w="70" w:type="dxa"/>
+              <w:start w:w="70" w:type="dxa"/>
+              <w:bottom w:w="70" w:type="dxa"/>
+              <w:end w:w="70" w:type="dxa"/>
+            </w:tcMar>
+            <w:shd w:fill="FAFBFC"/>
+          </w:tcPr>
+          <w:p>
+            <w:pPr>
+              <w:spacing w:after="30" w:line="240" w:lineRule="auto"/>
+            </w:pPr>
+            <w:r>
+              <w:rPr>
+                <w:rFonts w:ascii="NanumSquare" w:hAnsi="NanumSquare" w:eastAsia="NanumSquare"/>
+                <w:b w:val="0"/>
+                <w:sz w:val="15"/>
+              </w:rPr>
+              <w:t>나이 · 지역 · 분야 · 업력이 반복되는 핵심 지원자격이라는 점을 비교</w:t>
+            </w:r>
+          </w:p>
+        </w:tc>
+        <w:tc>
+          <w:tcPr>
+            <w:tcW w:type="dxa" w:w="3118"/>
+            <w:vAlign w:val="top"/>
+            <w:tcMar>
+              <w:top w:w="70" w:type="dxa"/>
+              <w:start w:w="70" w:type="dxa"/>
+              <w:bottom w:w="70" w:type="dxa"/>
+              <w:end w:w="70" w:type="dxa"/>
+            </w:tcMar>
+            <w:shd w:fill="FAFBFC"/>
+          </w:tcPr>
+          <w:p>
+            <w:pPr>
+              <w:spacing w:after="30" w:line="240" w:lineRule="auto"/>
+            </w:pPr>
+            <w:r>
+              <w:rPr>
+                <w:rFonts w:ascii="NanumSquare" w:hAnsi="NanumSquare" w:eastAsia="NanumSquare"/>
+                <w:b w:val="0"/>
+                <w:sz w:val="15"/>
+              </w:rPr>
+              <w:t>“공모 이름은 달라도 자격요건을 읽는 방법은 거의 같습니다.”</w:t>
             </w:r>
           </w:p>
         </w:tc>
@@ -4563,114 +5890,7 @@
                 <w:color w:val="183758"/>
                 <w:sz w:val="15"/>
               </w:rPr>
-              <w:t>사례 ③</w:t>
-            </w:r>
-          </w:p>
-        </w:tc>
-        <w:tc>
-          <w:tcPr>
-            <w:tcW w:type="dxa" w:w="2948"/>
-            <w:vAlign w:val="top"/>
-            <w:tcMar>
-              <w:top w:w="70" w:type="dxa"/>
-              <w:start w:w="70" w:type="dxa"/>
-              <w:bottom w:w="70" w:type="dxa"/>
-              <w:end w:w="70" w:type="dxa"/>
-            </w:tcMar>
-            <w:shd w:fill="FAFBFC"/>
-          </w:tcPr>
-          <w:p>
-            <w:pPr>
-              <w:spacing w:after="30" w:line="240" w:lineRule="auto"/>
-            </w:pPr>
-            <w:r>
-              <w:rPr>
-                <w:rFonts w:ascii="NanumSquare" w:hAnsi="NanumSquare" w:eastAsia="NanumSquare"/>
-                <w:b w:val="0"/>
-                <w:sz w:val="15"/>
-              </w:rPr>
-              <w:t>전공 자체를 사업으로 — 어반리즘 하우스</w:t>
-            </w:r>
-          </w:p>
-        </w:tc>
-        <w:tc>
-          <w:tcPr>
-            <w:tcW w:type="dxa" w:w="4535"/>
-            <w:vAlign w:val="top"/>
-            <w:tcMar>
-              <w:top w:w="70" w:type="dxa"/>
-              <w:start w:w="70" w:type="dxa"/>
-              <w:bottom w:w="70" w:type="dxa"/>
-              <w:end w:w="70" w:type="dxa"/>
-            </w:tcMar>
-            <w:shd w:fill="FAFBFC"/>
-          </w:tcPr>
-          <w:p>
-            <w:pPr>
-              <w:spacing w:after="30" w:line="240" w:lineRule="auto"/>
-            </w:pPr>
-            <w:r>
-              <w:rPr>
-                <w:rFonts w:ascii="NanumSquare" w:hAnsi="NanumSquare" w:eastAsia="NanumSquare"/>
-                <w:b w:val="0"/>
-                <w:sz w:val="15"/>
-              </w:rPr>
-              <w:t>관광 컨설팅·연구·교육·행사운영. 일반 소비자가 아니라 공공기관을 고객으로 하는 B2G 관광사업</w:t>
-            </w:r>
-          </w:p>
-        </w:tc>
-        <w:tc>
-          <w:tcPr>
-            <w:tcW w:type="dxa" w:w="3118"/>
-            <w:vAlign w:val="top"/>
-            <w:tcMar>
-              <w:top w:w="70" w:type="dxa"/>
-              <w:start w:w="70" w:type="dxa"/>
-              <w:bottom w:w="70" w:type="dxa"/>
-              <w:end w:w="70" w:type="dxa"/>
-            </w:tcMar>
-            <w:shd w:fill="FAFBFC"/>
-          </w:tcPr>
-          <w:p>
-            <w:pPr>
-              <w:spacing w:after="30" w:line="240" w:lineRule="auto"/>
-            </w:pPr>
-            <w:r>
-              <w:rPr>
-                <w:rFonts w:ascii="NanumSquare" w:hAnsi="NanumSquare" w:eastAsia="NanumSquare"/>
-                <w:b w:val="0"/>
-                <w:sz w:val="15"/>
-              </w:rPr>
-              <w:t>“관광전공자가 반드시 여행사를 만들 필요는 없습니다. 관광계획·연구·데이터 분석 자체도 상품이 됩니다.”</w:t>
-            </w:r>
-          </w:p>
-        </w:tc>
-      </w:tr>
-      <w:tr>
-        <w:trPr>
-          <w:cantSplit/>
-        </w:trPr>
-        <w:tc>
-          <w:tcPr>
-            <w:tcW w:type="dxa" w:w="1162"/>
-            <w:vAlign w:val="top"/>
-            <w:tcMar>
-              <w:top w:w="70" w:type="dxa"/>
-              <w:start w:w="70" w:type="dxa"/>
-              <w:bottom w:w="70" w:type="dxa"/>
-              <w:end w:w="70" w:type="dxa"/>
-            </w:tcMar>
-          </w:tcPr>
-          <w:p>
-            <w:pPr>
-              <w:spacing w:after="30" w:line="240" w:lineRule="auto"/>
-            </w:pPr>
-            <w:r>
-              <w:rPr>
-                <w:rFonts w:ascii="NanumSquare" w:hAnsi="NanumSquare" w:eastAsia="NanumSquare"/>
-                <w:b w:val="0"/>
-                <w:sz w:val="15"/>
-              </w:rPr>
+              <w:t xml:space="preserve">파트 05</w:t>
             </w:r>
           </w:p>
         </w:tc>
@@ -4695,7 +5915,7 @@
                 <w:b w:val="0"/>
                 <w:sz w:val="15"/>
               </w:rPr>
-              <w:t>어반리즘 하우스 + PRISM</w:t>
+              <w:t xml:space="preserve">업종별로 들어가기 — 07~12장</w:t>
             </w:r>
           </w:p>
         </w:tc>
@@ -4720,7 +5940,7 @@
                 <w:b w:val="0"/>
                 <w:sz w:val="15"/>
               </w:rPr>
-              <w:t>실제 관광 컨설팅 회사 수행과제와 정부 정책연구용역 원문을 확인하는 경로</w:t>
+              <w:t xml:space="preserve">아이템이 정해진 뒤 그 업의 사업 구조와 규칙: 07 여행업 · 08 외식 · 09 민박 · 한옥 · 10 스마트팜 · 11 연구용역 · 12 로컬크리에이터</w:t>
             </w:r>
           </w:p>
         </w:tc>
@@ -4745,7 +5965,7 @@
                 <w:b w:val="0"/>
                 <w:sz w:val="15"/>
               </w:rPr>
-              <w:t>“회사가 어떤 관광용역을 수주하는지, 정부가 어떤 관광문제를 연구하는지를 실제 자료로 확인할 수 있습니다.”</w:t>
+              <w:t xml:space="preserve">“여기부터는 업종입니다 — 무엇을 등록하고, 돈은 어디서 남는가.”</w:t>
             </w:r>
           </w:p>
         </w:tc>
@@ -4777,114 +5997,7 @@
                 <w:color w:val="183758"/>
                 <w:sz w:val="15"/>
               </w:rPr>
-              <w:t>공모 ①</w:t>
-            </w:r>
-          </w:p>
-        </w:tc>
-        <w:tc>
-          <w:tcPr>
-            <w:tcW w:type="dxa" w:w="2948"/>
-            <w:vAlign w:val="top"/>
-            <w:tcMar>
-              <w:top w:w="70" w:type="dxa"/>
-              <w:start w:w="70" w:type="dxa"/>
-              <w:bottom w:w="70" w:type="dxa"/>
-              <w:end w:w="70" w:type="dxa"/>
-            </w:tcMar>
-            <w:shd w:fill="FAFBFC"/>
-          </w:tcPr>
-          <w:p>
-            <w:pPr>
-              <w:spacing w:after="30" w:line="240" w:lineRule="auto"/>
-            </w:pPr>
-            <w:r>
-              <w:rPr>
-                <w:rFonts w:ascii="NanumSquare" w:hAnsi="NanumSquare" w:eastAsia="NanumSquare"/>
-                <w:b w:val="0"/>
-                <w:sz w:val="15"/>
-              </w:rPr>
-              <w:t>사례로 보는 · 예비관광벤처 사업공모</w:t>
-            </w:r>
-          </w:p>
-        </w:tc>
-        <w:tc>
-          <w:tcPr>
-            <w:tcW w:type="dxa" w:w="4535"/>
-            <w:vAlign w:val="top"/>
-            <w:tcMar>
-              <w:top w:w="70" w:type="dxa"/>
-              <w:start w:w="70" w:type="dxa"/>
-              <w:bottom w:w="70" w:type="dxa"/>
-              <w:end w:w="70" w:type="dxa"/>
-            </w:tcMar>
-            <w:shd w:fill="FAFBFC"/>
-          </w:tcPr>
-          <w:p>
-            <w:pPr>
-              <w:spacing w:after="30" w:line="240" w:lineRule="auto"/>
-            </w:pPr>
-            <w:r>
-              <w:rPr>
-                <w:rFonts w:ascii="NanumSquare" w:hAnsi="NanumSquare" w:eastAsia="NanumSquare"/>
-                <w:b w:val="0"/>
-                <w:sz w:val="15"/>
-              </w:rPr>
-              <w:t>사업자등록이 없는 예비창업자 대상. 관광체험서비스·실감형 콘텐츠·관광인프라·관광딥테크. 사업계획서 중심 평가</w:t>
-            </w:r>
-          </w:p>
-        </w:tc>
-        <w:tc>
-          <w:tcPr>
-            <w:tcW w:type="dxa" w:w="3118"/>
-            <w:vAlign w:val="top"/>
-            <w:tcMar>
-              <w:top w:w="70" w:type="dxa"/>
-              <w:start w:w="70" w:type="dxa"/>
-              <w:bottom w:w="70" w:type="dxa"/>
-              <w:end w:w="70" w:type="dxa"/>
-            </w:tcMar>
-            <w:shd w:fill="FAFBFC"/>
-          </w:tcPr>
-          <w:p>
-            <w:pPr>
-              <w:spacing w:after="30" w:line="240" w:lineRule="auto"/>
-            </w:pPr>
-            <w:r>
-              <w:rPr>
-                <w:rFonts w:ascii="NanumSquare" w:hAnsi="NanumSquare" w:eastAsia="NanumSquare"/>
-                <w:b w:val="0"/>
-                <w:sz w:val="15"/>
-              </w:rPr>
-              <w:t>“그럼 이제 아이디어를 실제로 어디에 낼 수 있는지 보겠습니다. 가장 대표적인 관광 창업 진입로입니다.”</w:t>
-            </w:r>
-          </w:p>
-        </w:tc>
-      </w:tr>
-      <w:tr>
-        <w:trPr>
-          <w:cantSplit/>
-        </w:trPr>
-        <w:tc>
-          <w:tcPr>
-            <w:tcW w:type="dxa" w:w="1162"/>
-            <w:vAlign w:val="top"/>
-            <w:tcMar>
-              <w:top w:w="70" w:type="dxa"/>
-              <w:start w:w="70" w:type="dxa"/>
-              <w:bottom w:w="70" w:type="dxa"/>
-              <w:end w:w="70" w:type="dxa"/>
-            </w:tcMar>
-          </w:tcPr>
-          <w:p>
-            <w:pPr>
-              <w:spacing w:after="30" w:line="240" w:lineRule="auto"/>
-            </w:pPr>
-            <w:r>
-              <w:rPr>
-                <w:rFonts w:ascii="NanumSquare" w:hAnsi="NanumSquare" w:eastAsia="NanumSquare"/>
-                <w:b w:val="0"/>
-                <w:sz w:val="15"/>
-              </w:rPr>
+              <w:t xml:space="preserve">07</w:t>
             </w:r>
           </w:p>
         </w:tc>
@@ -4909,7 +6022,7 @@
                 <w:b w:val="0"/>
                 <w:sz w:val="15"/>
               </w:rPr>
-              <w:t>문제 정의 → BM → 시장검증 → 사업계획서</w:t>
+              <w:t xml:space="preserve">여행업 창업 — 가장 오래된 업</w:t>
             </w:r>
           </w:p>
         </w:tc>
@@ -4934,7 +6047,7 @@
                 <w:b w:val="0"/>
                 <w:sz w:val="15"/>
               </w:rPr>
-              <w:t>앞서 학습한 02~04의 흐름이 실제 공모 사업계획서 구조와 연결됨</w:t>
+              <w:t xml:space="preserve">이미 있는 판 위에서 자기 자리를 찾는 일 — 등록 규칙과 돈이 남는 구조가 먼저</w:t>
             </w:r>
           </w:p>
         </w:tc>
@@ -4959,7 +6072,7 @@
                 <w:b w:val="0"/>
                 <w:sz w:val="15"/>
               </w:rPr>
-              <w:t>“앞에서 공부했던 내용이 그냥 이론이 아니라 실제 지원서가 됩니다.”</w:t>
+              <w:t xml:space="preserve">“새로 만드는 것이 아니라, 이미 있는 판에서 자리를 찾습니다.”</w:t>
             </w:r>
           </w:p>
         </w:tc>
@@ -4991,114 +6104,7 @@
                 <w:color w:val="183758"/>
                 <w:sz w:val="15"/>
               </w:rPr>
-              <w:t>공모 ②</w:t>
-            </w:r>
-          </w:p>
-        </w:tc>
-        <w:tc>
-          <w:tcPr>
-            <w:tcW w:type="dxa" w:w="2948"/>
-            <w:vAlign w:val="top"/>
-            <w:tcMar>
-              <w:top w:w="70" w:type="dxa"/>
-              <w:start w:w="70" w:type="dxa"/>
-              <w:bottom w:w="70" w:type="dxa"/>
-              <w:end w:w="70" w:type="dxa"/>
-            </w:tcMar>
-            <w:shd w:fill="FAFBFC"/>
-          </w:tcPr>
-          <w:p>
-            <w:pPr>
-              <w:spacing w:after="30" w:line="240" w:lineRule="auto"/>
-            </w:pPr>
-            <w:r>
-              <w:rPr>
-                <w:rFonts w:ascii="NanumSquare" w:hAnsi="NanumSquare" w:eastAsia="NanumSquare"/>
-                <w:b w:val="0"/>
-                <w:sz w:val="15"/>
-              </w:rPr>
-              <w:t>지금 바로 낼 수 있는 공모 · 관광데이터 활용 공모전</w:t>
-            </w:r>
-          </w:p>
-        </w:tc>
-        <w:tc>
-          <w:tcPr>
-            <w:tcW w:type="dxa" w:w="4535"/>
-            <w:vAlign w:val="top"/>
-            <w:tcMar>
-              <w:top w:w="70" w:type="dxa"/>
-              <w:start w:w="70" w:type="dxa"/>
-              <w:bottom w:w="70" w:type="dxa"/>
-              <w:end w:w="70" w:type="dxa"/>
-            </w:tcMar>
-            <w:shd w:fill="FAFBFC"/>
-          </w:tcPr>
-          <w:p>
-            <w:pPr>
-              <w:spacing w:after="30" w:line="240" w:lineRule="auto"/>
-            </w:pPr>
-            <w:r>
-              <w:rPr>
-                <w:rFonts w:ascii="NanumSquare" w:hAnsi="NanumSquare" w:eastAsia="NanumSquare"/>
-                <w:b w:val="0"/>
-                <w:sz w:val="15"/>
-              </w:rPr>
-              <w:t>TourAPI 활용. 웹·앱 개발, 생성형 AI 관광 프롬프톤, 웹·앱 구현 등. 결과물을 직접 만드는 공모</w:t>
-            </w:r>
-          </w:p>
-        </w:tc>
-        <w:tc>
-          <w:tcPr>
-            <w:tcW w:type="dxa" w:w="3118"/>
-            <w:vAlign w:val="top"/>
-            <w:tcMar>
-              <w:top w:w="70" w:type="dxa"/>
-              <w:start w:w="70" w:type="dxa"/>
-              <w:bottom w:w="70" w:type="dxa"/>
-              <w:end w:w="70" w:type="dxa"/>
-            </w:tcMar>
-            <w:shd w:fill="FAFBFC"/>
-          </w:tcPr>
-          <w:p>
-            <w:pPr>
-              <w:spacing w:after="30" w:line="240" w:lineRule="auto"/>
-            </w:pPr>
-            <w:r>
-              <w:rPr>
-                <w:rFonts w:ascii="NanumSquare" w:hAnsi="NanumSquare" w:eastAsia="NanumSquare"/>
-                <w:b w:val="0"/>
-                <w:sz w:val="15"/>
-              </w:rPr>
-              <w:t>“사업체가 없어도 참가할 수 있는 보다 현실적인 출발점입니다. 데이터를 활용해 무언가를 만들어 내면 됩니다.”</w:t>
-            </w:r>
-          </w:p>
-        </w:tc>
-      </w:tr>
-      <w:tr>
-        <w:trPr>
-          <w:cantSplit/>
-        </w:trPr>
-        <w:tc>
-          <w:tcPr>
-            <w:tcW w:type="dxa" w:w="1162"/>
-            <w:vAlign w:val="top"/>
-            <w:tcMar>
-              <w:top w:w="70" w:type="dxa"/>
-              <w:start w:w="70" w:type="dxa"/>
-              <w:bottom w:w="70" w:type="dxa"/>
-              <w:end w:w="70" w:type="dxa"/>
-            </w:tcMar>
-          </w:tcPr>
-          <w:p>
-            <w:pPr>
-              <w:spacing w:after="30" w:line="240" w:lineRule="auto"/>
-            </w:pPr>
-            <w:r>
-              <w:rPr>
-                <w:rFonts w:ascii="NanumSquare" w:hAnsi="NanumSquare" w:eastAsia="NanumSquare"/>
-                <w:b w:val="0"/>
-                <w:sz w:val="15"/>
-              </w:rPr>
+              <w:t xml:space="preserve">08</w:t>
             </w:r>
           </w:p>
         </w:tc>
@@ -5123,7 +6129,7 @@
                 <w:b w:val="0"/>
                 <w:sz w:val="15"/>
               </w:rPr>
-              <w:t>수업과의 연결</w:t>
+              <w:t xml:space="preserve">외식 창업 — 로컬 브랜드가 목적지가 된다</w:t>
             </w:r>
           </w:p>
         </w:tc>
@@ -5148,7 +6154,7 @@
                 <w:b w:val="0"/>
                 <w:sz w:val="15"/>
               </w:rPr>
-              <w:t>빅데이터 분석 + 웹 제작 + 문제 정의를 합쳐 공모전 출품작으로 연결</w:t>
+              <w:t xml:space="preserve">콘셉트 개발 → 메뉴경영 → 위생 · 안전 → 접객 매뉴얼 → (넓힐 때) 프랜차이즈. 승부는 맨 앞 콘셉트</w:t>
             </w:r>
           </w:p>
         </w:tc>
@@ -5173,7 +6179,7 @@
                 <w:b w:val="0"/>
                 <w:sz w:val="15"/>
               </w:rPr>
-              <w:t>“수업에서 데이터 분석하고 웹을 만들었다면 그것 자체가 공모전 결과물이 될 수 있습니다.”</w:t>
+              <w:t xml:space="preserve">“먹으러 가는 여행이 따로 있습니다.”</w:t>
             </w:r>
           </w:p>
         </w:tc>
@@ -5205,114 +6211,7 @@
                 <w:color w:val="183758"/>
                 <w:sz w:val="15"/>
               </w:rPr>
-              <w:t>공모 ③</w:t>
-            </w:r>
-          </w:p>
-        </w:tc>
-        <w:tc>
-          <w:tcPr>
-            <w:tcW w:type="dxa" w:w="2948"/>
-            <w:vAlign w:val="top"/>
-            <w:tcMar>
-              <w:top w:w="70" w:type="dxa"/>
-              <w:start w:w="70" w:type="dxa"/>
-              <w:bottom w:w="70" w:type="dxa"/>
-              <w:end w:w="70" w:type="dxa"/>
-            </w:tcMar>
-            <w:shd w:fill="FAFBFC"/>
-          </w:tcPr>
-          <w:p>
-            <w:pPr>
-              <w:spacing w:after="30" w:line="240" w:lineRule="auto"/>
-            </w:pPr>
-            <w:r>
-              <w:rPr>
-                <w:rFonts w:ascii="NanumSquare" w:hAnsi="NanumSquare" w:eastAsia="NanumSquare"/>
-                <w:b w:val="0"/>
-                <w:sz w:val="15"/>
-              </w:rPr>
-              <w:t>한 단계 위의 공모 · 정부 R&amp;D 「문화체육관광 연구개발」</w:t>
-            </w:r>
-          </w:p>
-        </w:tc>
-        <w:tc>
-          <w:tcPr>
-            <w:tcW w:type="dxa" w:w="4535"/>
-            <w:vAlign w:val="top"/>
-            <w:tcMar>
-              <w:top w:w="70" w:type="dxa"/>
-              <w:start w:w="70" w:type="dxa"/>
-              <w:bottom w:w="70" w:type="dxa"/>
-              <w:end w:w="70" w:type="dxa"/>
-            </w:tcMar>
-            <w:shd w:fill="FAFBFC"/>
-          </w:tcPr>
-          <w:p>
-            <w:pPr>
-              <w:spacing w:after="30" w:line="240" w:lineRule="auto"/>
-            </w:pPr>
-            <w:r>
-              <w:rPr>
-                <w:rFonts w:ascii="NanumSquare" w:hAnsi="NanumSquare" w:eastAsia="NanumSquare"/>
-                <w:b w:val="0"/>
-                <w:sz w:val="15"/>
-              </w:rPr>
-              <w:t>기업·대학·연구소 중심의 정부 R&amp;D. AI 기반 관광혁신 등 정부가 미래 관광에서 투자하려는 방향 확인</w:t>
-            </w:r>
-          </w:p>
-        </w:tc>
-        <w:tc>
-          <w:tcPr>
-            <w:tcW w:type="dxa" w:w="3118"/>
-            <w:vAlign w:val="top"/>
-            <w:tcMar>
-              <w:top w:w="70" w:type="dxa"/>
-              <w:start w:w="70" w:type="dxa"/>
-              <w:bottom w:w="70" w:type="dxa"/>
-              <w:end w:w="70" w:type="dxa"/>
-            </w:tcMar>
-            <w:shd w:fill="FAFBFC"/>
-          </w:tcPr>
-          <w:p>
-            <w:pPr>
-              <w:spacing w:after="30" w:line="240" w:lineRule="auto"/>
-            </w:pPr>
-            <w:r>
-              <w:rPr>
-                <w:rFonts w:ascii="NanumSquare" w:hAnsi="NanumSquare" w:eastAsia="NanumSquare"/>
-                <w:b w:val="0"/>
-                <w:sz w:val="15"/>
-              </w:rPr>
-              <w:t>“당장 지원하지 않더라도 꼭 봐야 합니다. 정부가 앞으로 어떤 관광 분야에 돈을 쓰는지를 알 수 있기 때문입니다.”</w:t>
-            </w:r>
-          </w:p>
-        </w:tc>
-      </w:tr>
-      <w:tr>
-        <w:trPr>
-          <w:cantSplit/>
-        </w:trPr>
-        <w:tc>
-          <w:tcPr>
-            <w:tcW w:type="dxa" w:w="1162"/>
-            <w:vAlign w:val="top"/>
-            <w:tcMar>
-              <w:top w:w="70" w:type="dxa"/>
-              <w:start w:w="70" w:type="dxa"/>
-              <w:bottom w:w="70" w:type="dxa"/>
-              <w:end w:w="70" w:type="dxa"/>
-            </w:tcMar>
-          </w:tcPr>
-          <w:p>
-            <w:pPr>
-              <w:spacing w:after="30" w:line="240" w:lineRule="auto"/>
-            </w:pPr>
-            <w:r>
-              <w:rPr>
-                <w:rFonts w:ascii="NanumSquare" w:hAnsi="NanumSquare" w:eastAsia="NanumSquare"/>
-                <w:b w:val="0"/>
-                <w:sz w:val="15"/>
-              </w:rPr>
+              <w:t xml:space="preserve">08 사례</w:t>
             </w:r>
           </w:p>
         </w:tc>
@@ -5337,7 +6236,7 @@
                 <w:b w:val="0"/>
                 <w:sz w:val="15"/>
               </w:rPr>
-              <w:t>R&amp;D 공고 읽는 법</w:t>
+              <w:t>영상으로 보는 · 로컬 브랜드 창업 사례 「성심당」</w:t>
             </w:r>
           </w:p>
         </w:tc>
@@ -5362,7 +6261,7 @@
                 <w:b w:val="0"/>
                 <w:sz w:val="15"/>
               </w:rPr>
-              <w:t>추진계획 예고 → 공고 → 계획서 접수 → 평가 → 수행. 미래 관광 트렌드와 취업·연구 분야 탐색에 활용</w:t>
+              <w:t>관광벤처가 반드시 앱일 필요는 없음을 보여줌. 지역 한정성·독자 상품·지역과의 관계를 통해 대전을 여행 목적지로 만든 사례</w:t>
             </w:r>
           </w:p>
         </w:tc>
@@ -5387,7 +6286,7 @@
                 <w:b w:val="0"/>
                 <w:sz w:val="15"/>
               </w:rPr>
-              <w:t>“PRISM이 이미 수행한 연구라면 R&amp;D 공고는 앞으로 수행할 연구라고 생각하면 됩니다.”</w:t>
+              <w:t>“이번에는 기술이 아니라 ‘지역 브랜드’가 관광을 만드는 경우입니다.”</w:t>
             </w:r>
           </w:p>
         </w:tc>
@@ -5419,7 +6318,7 @@
                 <w:color w:val="183758"/>
                 <w:sz w:val="15"/>
               </w:rPr>
-              <w:t>지역공모 ①</w:t>
+              <w:t xml:space="preserve">09</w:t>
             </w:r>
           </w:p>
         </w:tc>
@@ -5433,7 +6332,6 @@
               <w:bottom w:w="70" w:type="dxa"/>
               <w:end w:w="70" w:type="dxa"/>
             </w:tcMar>
-            <w:shd w:fill="FAFBFC"/>
           </w:tcPr>
           <w:p>
             <w:pPr>
@@ -5445,7 +6343,7 @@
                 <w:b w:val="0"/>
                 <w:sz w:val="15"/>
               </w:rPr>
-              <w:t>경주 황오동 원도심</w:t>
+              <w:t xml:space="preserve">농어촌 자원의 사업화 — 민박 · 한옥</w:t>
             </w:r>
           </w:p>
         </w:tc>
@@ -5459,7 +6357,6 @@
               <w:bottom w:w="70" w:type="dxa"/>
               <w:end w:w="70" w:type="dxa"/>
             </w:tcMar>
-            <w:shd w:fill="FAFBFC"/>
           </w:tcPr>
           <w:p>
             <w:pPr>
@@ -5471,7 +6368,7 @@
                 <w:b w:val="0"/>
                 <w:sz w:val="15"/>
               </w:rPr>
-              <w:t>도시재생과 청년창업 결합. 빈 점포·유휴공간을 활용해 독립서점·전통주 바·복합문화공간·공방 등이 실제 창업으로 연결</w:t>
+              <w:t xml:space="preserve">자원이 있는 곳으로 손님을 부른다 — 가진 공간과 농산물에서 시작</w:t>
             </w:r>
           </w:p>
         </w:tc>
@@ -5485,7 +6382,6 @@
               <w:bottom w:w="70" w:type="dxa"/>
               <w:end w:w="70" w:type="dxa"/>
             </w:tcMar>
-            <w:shd w:fill="FAFBFC"/>
           </w:tcPr>
           <w:p>
             <w:pPr>
@@ -5497,7 +6393,7 @@
                 <w:b w:val="0"/>
                 <w:sz w:val="15"/>
               </w:rPr>
-              <w:t>“관광 창업 공모는 관광공사에만 있는 것이 아닙니다. 시청의 도시재생 사업에서도 나옵니다.”</w:t>
+              <w:t xml:space="preserve">“지역 창업은 무엇을 가졌는가에서 시작합니다.”</w:t>
             </w:r>
           </w:p>
         </w:tc>
@@ -5529,7 +6425,7 @@
                 <w:color w:val="183758"/>
                 <w:sz w:val="15"/>
               </w:rPr>
-              <w:t>지역공모 ②</w:t>
+              <w:t xml:space="preserve">10</w:t>
             </w:r>
           </w:p>
         </w:tc>
@@ -5554,7 +6450,7 @@
                 <w:b w:val="0"/>
                 <w:sz w:val="15"/>
               </w:rPr>
-              <w:t>경북 관광 스타트업 공모전</w:t>
+              <w:t xml:space="preserve">농어촌 자원의 사업화 — 스마트팜</w:t>
             </w:r>
           </w:p>
         </w:tc>
@@ -5579,7 +6475,7 @@
                 <w:b w:val="0"/>
                 <w:sz w:val="15"/>
               </w:rPr>
-              <w:t>예비 관광스타트업·지역혁신 관광스타트업 선발. 사업화 자금뿐 아니라 입주공간·교육·컨설팅·마케팅 지원</w:t>
+              <w:t xml:space="preserve">스마트팜 융복합 · 6차산업 — 1차 농산물의 앞뒤를 붙여 값을 키움</w:t>
             </w:r>
           </w:p>
         </w:tc>
@@ -5604,7 +6500,542 @@
                 <w:b w:val="0"/>
                 <w:sz w:val="15"/>
               </w:rPr>
-              <w:t>“경북에서 관광 관련 아이템을 가지고 있다면 실제로 들어갈 수 있는 지역 관광창업 경로입니다.”</w:t>
+              <w:t xml:space="preserve">“그대로 팔면 1차, 앞뒤를 붙이면 6차입니다.”</w:t>
+            </w:r>
+          </w:p>
+        </w:tc>
+      </w:tr>
+      <w:tr>
+        <w:trPr>
+          <w:cantSplit/>
+        </w:trPr>
+        <w:tc>
+          <w:tcPr>
+            <w:tcW w:type="dxa" w:w="1162"/>
+            <w:vAlign w:val="top"/>
+            <w:tcMar>
+              <w:top w:w="70" w:type="dxa"/>
+              <w:start w:w="70" w:type="dxa"/>
+              <w:bottom w:w="70" w:type="dxa"/>
+              <w:end w:w="70" w:type="dxa"/>
+            </w:tcMar>
+            <w:shd w:fill="EAF0F6"/>
+          </w:tcPr>
+          <w:p>
+            <w:pPr>
+              <w:spacing w:after="30" w:line="240" w:lineRule="auto"/>
+            </w:pPr>
+            <w:r>
+              <w:rPr>
+                <w:rFonts w:ascii="NanumSquare" w:hAnsi="NanumSquare" w:eastAsia="NanumSquare"/>
+                <w:b/>
+                <w:color w:val="183758"/>
+                <w:sz w:val="15"/>
+              </w:rPr>
+              <w:t xml:space="preserve">11</w:t>
+            </w:r>
+          </w:p>
+        </w:tc>
+        <w:tc>
+          <w:tcPr>
+            <w:tcW w:type="dxa" w:w="2948"/>
+            <w:vAlign w:val="top"/>
+            <w:tcMar>
+              <w:top w:w="70" w:type="dxa"/>
+              <w:start w:w="70" w:type="dxa"/>
+              <w:bottom w:w="70" w:type="dxa"/>
+              <w:end w:w="70" w:type="dxa"/>
+            </w:tcMar>
+          </w:tcPr>
+          <w:p>
+            <w:pPr>
+              <w:spacing w:after="30" w:line="240" w:lineRule="auto"/>
+            </w:pPr>
+            <w:r>
+              <w:rPr>
+                <w:rFonts w:ascii="NanumSquare" w:hAnsi="NanumSquare" w:eastAsia="NanumSquare"/>
+                <w:b w:val="0"/>
+                <w:sz w:val="15"/>
+              </w:rPr>
+              <w:t xml:space="preserve">연구용역 창업 — 시 · 공사가 발주하는 일</w:t>
+            </w:r>
+          </w:p>
+        </w:tc>
+        <w:tc>
+          <w:tcPr>
+            <w:tcW w:type="dxa" w:w="4535"/>
+            <w:vAlign w:val="top"/>
+            <w:tcMar>
+              <w:top w:w="70" w:type="dxa"/>
+              <w:start w:w="70" w:type="dxa"/>
+              <w:bottom w:w="70" w:type="dxa"/>
+              <w:end w:w="70" w:type="dxa"/>
+            </w:tcMar>
+          </w:tcPr>
+          <w:p>
+            <w:pPr>
+              <w:spacing w:after="30" w:line="240" w:lineRule="auto"/>
+            </w:pPr>
+            <w:r>
+              <w:rPr>
+                <w:rFonts w:ascii="NanumSquare" w:hAnsi="NanumSquare" w:eastAsia="NanumSquare"/>
+                <w:b w:val="0"/>
+                <w:sz w:val="15"/>
+              </w:rPr>
+              <w:t xml:space="preserve">배운 전공 자체를 파는 창업 — 관광 컨설팅 · 연구(B2G)</w:t>
+            </w:r>
+          </w:p>
+        </w:tc>
+        <w:tc>
+          <w:tcPr>
+            <w:tcW w:type="dxa" w:w="3118"/>
+            <w:vAlign w:val="top"/>
+            <w:tcMar>
+              <w:top w:w="70" w:type="dxa"/>
+              <w:start w:w="70" w:type="dxa"/>
+              <w:bottom w:w="70" w:type="dxa"/>
+              <w:end w:w="70" w:type="dxa"/>
+            </w:tcMar>
+          </w:tcPr>
+          <w:p>
+            <w:pPr>
+              <w:spacing w:after="30" w:line="240" w:lineRule="auto"/>
+            </w:pPr>
+            <w:r>
+              <w:rPr>
+                <w:rFonts w:ascii="NanumSquare" w:hAnsi="NanumSquare" w:eastAsia="NanumSquare"/>
+                <w:b w:val="0"/>
+                <w:sz w:val="15"/>
+              </w:rPr>
+              <w:t xml:space="preserve">“관광전공자가 반드시 여행사를 만들 필요는 없습니다.”</w:t>
+            </w:r>
+          </w:p>
+        </w:tc>
+      </w:tr>
+      <w:tr>
+        <w:trPr>
+          <w:cantSplit/>
+        </w:trPr>
+        <w:tc>
+          <w:tcPr>
+            <w:tcW w:type="dxa" w:w="1162"/>
+            <w:vAlign w:val="top"/>
+            <w:tcMar>
+              <w:top w:w="70" w:type="dxa"/>
+              <w:start w:w="70" w:type="dxa"/>
+              <w:bottom w:w="70" w:type="dxa"/>
+              <w:end w:w="70" w:type="dxa"/>
+            </w:tcMar>
+            <w:shd w:fill="EAF0F6"/>
+          </w:tcPr>
+          <w:p>
+            <w:pPr>
+              <w:spacing w:after="30" w:line="240" w:lineRule="auto"/>
+            </w:pPr>
+            <w:r>
+              <w:rPr>
+                <w:rFonts w:ascii="NanumSquare" w:hAnsi="NanumSquare" w:eastAsia="NanumSquare"/>
+                <w:b/>
+                <w:color w:val="183758"/>
+                <w:sz w:val="15"/>
+              </w:rPr>
+              <w:t xml:space="preserve">11 사례</w:t>
+            </w:r>
+          </w:p>
+        </w:tc>
+        <w:tc>
+          <w:tcPr>
+            <w:tcW w:type="dxa" w:w="2948"/>
+            <w:vAlign w:val="top"/>
+            <w:tcMar>
+              <w:top w:w="70" w:type="dxa"/>
+              <w:start w:w="70" w:type="dxa"/>
+              <w:bottom w:w="70" w:type="dxa"/>
+              <w:end w:w="70" w:type="dxa"/>
+            </w:tcMar>
+            <w:shd w:fill="FAFBFC"/>
+          </w:tcPr>
+          <w:p>
+            <w:pPr>
+              <w:spacing w:after="30" w:line="240" w:lineRule="auto"/>
+            </w:pPr>
+            <w:r>
+              <w:rPr>
+                <w:rFonts w:ascii="NanumSquare" w:hAnsi="NanumSquare" w:eastAsia="NanumSquare"/>
+                <w:b w:val="0"/>
+                <w:sz w:val="15"/>
+              </w:rPr>
+              <w:t>전공 자체를 사업으로 — 어반리즘 하우스</w:t>
+            </w:r>
+          </w:p>
+        </w:tc>
+        <w:tc>
+          <w:tcPr>
+            <w:tcW w:type="dxa" w:w="4535"/>
+            <w:vAlign w:val="top"/>
+            <w:tcMar>
+              <w:top w:w="70" w:type="dxa"/>
+              <w:start w:w="70" w:type="dxa"/>
+              <w:bottom w:w="70" w:type="dxa"/>
+              <w:end w:w="70" w:type="dxa"/>
+            </w:tcMar>
+            <w:shd w:fill="FAFBFC"/>
+          </w:tcPr>
+          <w:p>
+            <w:pPr>
+              <w:spacing w:after="30" w:line="240" w:lineRule="auto"/>
+            </w:pPr>
+            <w:r>
+              <w:rPr>
+                <w:rFonts w:ascii="NanumSquare" w:hAnsi="NanumSquare" w:eastAsia="NanumSquare"/>
+                <w:b w:val="0"/>
+                <w:sz w:val="15"/>
+              </w:rPr>
+              <w:t>관광 컨설팅·연구·교육·행사운영. 일반 소비자가 아니라 공공기관을 고객으로 하는 B2G 관광사업</w:t>
+            </w:r>
+          </w:p>
+        </w:tc>
+        <w:tc>
+          <w:tcPr>
+            <w:tcW w:type="dxa" w:w="3118"/>
+            <w:vAlign w:val="top"/>
+            <w:tcMar>
+              <w:top w:w="70" w:type="dxa"/>
+              <w:start w:w="70" w:type="dxa"/>
+              <w:bottom w:w="70" w:type="dxa"/>
+              <w:end w:w="70" w:type="dxa"/>
+            </w:tcMar>
+            <w:shd w:fill="FAFBFC"/>
+          </w:tcPr>
+          <w:p>
+            <w:pPr>
+              <w:spacing w:after="30" w:line="240" w:lineRule="auto"/>
+            </w:pPr>
+            <w:r>
+              <w:rPr>
+                <w:rFonts w:ascii="NanumSquare" w:hAnsi="NanumSquare" w:eastAsia="NanumSquare"/>
+                <w:b w:val="0"/>
+                <w:sz w:val="15"/>
+              </w:rPr>
+              <w:t>“관광전공자가 반드시 여행사를 만들 필요는 없습니다. 관광계획·연구·데이터 분석 자체도 상품이 됩니다.”</w:t>
+            </w:r>
+          </w:p>
+        </w:tc>
+      </w:tr>
+      <w:tr>
+        <w:trPr>
+          <w:cantSplit/>
+        </w:trPr>
+        <w:tc>
+          <w:tcPr>
+            <w:tcW w:type="dxa" w:w="1162"/>
+            <w:vAlign w:val="top"/>
+            <w:tcMar>
+              <w:top w:w="70" w:type="dxa"/>
+              <w:start w:w="70" w:type="dxa"/>
+              <w:bottom w:w="70" w:type="dxa"/>
+              <w:end w:w="70" w:type="dxa"/>
+            </w:tcMar>
+          </w:tcPr>
+          <w:p>
+            <w:pPr>
+              <w:spacing w:after="30" w:line="240" w:lineRule="auto"/>
+            </w:pPr>
+            <w:r>
+              <w:rPr>
+                <w:rFonts w:ascii="NanumSquare" w:hAnsi="NanumSquare" w:eastAsia="NanumSquare"/>
+                <w:b w:val="0"/>
+                <w:sz w:val="15"/>
+              </w:rPr>
+            </w:r>
+          </w:p>
+        </w:tc>
+        <w:tc>
+          <w:tcPr>
+            <w:tcW w:type="dxa" w:w="2948"/>
+            <w:vAlign w:val="top"/>
+            <w:tcMar>
+              <w:top w:w="70" w:type="dxa"/>
+              <w:start w:w="70" w:type="dxa"/>
+              <w:bottom w:w="70" w:type="dxa"/>
+              <w:end w:w="70" w:type="dxa"/>
+            </w:tcMar>
+          </w:tcPr>
+          <w:p>
+            <w:pPr>
+              <w:spacing w:after="30" w:line="240" w:lineRule="auto"/>
+            </w:pPr>
+            <w:r>
+              <w:rPr>
+                <w:rFonts w:ascii="NanumSquare" w:hAnsi="NanumSquare" w:eastAsia="NanumSquare"/>
+                <w:b w:val="0"/>
+                <w:sz w:val="15"/>
+              </w:rPr>
+              <w:t>어반리즘 하우스 + PRISM</w:t>
+            </w:r>
+          </w:p>
+        </w:tc>
+        <w:tc>
+          <w:tcPr>
+            <w:tcW w:type="dxa" w:w="4535"/>
+            <w:vAlign w:val="top"/>
+            <w:tcMar>
+              <w:top w:w="70" w:type="dxa"/>
+              <w:start w:w="70" w:type="dxa"/>
+              <w:bottom w:w="70" w:type="dxa"/>
+              <w:end w:w="70" w:type="dxa"/>
+            </w:tcMar>
+          </w:tcPr>
+          <w:p>
+            <w:pPr>
+              <w:spacing w:after="30" w:line="240" w:lineRule="auto"/>
+            </w:pPr>
+            <w:r>
+              <w:rPr>
+                <w:rFonts w:ascii="NanumSquare" w:hAnsi="NanumSquare" w:eastAsia="NanumSquare"/>
+                <w:b w:val="0"/>
+                <w:sz w:val="15"/>
+              </w:rPr>
+              <w:t>실제 관광 컨설팅 회사 수행과제와 정부 정책연구용역 원문을 확인하는 경로</w:t>
+            </w:r>
+          </w:p>
+        </w:tc>
+        <w:tc>
+          <w:tcPr>
+            <w:tcW w:type="dxa" w:w="3118"/>
+            <w:vAlign w:val="top"/>
+            <w:tcMar>
+              <w:top w:w="70" w:type="dxa"/>
+              <w:start w:w="70" w:type="dxa"/>
+              <w:bottom w:w="70" w:type="dxa"/>
+              <w:end w:w="70" w:type="dxa"/>
+            </w:tcMar>
+          </w:tcPr>
+          <w:p>
+            <w:pPr>
+              <w:spacing w:after="30" w:line="240" w:lineRule="auto"/>
+            </w:pPr>
+            <w:r>
+              <w:rPr>
+                <w:rFonts w:ascii="NanumSquare" w:hAnsi="NanumSquare" w:eastAsia="NanumSquare"/>
+                <w:b w:val="0"/>
+                <w:sz w:val="15"/>
+              </w:rPr>
+              <w:t>“회사가 어떤 관광용역을 수주하는지, 정부가 어떤 관광문제를 연구하는지를 실제 자료로 확인할 수 있습니다.”</w:t>
+            </w:r>
+          </w:p>
+        </w:tc>
+      </w:tr>
+      <w:tr>
+        <w:trPr>
+          <w:cantSplit/>
+        </w:trPr>
+        <w:tc>
+          <w:tcPr>
+            <w:tcW w:type="dxa" w:w="1162"/>
+            <w:vAlign w:val="top"/>
+            <w:tcMar>
+              <w:top w:w="70" w:type="dxa"/>
+              <w:start w:w="70" w:type="dxa"/>
+              <w:bottom w:w="70" w:type="dxa"/>
+              <w:end w:w="70" w:type="dxa"/>
+            </w:tcMar>
+            <w:shd w:fill="EAF0F6"/>
+          </w:tcPr>
+          <w:p>
+            <w:pPr>
+              <w:spacing w:after="30" w:line="240" w:lineRule="auto"/>
+            </w:pPr>
+            <w:r>
+              <w:rPr>
+                <w:rFonts w:ascii="NanumSquare" w:hAnsi="NanumSquare" w:eastAsia="NanumSquare"/>
+                <w:b/>
+                <w:color w:val="183758"/>
+                <w:sz w:val="15"/>
+              </w:rPr>
+              <w:t xml:space="preserve">12</w:t>
+            </w:r>
+          </w:p>
+        </w:tc>
+        <w:tc>
+          <w:tcPr>
+            <w:tcW w:type="dxa" w:w="2948"/>
+            <w:vAlign w:val="top"/>
+            <w:tcMar>
+              <w:top w:w="70" w:type="dxa"/>
+              <w:start w:w="70" w:type="dxa"/>
+              <w:bottom w:w="70" w:type="dxa"/>
+              <w:end w:w="70" w:type="dxa"/>
+            </w:tcMar>
+            <w:shd w:fill="FAFBFC"/>
+          </w:tcPr>
+          <w:p>
+            <w:pPr>
+              <w:spacing w:after="30" w:line="240" w:lineRule="auto"/>
+            </w:pPr>
+            <w:r>
+              <w:rPr>
+                <w:rFonts w:ascii="NanumSquare" w:hAnsi="NanumSquare" w:eastAsia="NanumSquare"/>
+                <w:b w:val="0"/>
+                <w:sz w:val="15"/>
+              </w:rPr>
+              <w:t>로컬크리에이터 — 지역을 아이템으로 삼는 창업 트랙</w:t>
+            </w:r>
+          </w:p>
+        </w:tc>
+        <w:tc>
+          <w:tcPr>
+            <w:tcW w:type="dxa" w:w="4535"/>
+            <w:vAlign w:val="top"/>
+            <w:tcMar>
+              <w:top w:w="70" w:type="dxa"/>
+              <w:start w:w="70" w:type="dxa"/>
+              <w:bottom w:w="70" w:type="dxa"/>
+              <w:end w:w="70" w:type="dxa"/>
+            </w:tcMar>
+            <w:shd w:fill="FAFBFC"/>
+          </w:tcPr>
+          <w:p>
+            <w:pPr>
+              <w:spacing w:after="30" w:line="240" w:lineRule="auto"/>
+            </w:pPr>
+            <w:r>
+              <w:rPr>
+                <w:rFonts w:ascii="NanumSquare" w:hAnsi="NanumSquare" w:eastAsia="NanumSquare"/>
+                <w:b w:val="0"/>
+                <w:sz w:val="15"/>
+              </w:rPr>
+              <w:t>정부 공식 명칭 지역가치 창업가. 지역가치·로컬푸드·지역기반 제조·지역특화관광·거점브랜드·디지털 문화체험·자연친화활동 등</w:t>
+            </w:r>
+          </w:p>
+        </w:tc>
+        <w:tc>
+          <w:tcPr>
+            <w:tcW w:type="dxa" w:w="3118"/>
+            <w:vAlign w:val="top"/>
+            <w:tcMar>
+              <w:top w:w="70" w:type="dxa"/>
+              <w:start w:w="70" w:type="dxa"/>
+              <w:bottom w:w="70" w:type="dxa"/>
+              <w:end w:w="70" w:type="dxa"/>
+            </w:tcMar>
+            <w:shd w:fill="FAFBFC"/>
+          </w:tcPr>
+          <w:p>
+            <w:pPr>
+              <w:spacing w:after="30" w:line="240" w:lineRule="auto"/>
+            </w:pPr>
+            <w:r>
+              <w:rPr>
+                <w:rFonts w:ascii="NanumSquare" w:hAnsi="NanumSquare" w:eastAsia="NanumSquare"/>
+                <w:b w:val="0"/>
+                <w:sz w:val="15"/>
+              </w:rPr>
+              <w:t>“관광전공자가 볼 지원사업은 관광벤처 하나가 아닙니다. 로컬크리에이터도 관광과 상당 부분 겹칩니다.”</w:t>
+            </w:r>
+          </w:p>
+        </w:tc>
+      </w:tr>
+      <w:tr>
+        <w:trPr>
+          <w:cantSplit/>
+        </w:trPr>
+        <w:tc>
+          <w:tcPr>
+            <w:tcW w:type="dxa" w:w="1162"/>
+            <w:vAlign w:val="top"/>
+            <w:tcMar>
+              <w:top w:w="70" w:type="dxa"/>
+              <w:start w:w="70" w:type="dxa"/>
+              <w:bottom w:w="70" w:type="dxa"/>
+              <w:end w:w="70" w:type="dxa"/>
+            </w:tcMar>
+          </w:tcPr>
+          <w:p>
+            <w:pPr>
+              <w:spacing w:after="30" w:line="240" w:lineRule="auto"/>
+            </w:pPr>
+            <w:r>
+              <w:rPr>
+                <w:rFonts w:ascii="NanumSquare" w:hAnsi="NanumSquare" w:eastAsia="NanumSquare"/>
+                <w:b w:val="0"/>
+                <w:sz w:val="15"/>
+              </w:rPr>
+            </w:r>
+          </w:p>
+        </w:tc>
+        <w:tc>
+          <w:tcPr>
+            <w:tcW w:type="dxa" w:w="2948"/>
+            <w:vAlign w:val="top"/>
+            <w:tcMar>
+              <w:top w:w="70" w:type="dxa"/>
+              <w:start w:w="70" w:type="dxa"/>
+              <w:bottom w:w="70" w:type="dxa"/>
+              <w:end w:w="70" w:type="dxa"/>
+            </w:tcMar>
+          </w:tcPr>
+          <w:p>
+            <w:pPr>
+              <w:spacing w:after="30" w:line="240" w:lineRule="auto"/>
+            </w:pPr>
+            <w:r>
+              <w:rPr>
+                <w:rFonts w:ascii="NanumSquare" w:hAnsi="NanumSquare" w:eastAsia="NanumSquare"/>
+                <w:b w:val="0"/>
+                <w:sz w:val="15"/>
+              </w:rPr>
+              <w:t>전국형 / 지역형</w:t>
+            </w:r>
+          </w:p>
+        </w:tc>
+        <w:tc>
+          <w:tcPr>
+            <w:tcW w:type="dxa" w:w="4535"/>
+            <w:vAlign w:val="top"/>
+            <w:tcMar>
+              <w:top w:w="70" w:type="dxa"/>
+              <w:start w:w="70" w:type="dxa"/>
+              <w:bottom w:w="70" w:type="dxa"/>
+              <w:end w:w="70" w:type="dxa"/>
+            </w:tcMar>
+          </w:tcPr>
+          <w:p>
+            <w:pPr>
+              <w:spacing w:after="30" w:line="240" w:lineRule="auto"/>
+            </w:pPr>
+            <w:r>
+              <w:rPr>
+                <w:rFonts w:ascii="NanumSquare" w:hAnsi="NanumSquare" w:eastAsia="NanumSquare"/>
+                <w:b w:val="0"/>
+                <w:sz w:val="15"/>
+              </w:rPr>
+              <w:t>중기부·소진공 전국 사업과 시·도 자체 지역사업이 별도로 존재</w:t>
+            </w:r>
+          </w:p>
+        </w:tc>
+        <w:tc>
+          <w:tcPr>
+            <w:tcW w:type="dxa" w:w="3118"/>
+            <w:vAlign w:val="top"/>
+            <w:tcMar>
+              <w:top w:w="70" w:type="dxa"/>
+              <w:start w:w="70" w:type="dxa"/>
+              <w:bottom w:w="70" w:type="dxa"/>
+              <w:end w:w="70" w:type="dxa"/>
+            </w:tcMar>
+          </w:tcPr>
+          <w:p>
+            <w:pPr>
+              <w:spacing w:after="30" w:line="240" w:lineRule="auto"/>
+            </w:pPr>
+            <w:r>
+              <w:rPr>
+                <w:rFonts w:ascii="NanumSquare" w:hAnsi="NanumSquare" w:eastAsia="NanumSquare"/>
+                <w:b w:val="0"/>
+                <w:sz w:val="15"/>
+              </w:rPr>
+              <w:t>“같은 아이디어로 중앙정부 사업과 지역 사업을 각각 찾아볼 수 있습니다.”</w:t>
             </w:r>
           </w:p>
         </w:tc>
@@ -5660,7 +7091,7 @@
                 <w:b w:val="0"/>
                 <w:sz w:val="15"/>
               </w:rPr>
-              <w:t>경북관광기업지원센터</w:t>
+              <w:t>개인형 / 협업형</w:t>
             </w:r>
           </w:p>
         </w:tc>
@@ -5686,7 +7117,7 @@
                 <w:b w:val="0"/>
                 <w:sz w:val="15"/>
               </w:rPr>
-              <w:t>문체부 공모로 설치된 지역 관광기업 성장거점. 관광기업 발굴·인재양성·일자리 연계까지 담당</w:t>
+              <w:t>개인뿐 아니라 식당·공방·숙박 등을 묶는 협업형 지원 가능</w:t>
             </w:r>
           </w:p>
         </w:tc>
@@ -5712,7 +7143,111 @@
                 <w:b w:val="0"/>
                 <w:sz w:val="15"/>
               </w:rPr>
-              <w:t>“정부가 센터를 만들고, 그 센터가 다시 지역 관광기업을 선발하는 구조입니다.”</w:t>
+              <w:t>“관광기획자는 여러 사업자를 하나의 관광코스로 묶는 역할도 할 수 있습니다.”</w:t>
+            </w:r>
+          </w:p>
+        </w:tc>
+      </w:tr>
+      <w:tr>
+        <w:trPr>
+          <w:cantSplit/>
+        </w:trPr>
+        <w:tc>
+          <w:tcPr>
+            <w:tcW w:type="dxa" w:w="1162"/>
+            <w:vAlign w:val="top"/>
+            <w:tcMar>
+              <w:top w:w="70" w:type="dxa"/>
+              <w:start w:w="70" w:type="dxa"/>
+              <w:bottom w:w="70" w:type="dxa"/>
+              <w:end w:w="70" w:type="dxa"/>
+            </w:tcMar>
+          </w:tcPr>
+          <w:p>
+            <w:pPr>
+              <w:spacing w:after="30" w:line="240" w:lineRule="auto"/>
+            </w:pPr>
+            <w:r>
+              <w:rPr>
+                <w:rFonts w:ascii="NanumSquare" w:hAnsi="NanumSquare" w:eastAsia="NanumSquare"/>
+                <w:b w:val="0"/>
+                <w:sz w:val="15"/>
+              </w:rPr>
+            </w:r>
+          </w:p>
+        </w:tc>
+        <w:tc>
+          <w:tcPr>
+            <w:tcW w:type="dxa" w:w="2948"/>
+            <w:vAlign w:val="top"/>
+            <w:tcMar>
+              <w:top w:w="70" w:type="dxa"/>
+              <w:start w:w="70" w:type="dxa"/>
+              <w:bottom w:w="70" w:type="dxa"/>
+              <w:end w:w="70" w:type="dxa"/>
+            </w:tcMar>
+          </w:tcPr>
+          <w:p>
+            <w:pPr>
+              <w:spacing w:after="30" w:line="240" w:lineRule="auto"/>
+            </w:pPr>
+            <w:r>
+              <w:rPr>
+                <w:rFonts w:ascii="NanumSquare" w:hAnsi="NanumSquare" w:eastAsia="NanumSquare"/>
+                <w:b w:val="0"/>
+                <w:sz w:val="15"/>
+              </w:rPr>
+              <w:t>성장 계단</w:t>
+            </w:r>
+          </w:p>
+        </w:tc>
+        <w:tc>
+          <w:tcPr>
+            <w:tcW w:type="dxa" w:w="4535"/>
+            <w:vAlign w:val="top"/>
+            <w:tcMar>
+              <w:top w:w="70" w:type="dxa"/>
+              <w:start w:w="70" w:type="dxa"/>
+              <w:bottom w:w="70" w:type="dxa"/>
+              <w:end w:w="70" w:type="dxa"/>
+            </w:tcMar>
+          </w:tcPr>
+          <w:p>
+            <w:pPr>
+              <w:spacing w:after="30" w:line="240" w:lineRule="auto"/>
+            </w:pPr>
+            <w:r>
+              <w:rPr>
+                <w:rFonts w:ascii="NanumSquare" w:hAnsi="NanumSquare" w:eastAsia="NanumSquare"/>
+                <w:b w:val="0"/>
+                <w:sz w:val="15"/>
+              </w:rPr>
+              <w:t>로컬크리에이터 이후 후속 성장지원·투자 연계 가능</w:t>
+            </w:r>
+          </w:p>
+        </w:tc>
+        <w:tc>
+          <w:tcPr>
+            <w:tcW w:type="dxa" w:w="3118"/>
+            <w:vAlign w:val="top"/>
+            <w:tcMar>
+              <w:top w:w="70" w:type="dxa"/>
+              <w:start w:w="70" w:type="dxa"/>
+              <w:bottom w:w="70" w:type="dxa"/>
+              <w:end w:w="70" w:type="dxa"/>
+            </w:tcMar>
+          </w:tcPr>
+          <w:p>
+            <w:pPr>
+              <w:spacing w:after="30" w:line="240" w:lineRule="auto"/>
+            </w:pPr>
+            <w:r>
+              <w:rPr>
+                <w:rFonts w:ascii="NanumSquare" w:hAnsi="NanumSquare" w:eastAsia="NanumSquare"/>
+                <w:b w:val="0"/>
+                <w:sz w:val="15"/>
+              </w:rPr>
+              <w:t>“지원사업 하나가 끝이 아니라 다음 단계의 자격이 되기도 합니다.”</w:t>
             </w:r>
           </w:p>
         </w:tc>
@@ -5744,7 +7279,7 @@
                 <w:color w:val="183758"/>
                 <w:sz w:val="15"/>
               </w:rPr>
-              <w:t>지역공모 ③</w:t>
+              <w:t xml:space="preserve">파트 06</w:t>
             </w:r>
           </w:p>
         </w:tc>
@@ -5769,7 +7304,7 @@
                 <w:b w:val="0"/>
                 <w:sz w:val="15"/>
               </w:rPr>
-              <w:t>안동시 청년 스타트업 관광기업</w:t>
+              <w:t xml:space="preserve">창업하지 않아도 쓰인다 — 과제 2</w:t>
             </w:r>
           </w:p>
         </w:tc>
@@ -5794,7 +7329,7 @@
                 <w:b w:val="0"/>
                 <w:sz w:val="15"/>
               </w:rPr>
-              <w:t>만 39세 이하, 문화·관광 분야. 스마트기술 융합, 관광인프라, 지역특화 콘텐츠, 친환경 관광 등</w:t>
+              <w:t xml:space="preserve">관광기업 입사 제안서(A4 1장 · 모의 면접) · 기관 인성면접 예상 질문 20문 · 실전 입사지원서</w:t>
             </w:r>
           </w:p>
         </w:tc>
@@ -5819,7 +7354,328 @@
                 <w:b w:val="0"/>
                 <w:sz w:val="15"/>
               </w:rPr>
-              <w:t>“경북 전체뿐 아니라 안동처럼 시 단위에서도 관광기업을 직접 뽑습니다.”</w:t>
+              <w:t xml:space="preserve">“모두가 창업하지는 않습니다. 회사가 사람을 뽑을 때 보는 것과 공모가 보는 것이 거의 같습니다.”</w:t>
+            </w:r>
+          </w:p>
+        </w:tc>
+      </w:tr>
+      <w:tr>
+        <w:trPr>
+          <w:cantSplit/>
+        </w:trPr>
+        <w:tc>
+          <w:tcPr>
+            <w:tcW w:type="dxa" w:w="1162"/>
+            <w:vAlign w:val="top"/>
+            <w:tcMar>
+              <w:top w:w="70" w:type="dxa"/>
+              <w:start w:w="70" w:type="dxa"/>
+              <w:bottom w:w="70" w:type="dxa"/>
+              <w:end w:w="70" w:type="dxa"/>
+            </w:tcMar>
+            <w:shd w:fill="EAF0F6"/>
+          </w:tcPr>
+          <w:p>
+            <w:pPr>
+              <w:spacing w:after="30" w:line="240" w:lineRule="auto"/>
+            </w:pPr>
+            <w:r>
+              <w:rPr>
+                <w:rFonts w:ascii="NanumSquare" w:hAnsi="NanumSquare" w:eastAsia="NanumSquare"/>
+                <w:b/>
+                <w:color w:val="183758"/>
+                <w:sz w:val="15"/>
+              </w:rPr>
+              <w:t xml:space="preserve">파트 07</w:t>
+            </w:r>
+          </w:p>
+        </w:tc>
+        <w:tc>
+          <w:tcPr>
+            <w:tcW w:type="dxa" w:w="2948"/>
+            <w:vAlign w:val="top"/>
+            <w:tcMar>
+              <w:top w:w="70" w:type="dxa"/>
+              <w:start w:w="70" w:type="dxa"/>
+              <w:bottom w:w="70" w:type="dxa"/>
+              <w:end w:w="70" w:type="dxa"/>
+            </w:tcMar>
+          </w:tcPr>
+          <w:p>
+            <w:pPr>
+              <w:spacing w:after="30" w:line="240" w:lineRule="auto"/>
+            </w:pPr>
+            <w:r>
+              <w:rPr>
+                <w:rFonts w:ascii="NanumSquare" w:hAnsi="NanumSquare" w:eastAsia="NanumSquare"/>
+                <w:b w:val="0"/>
+                <w:sz w:val="15"/>
+              </w:rPr>
+              <w:t xml:space="preserve">책 — 교재 두 권</w:t>
+            </w:r>
+          </w:p>
+        </w:tc>
+        <w:tc>
+          <w:tcPr>
+            <w:tcW w:type="dxa" w:w="4535"/>
+            <w:vAlign w:val="top"/>
+            <w:tcMar>
+              <w:top w:w="70" w:type="dxa"/>
+              <w:start w:w="70" w:type="dxa"/>
+              <w:bottom w:w="70" w:type="dxa"/>
+              <w:end w:w="70" w:type="dxa"/>
+            </w:tcMar>
+          </w:tcPr>
+          <w:p>
+            <w:pPr>
+              <w:spacing w:after="30" w:line="240" w:lineRule="auto"/>
+            </w:pPr>
+            <w:r>
+              <w:rPr>
+                <w:rFonts w:ascii="NanumSquare" w:hAnsi="NanumSquare" w:eastAsia="NanumSquare"/>
+                <w:b w:val="0"/>
+                <w:sz w:val="15"/>
+              </w:rPr>
+              <w:t xml:space="preserve">그림 1은 이론과 실무로, 그림 2는 업종(여행 · 외식 · 숙박 · 스마트관광 · 지역상생)으로 펼친 두 교재 — 지금 읽는 대목의 위치를 대 보는 지도</w:t>
+            </w:r>
+          </w:p>
+        </w:tc>
+        <w:tc>
+          <w:tcPr>
+            <w:tcW w:type="dxa" w:w="3118"/>
+            <w:vAlign w:val="top"/>
+            <w:tcMar>
+              <w:top w:w="70" w:type="dxa"/>
+              <w:start w:w="70" w:type="dxa"/>
+              <w:bottom w:w="70" w:type="dxa"/>
+              <w:end w:w="70" w:type="dxa"/>
+            </w:tcMar>
+          </w:tcPr>
+          <w:p>
+            <w:pPr>
+              <w:spacing w:after="30" w:line="240" w:lineRule="auto"/>
+            </w:pPr>
+            <w:r>
+              <w:rPr>
+                <w:rFonts w:ascii="NanumSquare" w:hAnsi="NanumSquare" w:eastAsia="NanumSquare"/>
+                <w:b w:val="0"/>
+                <w:sz w:val="15"/>
+              </w:rPr>
+              <w:t xml:space="preserve">“지금 읽는 대목이 전체의 어디쯤인지 두 그림에 대 봅니다.”</w:t>
+            </w:r>
+          </w:p>
+        </w:tc>
+      </w:tr>
+      <w:tr>
+        <w:trPr>
+          <w:cantSplit/>
+        </w:trPr>
+        <w:tc>
+          <w:tcPr>
+            <w:tcW w:type="dxa" w:w="1162"/>
+            <w:vAlign w:val="top"/>
+            <w:tcMar>
+              <w:top w:w="70" w:type="dxa"/>
+              <w:start w:w="70" w:type="dxa"/>
+              <w:bottom w:w="70" w:type="dxa"/>
+              <w:end w:w="70" w:type="dxa"/>
+            </w:tcMar>
+            <w:shd w:fill="EAF0F6"/>
+          </w:tcPr>
+          <w:p>
+            <w:pPr>
+              <w:spacing w:after="30" w:line="240" w:lineRule="auto"/>
+            </w:pPr>
+            <w:r>
+              <w:rPr>
+                <w:rFonts w:ascii="NanumSquare" w:hAnsi="NanumSquare" w:eastAsia="NanumSquare"/>
+                <w:b/>
+                <w:color w:val="183758"/>
+                <w:sz w:val="15"/>
+              </w:rPr>
+              <w:t xml:space="preserve">파트 08</w:t>
+            </w:r>
+          </w:p>
+        </w:tc>
+        <w:tc>
+          <w:tcPr>
+            <w:tcW w:type="dxa" w:w="2948"/>
+            <w:vAlign w:val="top"/>
+            <w:tcMar>
+              <w:top w:w="70" w:type="dxa"/>
+              <w:start w:w="70" w:type="dxa"/>
+              <w:bottom w:w="70" w:type="dxa"/>
+              <w:end w:w="70" w:type="dxa"/>
+            </w:tcMar>
+          </w:tcPr>
+          <w:p>
+            <w:pPr>
+              <w:spacing w:after="30" w:line="240" w:lineRule="auto"/>
+            </w:pPr>
+            <w:r>
+              <w:rPr>
+                <w:rFonts w:ascii="NanumSquare" w:hAnsi="NanumSquare" w:eastAsia="NanumSquare"/>
+                <w:b w:val="0"/>
+                <w:sz w:val="15"/>
+              </w:rPr>
+              <w:t xml:space="preserve">곁들여 보기 · 링크</w:t>
+            </w:r>
+          </w:p>
+        </w:tc>
+        <w:tc>
+          <w:tcPr>
+            <w:tcW w:type="dxa" w:w="4535"/>
+            <w:vAlign w:val="top"/>
+            <w:tcMar>
+              <w:top w:w="70" w:type="dxa"/>
+              <w:start w:w="70" w:type="dxa"/>
+              <w:bottom w:w="70" w:type="dxa"/>
+              <w:end w:w="70" w:type="dxa"/>
+            </w:tcMar>
+          </w:tcPr>
+          <w:p>
+            <w:pPr>
+              <w:spacing w:after="30" w:line="240" w:lineRule="auto"/>
+            </w:pPr>
+            <w:r>
+              <w:rPr>
+                <w:rFonts w:ascii="NanumSquare" w:hAnsi="NanumSquare" w:eastAsia="NanumSquare"/>
+                <w:b w:val="0"/>
+                <w:sz w:val="15"/>
+              </w:rPr>
+              <w:t xml:space="preserve">사례 둘(비건부산 · 구미 · 포항)과 공모를 찾는 창구 모음</w:t>
+            </w:r>
+          </w:p>
+        </w:tc>
+        <w:tc>
+          <w:tcPr>
+            <w:tcW w:type="dxa" w:w="3118"/>
+            <w:vAlign w:val="top"/>
+            <w:tcMar>
+              <w:top w:w="70" w:type="dxa"/>
+              <w:start w:w="70" w:type="dxa"/>
+              <w:bottom w:w="70" w:type="dxa"/>
+              <w:end w:w="70" w:type="dxa"/>
+            </w:tcMar>
+          </w:tcPr>
+          <w:p>
+            <w:pPr>
+              <w:spacing w:after="30" w:line="240" w:lineRule="auto"/>
+            </w:pPr>
+            <w:r>
+              <w:rPr>
+                <w:rFonts w:ascii="NanumSquare" w:hAnsi="NanumSquare" w:eastAsia="NanumSquare"/>
+                <w:b w:val="0"/>
+                <w:sz w:val="15"/>
+              </w:rPr>
+              <w:t xml:space="preserve">“이론을 서비스로 옮긴 예와, 도시가 왜 관광 창업에 돈을 쓰는지 봅니다.”</w:t>
+            </w:r>
+          </w:p>
+        </w:tc>
+      </w:tr>
+      <w:tr>
+        <w:trPr>
+          <w:cantSplit/>
+        </w:trPr>
+        <w:tc>
+          <w:tcPr>
+            <w:tcW w:type="dxa" w:w="1162"/>
+            <w:vAlign w:val="top"/>
+            <w:tcMar>
+              <w:top w:w="70" w:type="dxa"/>
+              <w:start w:w="70" w:type="dxa"/>
+              <w:bottom w:w="70" w:type="dxa"/>
+              <w:end w:w="70" w:type="dxa"/>
+            </w:tcMar>
+            <w:shd w:fill="EAF0F6"/>
+          </w:tcPr>
+          <w:p>
+            <w:pPr>
+              <w:spacing w:after="30" w:line="240" w:lineRule="auto"/>
+            </w:pPr>
+            <w:r>
+              <w:rPr>
+                <w:rFonts w:ascii="NanumSquare" w:hAnsi="NanumSquare" w:eastAsia="NanumSquare"/>
+                <w:b/>
+                <w:color w:val="183758"/>
+                <w:sz w:val="15"/>
+              </w:rPr>
+              <w:t xml:space="preserve">곁들여 보기 1</w:t>
+            </w:r>
+          </w:p>
+        </w:tc>
+        <w:tc>
+          <w:tcPr>
+            <w:tcW w:type="dxa" w:w="2948"/>
+            <w:vAlign w:val="top"/>
+            <w:tcMar>
+              <w:top w:w="70" w:type="dxa"/>
+              <w:start w:w="70" w:type="dxa"/>
+              <w:bottom w:w="70" w:type="dxa"/>
+              <w:end w:w="70" w:type="dxa"/>
+            </w:tcMar>
+          </w:tcPr>
+          <w:p>
+            <w:pPr>
+              <w:spacing w:after="30" w:line="240" w:lineRule="auto"/>
+            </w:pPr>
+            <w:r>
+              <w:rPr>
+                <w:rFonts w:ascii="NanumSquare" w:hAnsi="NanumSquare" w:eastAsia="NanumSquare"/>
+                <w:b w:val="0"/>
+                <w:sz w:val="15"/>
+              </w:rPr>
+              <w:t>해커톤 사례 · 비건부산 (Busan Vegan Discovery)</w:t>
+            </w:r>
+          </w:p>
+        </w:tc>
+        <w:tc>
+          <w:tcPr>
+            <w:tcW w:type="dxa" w:w="4535"/>
+            <w:vAlign w:val="top"/>
+            <w:tcMar>
+              <w:top w:w="70" w:type="dxa"/>
+              <w:start w:w="70" w:type="dxa"/>
+              <w:bottom w:w="70" w:type="dxa"/>
+              <w:end w:w="70" w:type="dxa"/>
+            </w:tcMar>
+          </w:tcPr>
+          <w:p>
+            <w:pPr>
+              <w:spacing w:after="30" w:line="240" w:lineRule="auto"/>
+            </w:pPr>
+            <w:r>
+              <w:rPr>
+                <w:rFonts w:ascii="NanumSquare" w:hAnsi="NanumSquare" w:eastAsia="NanumSquare"/>
+                <w:b w:val="0"/>
+                <w:sz w:val="15"/>
+              </w:rPr>
+              <w:t>비건 여행자의 정보 신뢰 문제 → 공식자료 기반 근거 카드 → 등급·신뢰도 체계 → 실제 라이브 MVP</w:t>
+            </w:r>
+          </w:p>
+        </w:tc>
+        <w:tc>
+          <w:tcPr>
+            <w:tcW w:type="dxa" w:w="3118"/>
+            <w:vAlign w:val="top"/>
+            <w:tcMar>
+              <w:top w:w="70" w:type="dxa"/>
+              <w:start w:w="70" w:type="dxa"/>
+              <w:bottom w:w="70" w:type="dxa"/>
+              <w:end w:w="70" w:type="dxa"/>
+            </w:tcMar>
+          </w:tcPr>
+          <w:p>
+            <w:pPr>
+              <w:spacing w:after="30" w:line="240" w:lineRule="auto"/>
+            </w:pPr>
+            <w:r>
+              <w:rPr>
+                <w:rFonts w:ascii="NanumSquare" w:hAnsi="NanumSquare" w:eastAsia="NanumSquare"/>
+                <w:b w:val="0"/>
+                <w:sz w:val="15"/>
+              </w:rPr>
+              <w:t>“첫 번째는 아이디어가 실제 웹서비스까지 만들어진 사례입니다.”</w:t>
             </w:r>
           </w:p>
         </w:tc>
@@ -5875,7 +7731,7 @@
                 <w:b w:val="0"/>
                 <w:sz w:val="15"/>
               </w:rPr>
-              <w:t>지역공모의 공통 문법</w:t>
+              <w:t>비건부산 관련 실물자료</w:t>
             </w:r>
           </w:p>
         </w:tc>
@@ -5901,7 +7757,7 @@
                 <w:b w:val="0"/>
                 <w:sz w:val="15"/>
               </w:rPr>
-              <w:t>나이 · 지역 · 분야 · 업력이 반복되는 핵심 지원자격이라는 점을 비교</w:t>
+              <w:t>라이브 서비스 + 플랫폼 제안서 PDF + 비건 맛집 등급 기준 전문까지 직접 열람 가능</w:t>
             </w:r>
           </w:p>
         </w:tc>
@@ -5927,7 +7783,7 @@
                 <w:b w:val="0"/>
                 <w:sz w:val="15"/>
               </w:rPr>
-              <w:t>“공모 이름은 달라도 자격요건을 읽는 방법은 거의 같습니다.”</w:t>
+              <w:t>“서비스 화면만 보는 것이 아니라 사업계획서와 서비스 기준까지 같이 볼 수 있습니다.”</w:t>
             </w:r>
           </w:p>
         </w:tc>
@@ -5959,7 +7815,7 @@
                 <w:color w:val="183758"/>
                 <w:sz w:val="15"/>
               </w:rPr>
-              <w:t>지역 이해 ①</w:t>
+              <w:t xml:space="preserve">곁들여 보기 2 · 구미</w:t>
             </w:r>
           </w:p>
         </w:tc>
@@ -6066,7 +7922,7 @@
                 <w:color w:val="183758"/>
                 <w:sz w:val="15"/>
               </w:rPr>
-              <w:t>지역 이해 ②</w:t>
+              <w:t xml:space="preserve">곁들여 보기 2 · 포항</w:t>
             </w:r>
           </w:p>
         </w:tc>
@@ -6280,7 +8136,7 @@
                 <w:color w:val="183758"/>
                 <w:sz w:val="15"/>
               </w:rPr>
-              <w:t>확장 트랙</w:t>
+              <w:t xml:space="preserve">링크 ①</w:t>
             </w:r>
           </w:p>
         </w:tc>
@@ -6306,7 +8162,7 @@
                 <w:b w:val="0"/>
                 <w:sz w:val="15"/>
               </w:rPr>
-              <w:t>로컬크리에이터 — 지역을 아이템으로 삼는 창업 트랙</w:t>
+              <w:t>관련 링크 · 공모 정보와 지역 사례</w:t>
             </w:r>
           </w:p>
         </w:tc>
@@ -6332,7 +8188,7 @@
                 <w:b w:val="0"/>
                 <w:sz w:val="15"/>
               </w:rPr>
-              <w:t>정부 공식 명칭 지역가치 창업가. 지역가치·로컬푸드·지역기반 제조·지역특화관광·거점브랜드·디지털 문화체험·자연친화활동 등</w:t>
+              <w:t>실제 공고와 관광창업 현장 자료를 모아 놓은 섹션</w:t>
             </w:r>
           </w:p>
         </w:tc>
@@ -6358,7 +8214,7 @@
                 <w:b w:val="0"/>
                 <w:sz w:val="15"/>
               </w:rPr>
-              <w:t>“관광전공자가 볼 지원사업은 관광벤처 하나가 아닙니다. 로컬크리에이터도 관광과 상당 부분 겹칩니다.”</w:t>
+              <w:t>“이제부터는 설명자료가 아니라 여러분이 직접 들어가서 찾아볼 사이트입니다.”</w:t>
             </w:r>
           </w:p>
         </w:tc>
@@ -6412,7 +8268,7 @@
                 <w:b w:val="0"/>
                 <w:sz w:val="15"/>
               </w:rPr>
-              <w:t>전국형 / 지역형</w:t>
+              <w:t>모모365</w:t>
             </w:r>
           </w:p>
         </w:tc>
@@ -6437,7 +8293,7 @@
                 <w:b w:val="0"/>
                 <w:sz w:val="15"/>
               </w:rPr>
-              <w:t>중기부·소진공 전국 사업과 시·도 자체 지역사업이 별도로 존재</w:t>
+              <w:t>여러 기관의 공모·공모전·입찰·채용 등을 한곳에서 탐색</w:t>
             </w:r>
           </w:p>
         </w:tc>
@@ -6462,7 +8318,7 @@
                 <w:b w:val="0"/>
                 <w:sz w:val="15"/>
               </w:rPr>
-              <w:t>“같은 아이디어로 중앙정부 사업과 지역 사업을 각각 찾아볼 수 있습니다.”</w:t>
+              <w:t>공모 자체를 찾는 곳</w:t>
             </w:r>
           </w:p>
         </w:tc>
@@ -6518,7 +8374,7 @@
                 <w:b w:val="0"/>
                 <w:sz w:val="15"/>
               </w:rPr>
-              <w:t>개인형 / 협업형</w:t>
+              <w:t>한국관광콘텐츠랩</w:t>
             </w:r>
           </w:p>
         </w:tc>
@@ -6544,7 +8400,7 @@
                 <w:b w:val="0"/>
                 <w:sz w:val="15"/>
               </w:rPr>
-              <w:t>개인뿐 아니라 식당·공방·숙박 등을 묶는 협업형 지원 가능</w:t>
+              <w:t>TourAPI 관광데이터 + 활용사례 + 공모전</w:t>
             </w:r>
           </w:p>
         </w:tc>
@@ -6570,7 +8426,7 @@
                 <w:b w:val="0"/>
                 <w:sz w:val="15"/>
               </w:rPr>
-              <w:t>“관광기획자는 여러 사업자를 하나의 관광코스로 묶는 역할도 할 수 있습니다.”</w:t>
+              <w:t>관광데이터를 얻고 만들어 보는 곳</w:t>
             </w:r>
           </w:p>
         </w:tc>
@@ -6624,7 +8480,7 @@
                 <w:b w:val="0"/>
                 <w:sz w:val="15"/>
               </w:rPr>
-              <w:t>성장 계단</w:t>
+              <w:t>KOCCA R&amp;D 보도자료·예고</w:t>
             </w:r>
           </w:p>
         </w:tc>
@@ -6649,7 +8505,7 @@
                 <w:b w:val="0"/>
                 <w:sz w:val="15"/>
               </w:rPr>
-              <w:t>로컬크리에이터 이후 후속 성장지원·투자 연계 가능</w:t>
+              <w:t>정부의 문화체육관광 R&amp;D 방향과 세부 과제 확인</w:t>
             </w:r>
           </w:p>
         </w:tc>
@@ -6674,7 +8530,539 @@
                 <w:b w:val="0"/>
                 <w:sz w:val="15"/>
               </w:rPr>
-              <w:t>“지원사업 하나가 끝이 아니라 다음 단계의 자격이 되기도 합니다.”</w:t>
+              <w:t>미래 정책·기술 흐름을 읽는 곳</w:t>
+            </w:r>
+          </w:p>
+        </w:tc>
+      </w:tr>
+      <w:tr>
+        <w:trPr>
+          <w:cantSplit/>
+        </w:trPr>
+        <w:tc>
+          <w:tcPr>
+            <w:tcW w:type="dxa" w:w="1162"/>
+            <w:vAlign w:val="top"/>
+            <w:tcMar>
+              <w:top w:w="70" w:type="dxa"/>
+              <w:start w:w="70" w:type="dxa"/>
+              <w:bottom w:w="70" w:type="dxa"/>
+              <w:end w:w="70" w:type="dxa"/>
+            </w:tcMar>
+            <w:shd w:fill="FAFBFC"/>
+          </w:tcPr>
+          <w:p>
+            <w:pPr>
+              <w:spacing w:after="30" w:line="240" w:lineRule="auto"/>
+            </w:pPr>
+            <w:r>
+              <w:rPr>
+                <w:rFonts w:ascii="NanumSquare" w:hAnsi="NanumSquare" w:eastAsia="NanumSquare"/>
+                <w:b w:val="0"/>
+                <w:sz w:val="15"/>
+              </w:rPr>
+            </w:r>
+          </w:p>
+        </w:tc>
+        <w:tc>
+          <w:tcPr>
+            <w:tcW w:type="dxa" w:w="2948"/>
+            <w:vAlign w:val="top"/>
+            <w:tcMar>
+              <w:top w:w="70" w:type="dxa"/>
+              <w:start w:w="70" w:type="dxa"/>
+              <w:bottom w:w="70" w:type="dxa"/>
+              <w:end w:w="70" w:type="dxa"/>
+            </w:tcMar>
+            <w:shd w:fill="FAFBFC"/>
+          </w:tcPr>
+          <w:p>
+            <w:pPr>
+              <w:spacing w:after="30" w:line="240" w:lineRule="auto"/>
+            </w:pPr>
+            <w:r>
+              <w:rPr>
+                <w:rFonts w:ascii="NanumSquare" w:hAnsi="NanumSquare" w:eastAsia="NanumSquare"/>
+                <w:b w:val="0"/>
+                <w:sz w:val="15"/>
+              </w:rPr>
+              <w:t>경북관광기업지원센터</w:t>
+            </w:r>
+          </w:p>
+        </w:tc>
+        <w:tc>
+          <w:tcPr>
+            <w:tcW w:type="dxa" w:w="4535"/>
+            <w:vAlign w:val="top"/>
+            <w:tcMar>
+              <w:top w:w="70" w:type="dxa"/>
+              <w:start w:w="70" w:type="dxa"/>
+              <w:bottom w:w="70" w:type="dxa"/>
+              <w:end w:w="70" w:type="dxa"/>
+            </w:tcMar>
+            <w:shd w:fill="FAFBFC"/>
+          </w:tcPr>
+          <w:p>
+            <w:pPr>
+              <w:spacing w:after="30" w:line="240" w:lineRule="auto"/>
+            </w:pPr>
+            <w:r>
+              <w:rPr>
+                <w:rFonts w:ascii="NanumSquare" w:hAnsi="NanumSquare" w:eastAsia="NanumSquare"/>
+                <w:b w:val="0"/>
+                <w:sz w:val="15"/>
+              </w:rPr>
+              <w:t>관광 스타트업·협업·디지털전환·청년채용 등</w:t>
+            </w:r>
+          </w:p>
+        </w:tc>
+        <w:tc>
+          <w:tcPr>
+            <w:tcW w:type="dxa" w:w="3118"/>
+            <w:vAlign w:val="top"/>
+            <w:tcMar>
+              <w:top w:w="70" w:type="dxa"/>
+              <w:start w:w="70" w:type="dxa"/>
+              <w:bottom w:w="70" w:type="dxa"/>
+              <w:end w:w="70" w:type="dxa"/>
+            </w:tcMar>
+            <w:shd w:fill="FAFBFC"/>
+          </w:tcPr>
+          <w:p>
+            <w:pPr>
+              <w:spacing w:after="30" w:line="240" w:lineRule="auto"/>
+            </w:pPr>
+            <w:r>
+              <w:rPr>
+                <w:rFonts w:ascii="NanumSquare" w:hAnsi="NanumSquare" w:eastAsia="NanumSquare"/>
+                <w:b w:val="0"/>
+                <w:sz w:val="15"/>
+              </w:rPr>
+              <w:t>경북 관광기업 공고를 지속적으로 보는 곳</w:t>
+            </w:r>
+          </w:p>
+        </w:tc>
+      </w:tr>
+      <w:tr>
+        <w:trPr>
+          <w:cantSplit/>
+        </w:trPr>
+        <w:tc>
+          <w:tcPr>
+            <w:tcW w:type="dxa" w:w="1162"/>
+            <w:vAlign w:val="top"/>
+            <w:tcMar>
+              <w:top w:w="70" w:type="dxa"/>
+              <w:start w:w="70" w:type="dxa"/>
+              <w:bottom w:w="70" w:type="dxa"/>
+              <w:end w:w="70" w:type="dxa"/>
+            </w:tcMar>
+          </w:tcPr>
+          <w:p>
+            <w:pPr>
+              <w:spacing w:after="30" w:line="240" w:lineRule="auto"/>
+            </w:pPr>
+            <w:r>
+              <w:rPr>
+                <w:rFonts w:ascii="NanumSquare" w:hAnsi="NanumSquare" w:eastAsia="NanumSquare"/>
+                <w:b w:val="0"/>
+                <w:sz w:val="15"/>
+              </w:rPr>
+            </w:r>
+          </w:p>
+        </w:tc>
+        <w:tc>
+          <w:tcPr>
+            <w:tcW w:type="dxa" w:w="2948"/>
+            <w:vAlign w:val="top"/>
+            <w:tcMar>
+              <w:top w:w="70" w:type="dxa"/>
+              <w:start w:w="70" w:type="dxa"/>
+              <w:bottom w:w="70" w:type="dxa"/>
+              <w:end w:w="70" w:type="dxa"/>
+            </w:tcMar>
+          </w:tcPr>
+          <w:p>
+            <w:pPr>
+              <w:spacing w:after="30" w:line="240" w:lineRule="auto"/>
+            </w:pPr>
+            <w:r>
+              <w:rPr>
+                <w:rFonts w:ascii="NanumSquare" w:hAnsi="NanumSquare" w:eastAsia="NanumSquare"/>
+                <w:b w:val="0"/>
+                <w:sz w:val="15"/>
+              </w:rPr>
+              <w:t>경주시 황오동 공고·성과자료</w:t>
+            </w:r>
+          </w:p>
+        </w:tc>
+        <w:tc>
+          <w:tcPr>
+            <w:tcW w:type="dxa" w:w="4535"/>
+            <w:vAlign w:val="top"/>
+            <w:tcMar>
+              <w:top w:w="70" w:type="dxa"/>
+              <w:start w:w="70" w:type="dxa"/>
+              <w:bottom w:w="70" w:type="dxa"/>
+              <w:end w:w="70" w:type="dxa"/>
+            </w:tcMar>
+          </w:tcPr>
+          <w:p>
+            <w:pPr>
+              <w:spacing w:after="30" w:line="240" w:lineRule="auto"/>
+            </w:pPr>
+            <w:r>
+              <w:rPr>
+                <w:rFonts w:ascii="NanumSquare" w:hAnsi="NanumSquare" w:eastAsia="NanumSquare"/>
+                <w:b w:val="0"/>
+                <w:sz w:val="15"/>
+              </w:rPr>
+              <w:t>지역 도시재생형 창업공모의 실제 공고와 성과</w:t>
+            </w:r>
+          </w:p>
+        </w:tc>
+        <w:tc>
+          <w:tcPr>
+            <w:tcW w:type="dxa" w:w="3118"/>
+            <w:vAlign w:val="top"/>
+            <w:tcMar>
+              <w:top w:w="70" w:type="dxa"/>
+              <w:start w:w="70" w:type="dxa"/>
+              <w:bottom w:w="70" w:type="dxa"/>
+              <w:end w:w="70" w:type="dxa"/>
+            </w:tcMar>
+          </w:tcPr>
+          <w:p>
+            <w:pPr>
+              <w:spacing w:after="30" w:line="240" w:lineRule="auto"/>
+            </w:pPr>
+            <w:r>
+              <w:rPr>
+                <w:rFonts w:ascii="NanumSquare" w:hAnsi="NanumSquare" w:eastAsia="NanumSquare"/>
+                <w:b w:val="0"/>
+                <w:sz w:val="15"/>
+              </w:rPr>
+              <w:t>시청 공고에도 창업기회가 있음을 보여주는 자료</w:t>
+            </w:r>
+          </w:p>
+        </w:tc>
+      </w:tr>
+      <w:tr>
+        <w:trPr>
+          <w:cantSplit/>
+        </w:trPr>
+        <w:tc>
+          <w:tcPr>
+            <w:tcW w:type="dxa" w:w="1162"/>
+            <w:vAlign w:val="top"/>
+            <w:tcMar>
+              <w:top w:w="70" w:type="dxa"/>
+              <w:start w:w="70" w:type="dxa"/>
+              <w:bottom w:w="70" w:type="dxa"/>
+              <w:end w:w="70" w:type="dxa"/>
+            </w:tcMar>
+            <w:shd w:fill="FAFBFC"/>
+          </w:tcPr>
+          <w:p>
+            <w:pPr>
+              <w:spacing w:after="30" w:line="240" w:lineRule="auto"/>
+            </w:pPr>
+            <w:r>
+              <w:rPr>
+                <w:rFonts w:ascii="NanumSquare" w:hAnsi="NanumSquare" w:eastAsia="NanumSquare"/>
+                <w:b w:val="0"/>
+                <w:sz w:val="15"/>
+              </w:rPr>
+            </w:r>
+          </w:p>
+        </w:tc>
+        <w:tc>
+          <w:tcPr>
+            <w:tcW w:type="dxa" w:w="2948"/>
+            <w:vAlign w:val="top"/>
+            <w:tcMar>
+              <w:top w:w="70" w:type="dxa"/>
+              <w:start w:w="70" w:type="dxa"/>
+              <w:bottom w:w="70" w:type="dxa"/>
+              <w:end w:w="70" w:type="dxa"/>
+            </w:tcMar>
+            <w:shd w:fill="FAFBFC"/>
+          </w:tcPr>
+          <w:p>
+            <w:pPr>
+              <w:spacing w:after="30" w:line="240" w:lineRule="auto"/>
+            </w:pPr>
+            <w:r>
+              <w:rPr>
+                <w:rFonts w:ascii="NanumSquare" w:hAnsi="NanumSquare" w:eastAsia="NanumSquare"/>
+                <w:b w:val="0"/>
+                <w:sz w:val="15"/>
+              </w:rPr>
+              <w:t>안동시 자료</w:t>
+            </w:r>
+          </w:p>
+        </w:tc>
+        <w:tc>
+          <w:tcPr>
+            <w:tcW w:type="dxa" w:w="4535"/>
+            <w:vAlign w:val="top"/>
+            <w:tcMar>
+              <w:top w:w="70" w:type="dxa"/>
+              <w:start w:w="70" w:type="dxa"/>
+              <w:bottom w:w="70" w:type="dxa"/>
+              <w:end w:w="70" w:type="dxa"/>
+            </w:tcMar>
+            <w:shd w:fill="FAFBFC"/>
+          </w:tcPr>
+          <w:p>
+            <w:pPr>
+              <w:spacing w:after="30" w:line="240" w:lineRule="auto"/>
+            </w:pPr>
+            <w:r>
+              <w:rPr>
+                <w:rFonts w:ascii="NanumSquare" w:hAnsi="NanumSquare" w:eastAsia="NanumSquare"/>
+                <w:b w:val="0"/>
+                <w:sz w:val="15"/>
+              </w:rPr>
+              <w:t>청년 관광기업 공모 및 지자체 관광·축제 소식</w:t>
+            </w:r>
+          </w:p>
+        </w:tc>
+        <w:tc>
+          <w:tcPr>
+            <w:tcW w:type="dxa" w:w="3118"/>
+            <w:vAlign w:val="top"/>
+            <w:tcMar>
+              <w:top w:w="70" w:type="dxa"/>
+              <w:start w:w="70" w:type="dxa"/>
+              <w:bottom w:w="70" w:type="dxa"/>
+              <w:end w:w="70" w:type="dxa"/>
+            </w:tcMar>
+            <w:shd w:fill="FAFBFC"/>
+          </w:tcPr>
+          <w:p>
+            <w:pPr>
+              <w:spacing w:after="30" w:line="240" w:lineRule="auto"/>
+            </w:pPr>
+            <w:r>
+              <w:rPr>
+                <w:rFonts w:ascii="NanumSquare" w:hAnsi="NanumSquare" w:eastAsia="NanumSquare"/>
+                <w:b w:val="0"/>
+                <w:sz w:val="15"/>
+              </w:rPr>
+              <w:t>시 단위 관광창업 정보를 찾는 곳</w:t>
+            </w:r>
+          </w:p>
+        </w:tc>
+      </w:tr>
+      <w:tr>
+        <w:trPr>
+          <w:cantSplit/>
+        </w:trPr>
+        <w:tc>
+          <w:tcPr>
+            <w:tcW w:type="dxa" w:w="1162"/>
+            <w:vAlign w:val="top"/>
+            <w:tcMar>
+              <w:top w:w="70" w:type="dxa"/>
+              <w:start w:w="70" w:type="dxa"/>
+              <w:bottom w:w="70" w:type="dxa"/>
+              <w:end w:w="70" w:type="dxa"/>
+            </w:tcMar>
+          </w:tcPr>
+          <w:p>
+            <w:pPr>
+              <w:spacing w:after="30" w:line="240" w:lineRule="auto"/>
+            </w:pPr>
+            <w:r>
+              <w:rPr>
+                <w:rFonts w:ascii="NanumSquare" w:hAnsi="NanumSquare" w:eastAsia="NanumSquare"/>
+                <w:b w:val="0"/>
+                <w:sz w:val="15"/>
+              </w:rPr>
+            </w:r>
+          </w:p>
+        </w:tc>
+        <w:tc>
+          <w:tcPr>
+            <w:tcW w:type="dxa" w:w="2948"/>
+            <w:vAlign w:val="top"/>
+            <w:tcMar>
+              <w:top w:w="70" w:type="dxa"/>
+              <w:start w:w="70" w:type="dxa"/>
+              <w:bottom w:w="70" w:type="dxa"/>
+              <w:end w:w="70" w:type="dxa"/>
+            </w:tcMar>
+          </w:tcPr>
+          <w:p>
+            <w:pPr>
+              <w:spacing w:after="30" w:line="240" w:lineRule="auto"/>
+            </w:pPr>
+            <w:r>
+              <w:rPr>
+                <w:rFonts w:ascii="NanumSquare" w:hAnsi="NanumSquare" w:eastAsia="NanumSquare"/>
+                <w:b w:val="0"/>
+                <w:sz w:val="15"/>
+              </w:rPr>
+              <w:t>구미 자료</w:t>
+            </w:r>
+          </w:p>
+        </w:tc>
+        <w:tc>
+          <w:tcPr>
+            <w:tcW w:type="dxa" w:w="4535"/>
+            <w:vAlign w:val="top"/>
+            <w:tcMar>
+              <w:top w:w="70" w:type="dxa"/>
+              <w:start w:w="70" w:type="dxa"/>
+              <w:bottom w:w="70" w:type="dxa"/>
+              <w:end w:w="70" w:type="dxa"/>
+            </w:tcMar>
+          </w:tcPr>
+          <w:p>
+            <w:pPr>
+              <w:spacing w:after="30" w:line="240" w:lineRule="auto"/>
+            </w:pPr>
+            <w:r>
+              <w:rPr>
+                <w:rFonts w:ascii="NanumSquare" w:hAnsi="NanumSquare" w:eastAsia="NanumSquare"/>
+                <w:b w:val="0"/>
+                <w:sz w:val="15"/>
+              </w:rPr>
+              <w:t>관광도시 변화, 도시재생지원센터, 지역재생 현장</w:t>
+            </w:r>
+          </w:p>
+        </w:tc>
+        <w:tc>
+          <w:tcPr>
+            <w:tcW w:type="dxa" w:w="3118"/>
+            <w:vAlign w:val="top"/>
+            <w:tcMar>
+              <w:top w:w="70" w:type="dxa"/>
+              <w:start w:w="70" w:type="dxa"/>
+              <w:bottom w:w="70" w:type="dxa"/>
+              <w:end w:w="70" w:type="dxa"/>
+            </w:tcMar>
+          </w:tcPr>
+          <w:p>
+            <w:pPr>
+              <w:spacing w:after="30" w:line="240" w:lineRule="auto"/>
+            </w:pPr>
+            <w:r>
+              <w:rPr>
+                <w:rFonts w:ascii="NanumSquare" w:hAnsi="NanumSquare" w:eastAsia="NanumSquare"/>
+                <w:b w:val="0"/>
+                <w:sz w:val="15"/>
+              </w:rPr>
+              <w:t>관광수요가 만들어지는 과정을 살펴보는 곳</w:t>
+            </w:r>
+          </w:p>
+        </w:tc>
+      </w:tr>
+      <w:tr>
+        <w:trPr>
+          <w:cantSplit/>
+        </w:trPr>
+        <w:tc>
+          <w:tcPr>
+            <w:tcW w:type="dxa" w:w="1162"/>
+            <w:vAlign w:val="top"/>
+            <w:tcMar>
+              <w:top w:w="70" w:type="dxa"/>
+              <w:start w:w="70" w:type="dxa"/>
+              <w:bottom w:w="70" w:type="dxa"/>
+              <w:end w:w="70" w:type="dxa"/>
+            </w:tcMar>
+            <w:shd w:fill="FAFBFC"/>
+          </w:tcPr>
+          <w:p>
+            <w:pPr>
+              <w:spacing w:after="30" w:line="240" w:lineRule="auto"/>
+            </w:pPr>
+            <w:r>
+              <w:rPr>
+                <w:rFonts w:ascii="NanumSquare" w:hAnsi="NanumSquare" w:eastAsia="NanumSquare"/>
+                <w:b w:val="0"/>
+                <w:sz w:val="15"/>
+              </w:rPr>
+            </w:r>
+          </w:p>
+        </w:tc>
+        <w:tc>
+          <w:tcPr>
+            <w:tcW w:type="dxa" w:w="2948"/>
+            <w:vAlign w:val="top"/>
+            <w:tcMar>
+              <w:top w:w="70" w:type="dxa"/>
+              <w:start w:w="70" w:type="dxa"/>
+              <w:bottom w:w="70" w:type="dxa"/>
+              <w:end w:w="70" w:type="dxa"/>
+            </w:tcMar>
+            <w:shd w:fill="FAFBFC"/>
+          </w:tcPr>
+          <w:p>
+            <w:pPr>
+              <w:spacing w:after="30" w:line="240" w:lineRule="auto"/>
+            </w:pPr>
+            <w:r>
+              <w:rPr>
+                <w:rFonts w:ascii="NanumSquare" w:hAnsi="NanumSquare" w:eastAsia="NanumSquare"/>
+                <w:b w:val="0"/>
+                <w:sz w:val="15"/>
+              </w:rPr>
+              <w:t>포항 구룡 For You</w:t>
+            </w:r>
+          </w:p>
+        </w:tc>
+        <w:tc>
+          <w:tcPr>
+            <w:tcW w:type="dxa" w:w="4535"/>
+            <w:vAlign w:val="top"/>
+            <w:tcMar>
+              <w:top w:w="70" w:type="dxa"/>
+              <w:start w:w="70" w:type="dxa"/>
+              <w:bottom w:w="70" w:type="dxa"/>
+              <w:end w:w="70" w:type="dxa"/>
+            </w:tcMar>
+            <w:shd w:fill="FAFBFC"/>
+          </w:tcPr>
+          <w:p>
+            <w:pPr>
+              <w:spacing w:after="30" w:line="240" w:lineRule="auto"/>
+            </w:pPr>
+            <w:r>
+              <w:rPr>
+                <w:rFonts w:ascii="NanumSquare" w:hAnsi="NanumSquare" w:eastAsia="NanumSquare"/>
+                <w:b w:val="0"/>
+                <w:sz w:val="15"/>
+              </w:rPr>
+              <w:t>문화·체험 프로그램이 관광객 체류와 상권으로 연결되는 현장 사례</w:t>
+            </w:r>
+          </w:p>
+        </w:tc>
+        <w:tc>
+          <w:tcPr>
+            <w:tcW w:type="dxa" w:w="3118"/>
+            <w:vAlign w:val="top"/>
+            <w:tcMar>
+              <w:top w:w="70" w:type="dxa"/>
+              <w:start w:w="70" w:type="dxa"/>
+              <w:bottom w:w="70" w:type="dxa"/>
+              <w:end w:w="70" w:type="dxa"/>
+            </w:tcMar>
+            <w:shd w:fill="FAFBFC"/>
+          </w:tcPr>
+          <w:p>
+            <w:pPr>
+              <w:spacing w:after="30" w:line="240" w:lineRule="auto"/>
+            </w:pPr>
+            <w:r>
+              <w:rPr>
+                <w:rFonts w:ascii="NanumSquare" w:hAnsi="NanumSquare" w:eastAsia="NanumSquare"/>
+                <w:b w:val="0"/>
+                <w:sz w:val="15"/>
+              </w:rPr>
+              <w:t>지역 문화행사를 관광사업 관점에서 읽는 사례</w:t>
             </w:r>
           </w:p>
         </w:tc>
@@ -6706,965 +9094,7 @@
                 <w:color w:val="183758"/>
                 <w:sz w:val="15"/>
               </w:rPr>
-              <w:t>자료실 ①</w:t>
-            </w:r>
-          </w:p>
-        </w:tc>
-        <w:tc>
-          <w:tcPr>
-            <w:tcW w:type="dxa" w:w="2948"/>
-            <w:vAlign w:val="top"/>
-            <w:tcMar>
-              <w:top w:w="70" w:type="dxa"/>
-              <w:start w:w="70" w:type="dxa"/>
-              <w:bottom w:w="70" w:type="dxa"/>
-              <w:end w:w="70" w:type="dxa"/>
-            </w:tcMar>
-            <w:shd w:fill="FAFBFC"/>
-          </w:tcPr>
-          <w:p>
-            <w:pPr>
-              <w:spacing w:after="30" w:line="240" w:lineRule="auto"/>
-            </w:pPr>
-            <w:r>
-              <w:rPr>
-                <w:rFonts w:ascii="NanumSquare" w:hAnsi="NanumSquare" w:eastAsia="NanumSquare"/>
-                <w:b w:val="0"/>
-                <w:sz w:val="15"/>
-              </w:rPr>
-              <w:t>관련 링크 · 공모 정보와 지역 사례</w:t>
-            </w:r>
-          </w:p>
-        </w:tc>
-        <w:tc>
-          <w:tcPr>
-            <w:tcW w:type="dxa" w:w="4535"/>
-            <w:vAlign w:val="top"/>
-            <w:tcMar>
-              <w:top w:w="70" w:type="dxa"/>
-              <w:start w:w="70" w:type="dxa"/>
-              <w:bottom w:w="70" w:type="dxa"/>
-              <w:end w:w="70" w:type="dxa"/>
-            </w:tcMar>
-            <w:shd w:fill="FAFBFC"/>
-          </w:tcPr>
-          <w:p>
-            <w:pPr>
-              <w:spacing w:after="30" w:line="240" w:lineRule="auto"/>
-            </w:pPr>
-            <w:r>
-              <w:rPr>
-                <w:rFonts w:ascii="NanumSquare" w:hAnsi="NanumSquare" w:eastAsia="NanumSquare"/>
-                <w:b w:val="0"/>
-                <w:sz w:val="15"/>
-              </w:rPr>
-              <w:t>실제 공고와 관광창업 현장 자료를 모아 놓은 섹션</w:t>
-            </w:r>
-          </w:p>
-        </w:tc>
-        <w:tc>
-          <w:tcPr>
-            <w:tcW w:type="dxa" w:w="3118"/>
-            <w:vAlign w:val="top"/>
-            <w:tcMar>
-              <w:top w:w="70" w:type="dxa"/>
-              <w:start w:w="70" w:type="dxa"/>
-              <w:bottom w:w="70" w:type="dxa"/>
-              <w:end w:w="70" w:type="dxa"/>
-            </w:tcMar>
-            <w:shd w:fill="FAFBFC"/>
-          </w:tcPr>
-          <w:p>
-            <w:pPr>
-              <w:spacing w:after="30" w:line="240" w:lineRule="auto"/>
-            </w:pPr>
-            <w:r>
-              <w:rPr>
-                <w:rFonts w:ascii="NanumSquare" w:hAnsi="NanumSquare" w:eastAsia="NanumSquare"/>
-                <w:b w:val="0"/>
-                <w:sz w:val="15"/>
-              </w:rPr>
-              <w:t>“이제부터는 설명자료가 아니라 여러분이 직접 들어가서 찾아볼 사이트입니다.”</w:t>
-            </w:r>
-          </w:p>
-        </w:tc>
-      </w:tr>
-      <w:tr>
-        <w:trPr>
-          <w:cantSplit/>
-        </w:trPr>
-        <w:tc>
-          <w:tcPr>
-            <w:tcW w:type="dxa" w:w="1162"/>
-            <w:vAlign w:val="top"/>
-            <w:tcMar>
-              <w:top w:w="70" w:type="dxa"/>
-              <w:start w:w="70" w:type="dxa"/>
-              <w:bottom w:w="70" w:type="dxa"/>
-              <w:end w:w="70" w:type="dxa"/>
-            </w:tcMar>
-          </w:tcPr>
-          <w:p>
-            <w:pPr>
-              <w:spacing w:after="30" w:line="240" w:lineRule="auto"/>
-            </w:pPr>
-            <w:r>
-              <w:rPr>
-                <w:rFonts w:ascii="NanumSquare" w:hAnsi="NanumSquare" w:eastAsia="NanumSquare"/>
-                <w:b w:val="0"/>
-                <w:sz w:val="15"/>
-              </w:rPr>
-            </w:r>
-          </w:p>
-        </w:tc>
-        <w:tc>
-          <w:tcPr>
-            <w:tcW w:type="dxa" w:w="2948"/>
-            <w:vAlign w:val="top"/>
-            <w:tcMar>
-              <w:top w:w="70" w:type="dxa"/>
-              <w:start w:w="70" w:type="dxa"/>
-              <w:bottom w:w="70" w:type="dxa"/>
-              <w:end w:w="70" w:type="dxa"/>
-            </w:tcMar>
-          </w:tcPr>
-          <w:p>
-            <w:pPr>
-              <w:spacing w:after="30" w:line="240" w:lineRule="auto"/>
-            </w:pPr>
-            <w:r>
-              <w:rPr>
-                <w:rFonts w:ascii="NanumSquare" w:hAnsi="NanumSquare" w:eastAsia="NanumSquare"/>
-                <w:b w:val="0"/>
-                <w:sz w:val="15"/>
-              </w:rPr>
-              <w:t>모모365</w:t>
-            </w:r>
-          </w:p>
-        </w:tc>
-        <w:tc>
-          <w:tcPr>
-            <w:tcW w:type="dxa" w:w="4535"/>
-            <w:vAlign w:val="top"/>
-            <w:tcMar>
-              <w:top w:w="70" w:type="dxa"/>
-              <w:start w:w="70" w:type="dxa"/>
-              <w:bottom w:w="70" w:type="dxa"/>
-              <w:end w:w="70" w:type="dxa"/>
-            </w:tcMar>
-          </w:tcPr>
-          <w:p>
-            <w:pPr>
-              <w:spacing w:after="30" w:line="240" w:lineRule="auto"/>
-            </w:pPr>
-            <w:r>
-              <w:rPr>
-                <w:rFonts w:ascii="NanumSquare" w:hAnsi="NanumSquare" w:eastAsia="NanumSquare"/>
-                <w:b w:val="0"/>
-                <w:sz w:val="15"/>
-              </w:rPr>
-              <w:t>여러 기관의 공모·공모전·입찰·채용 등을 한곳에서 탐색</w:t>
-            </w:r>
-          </w:p>
-        </w:tc>
-        <w:tc>
-          <w:tcPr>
-            <w:tcW w:type="dxa" w:w="3118"/>
-            <w:vAlign w:val="top"/>
-            <w:tcMar>
-              <w:top w:w="70" w:type="dxa"/>
-              <w:start w:w="70" w:type="dxa"/>
-              <w:bottom w:w="70" w:type="dxa"/>
-              <w:end w:w="70" w:type="dxa"/>
-            </w:tcMar>
-          </w:tcPr>
-          <w:p>
-            <w:pPr>
-              <w:spacing w:after="30" w:line="240" w:lineRule="auto"/>
-            </w:pPr>
-            <w:r>
-              <w:rPr>
-                <w:rFonts w:ascii="NanumSquare" w:hAnsi="NanumSquare" w:eastAsia="NanumSquare"/>
-                <w:b w:val="0"/>
-                <w:sz w:val="15"/>
-              </w:rPr>
-              <w:t>공모 자체를 찾는 곳</w:t>
-            </w:r>
-          </w:p>
-        </w:tc>
-      </w:tr>
-      <w:tr>
-        <w:trPr>
-          <w:cantSplit/>
-        </w:trPr>
-        <w:tc>
-          <w:tcPr>
-            <w:tcW w:type="dxa" w:w="1162"/>
-            <w:vAlign w:val="top"/>
-            <w:tcMar>
-              <w:top w:w="70" w:type="dxa"/>
-              <w:start w:w="70" w:type="dxa"/>
-              <w:bottom w:w="70" w:type="dxa"/>
-              <w:end w:w="70" w:type="dxa"/>
-            </w:tcMar>
-            <w:shd w:fill="FAFBFC"/>
-          </w:tcPr>
-          <w:p>
-            <w:pPr>
-              <w:spacing w:after="30" w:line="240" w:lineRule="auto"/>
-            </w:pPr>
-            <w:r>
-              <w:rPr>
-                <w:rFonts w:ascii="NanumSquare" w:hAnsi="NanumSquare" w:eastAsia="NanumSquare"/>
-                <w:b w:val="0"/>
-                <w:sz w:val="15"/>
-              </w:rPr>
-            </w:r>
-          </w:p>
-        </w:tc>
-        <w:tc>
-          <w:tcPr>
-            <w:tcW w:type="dxa" w:w="2948"/>
-            <w:vAlign w:val="top"/>
-            <w:tcMar>
-              <w:top w:w="70" w:type="dxa"/>
-              <w:start w:w="70" w:type="dxa"/>
-              <w:bottom w:w="70" w:type="dxa"/>
-              <w:end w:w="70" w:type="dxa"/>
-            </w:tcMar>
-            <w:shd w:fill="FAFBFC"/>
-          </w:tcPr>
-          <w:p>
-            <w:pPr>
-              <w:spacing w:after="30" w:line="240" w:lineRule="auto"/>
-            </w:pPr>
-            <w:r>
-              <w:rPr>
-                <w:rFonts w:ascii="NanumSquare" w:hAnsi="NanumSquare" w:eastAsia="NanumSquare"/>
-                <w:b w:val="0"/>
-                <w:sz w:val="15"/>
-              </w:rPr>
-              <w:t>한국관광콘텐츠랩</w:t>
-            </w:r>
-          </w:p>
-        </w:tc>
-        <w:tc>
-          <w:tcPr>
-            <w:tcW w:type="dxa" w:w="4535"/>
-            <w:vAlign w:val="top"/>
-            <w:tcMar>
-              <w:top w:w="70" w:type="dxa"/>
-              <w:start w:w="70" w:type="dxa"/>
-              <w:bottom w:w="70" w:type="dxa"/>
-              <w:end w:w="70" w:type="dxa"/>
-            </w:tcMar>
-            <w:shd w:fill="FAFBFC"/>
-          </w:tcPr>
-          <w:p>
-            <w:pPr>
-              <w:spacing w:after="30" w:line="240" w:lineRule="auto"/>
-            </w:pPr>
-            <w:r>
-              <w:rPr>
-                <w:rFonts w:ascii="NanumSquare" w:hAnsi="NanumSquare" w:eastAsia="NanumSquare"/>
-                <w:b w:val="0"/>
-                <w:sz w:val="15"/>
-              </w:rPr>
-              <w:t>TourAPI 관광데이터 + 활용사례 + 공모전</w:t>
-            </w:r>
-          </w:p>
-        </w:tc>
-        <w:tc>
-          <w:tcPr>
-            <w:tcW w:type="dxa" w:w="3118"/>
-            <w:vAlign w:val="top"/>
-            <w:tcMar>
-              <w:top w:w="70" w:type="dxa"/>
-              <w:start w:w="70" w:type="dxa"/>
-              <w:bottom w:w="70" w:type="dxa"/>
-              <w:end w:w="70" w:type="dxa"/>
-            </w:tcMar>
-            <w:shd w:fill="FAFBFC"/>
-          </w:tcPr>
-          <w:p>
-            <w:pPr>
-              <w:spacing w:after="30" w:line="240" w:lineRule="auto"/>
-            </w:pPr>
-            <w:r>
-              <w:rPr>
-                <w:rFonts w:ascii="NanumSquare" w:hAnsi="NanumSquare" w:eastAsia="NanumSquare"/>
-                <w:b w:val="0"/>
-                <w:sz w:val="15"/>
-              </w:rPr>
-              <w:t>관광데이터를 얻고 만들어 보는 곳</w:t>
-            </w:r>
-          </w:p>
-        </w:tc>
-      </w:tr>
-      <w:tr>
-        <w:trPr>
-          <w:cantSplit/>
-        </w:trPr>
-        <w:tc>
-          <w:tcPr>
-            <w:tcW w:type="dxa" w:w="1162"/>
-            <w:vAlign w:val="top"/>
-            <w:tcMar>
-              <w:top w:w="70" w:type="dxa"/>
-              <w:start w:w="70" w:type="dxa"/>
-              <w:bottom w:w="70" w:type="dxa"/>
-              <w:end w:w="70" w:type="dxa"/>
-            </w:tcMar>
-          </w:tcPr>
-          <w:p>
-            <w:pPr>
-              <w:spacing w:after="30" w:line="240" w:lineRule="auto"/>
-            </w:pPr>
-            <w:r>
-              <w:rPr>
-                <w:rFonts w:ascii="NanumSquare" w:hAnsi="NanumSquare" w:eastAsia="NanumSquare"/>
-                <w:b w:val="0"/>
-                <w:sz w:val="15"/>
-              </w:rPr>
-            </w:r>
-          </w:p>
-        </w:tc>
-        <w:tc>
-          <w:tcPr>
-            <w:tcW w:type="dxa" w:w="2948"/>
-            <w:vAlign w:val="top"/>
-            <w:tcMar>
-              <w:top w:w="70" w:type="dxa"/>
-              <w:start w:w="70" w:type="dxa"/>
-              <w:bottom w:w="70" w:type="dxa"/>
-              <w:end w:w="70" w:type="dxa"/>
-            </w:tcMar>
-          </w:tcPr>
-          <w:p>
-            <w:pPr>
-              <w:spacing w:after="30" w:line="240" w:lineRule="auto"/>
-            </w:pPr>
-            <w:r>
-              <w:rPr>
-                <w:rFonts w:ascii="NanumSquare" w:hAnsi="NanumSquare" w:eastAsia="NanumSquare"/>
-                <w:b w:val="0"/>
-                <w:sz w:val="15"/>
-              </w:rPr>
-              <w:t>KOCCA R&amp;D 보도자료·예고</w:t>
-            </w:r>
-          </w:p>
-        </w:tc>
-        <w:tc>
-          <w:tcPr>
-            <w:tcW w:type="dxa" w:w="4535"/>
-            <w:vAlign w:val="top"/>
-            <w:tcMar>
-              <w:top w:w="70" w:type="dxa"/>
-              <w:start w:w="70" w:type="dxa"/>
-              <w:bottom w:w="70" w:type="dxa"/>
-              <w:end w:w="70" w:type="dxa"/>
-            </w:tcMar>
-          </w:tcPr>
-          <w:p>
-            <w:pPr>
-              <w:spacing w:after="30" w:line="240" w:lineRule="auto"/>
-            </w:pPr>
-            <w:r>
-              <w:rPr>
-                <w:rFonts w:ascii="NanumSquare" w:hAnsi="NanumSquare" w:eastAsia="NanumSquare"/>
-                <w:b w:val="0"/>
-                <w:sz w:val="15"/>
-              </w:rPr>
-              <w:t>정부의 문화체육관광 R&amp;D 방향과 세부 과제 확인</w:t>
-            </w:r>
-          </w:p>
-        </w:tc>
-        <w:tc>
-          <w:tcPr>
-            <w:tcW w:type="dxa" w:w="3118"/>
-            <w:vAlign w:val="top"/>
-            <w:tcMar>
-              <w:top w:w="70" w:type="dxa"/>
-              <w:start w:w="70" w:type="dxa"/>
-              <w:bottom w:w="70" w:type="dxa"/>
-              <w:end w:w="70" w:type="dxa"/>
-            </w:tcMar>
-          </w:tcPr>
-          <w:p>
-            <w:pPr>
-              <w:spacing w:after="30" w:line="240" w:lineRule="auto"/>
-            </w:pPr>
-            <w:r>
-              <w:rPr>
-                <w:rFonts w:ascii="NanumSquare" w:hAnsi="NanumSquare" w:eastAsia="NanumSquare"/>
-                <w:b w:val="0"/>
-                <w:sz w:val="15"/>
-              </w:rPr>
-              <w:t>미래 정책·기술 흐름을 읽는 곳</w:t>
-            </w:r>
-          </w:p>
-        </w:tc>
-      </w:tr>
-      <w:tr>
-        <w:trPr>
-          <w:cantSplit/>
-        </w:trPr>
-        <w:tc>
-          <w:tcPr>
-            <w:tcW w:type="dxa" w:w="1162"/>
-            <w:vAlign w:val="top"/>
-            <w:tcMar>
-              <w:top w:w="70" w:type="dxa"/>
-              <w:start w:w="70" w:type="dxa"/>
-              <w:bottom w:w="70" w:type="dxa"/>
-              <w:end w:w="70" w:type="dxa"/>
-            </w:tcMar>
-            <w:shd w:fill="FAFBFC"/>
-          </w:tcPr>
-          <w:p>
-            <w:pPr>
-              <w:spacing w:after="30" w:line="240" w:lineRule="auto"/>
-            </w:pPr>
-            <w:r>
-              <w:rPr>
-                <w:rFonts w:ascii="NanumSquare" w:hAnsi="NanumSquare" w:eastAsia="NanumSquare"/>
-                <w:b w:val="0"/>
-                <w:sz w:val="15"/>
-              </w:rPr>
-            </w:r>
-          </w:p>
-        </w:tc>
-        <w:tc>
-          <w:tcPr>
-            <w:tcW w:type="dxa" w:w="2948"/>
-            <w:vAlign w:val="top"/>
-            <w:tcMar>
-              <w:top w:w="70" w:type="dxa"/>
-              <w:start w:w="70" w:type="dxa"/>
-              <w:bottom w:w="70" w:type="dxa"/>
-              <w:end w:w="70" w:type="dxa"/>
-            </w:tcMar>
-            <w:shd w:fill="FAFBFC"/>
-          </w:tcPr>
-          <w:p>
-            <w:pPr>
-              <w:spacing w:after="30" w:line="240" w:lineRule="auto"/>
-            </w:pPr>
-            <w:r>
-              <w:rPr>
-                <w:rFonts w:ascii="NanumSquare" w:hAnsi="NanumSquare" w:eastAsia="NanumSquare"/>
-                <w:b w:val="0"/>
-                <w:sz w:val="15"/>
-              </w:rPr>
-              <w:t>경북관광기업지원센터</w:t>
-            </w:r>
-          </w:p>
-        </w:tc>
-        <w:tc>
-          <w:tcPr>
-            <w:tcW w:type="dxa" w:w="4535"/>
-            <w:vAlign w:val="top"/>
-            <w:tcMar>
-              <w:top w:w="70" w:type="dxa"/>
-              <w:start w:w="70" w:type="dxa"/>
-              <w:bottom w:w="70" w:type="dxa"/>
-              <w:end w:w="70" w:type="dxa"/>
-            </w:tcMar>
-            <w:shd w:fill="FAFBFC"/>
-          </w:tcPr>
-          <w:p>
-            <w:pPr>
-              <w:spacing w:after="30" w:line="240" w:lineRule="auto"/>
-            </w:pPr>
-            <w:r>
-              <w:rPr>
-                <w:rFonts w:ascii="NanumSquare" w:hAnsi="NanumSquare" w:eastAsia="NanumSquare"/>
-                <w:b w:val="0"/>
-                <w:sz w:val="15"/>
-              </w:rPr>
-              <w:t>관광 스타트업·협업·디지털전환·청년채용 등</w:t>
-            </w:r>
-          </w:p>
-        </w:tc>
-        <w:tc>
-          <w:tcPr>
-            <w:tcW w:type="dxa" w:w="3118"/>
-            <w:vAlign w:val="top"/>
-            <w:tcMar>
-              <w:top w:w="70" w:type="dxa"/>
-              <w:start w:w="70" w:type="dxa"/>
-              <w:bottom w:w="70" w:type="dxa"/>
-              <w:end w:w="70" w:type="dxa"/>
-            </w:tcMar>
-            <w:shd w:fill="FAFBFC"/>
-          </w:tcPr>
-          <w:p>
-            <w:pPr>
-              <w:spacing w:after="30" w:line="240" w:lineRule="auto"/>
-            </w:pPr>
-            <w:r>
-              <w:rPr>
-                <w:rFonts w:ascii="NanumSquare" w:hAnsi="NanumSquare" w:eastAsia="NanumSquare"/>
-                <w:b w:val="0"/>
-                <w:sz w:val="15"/>
-              </w:rPr>
-              <w:t>경북 관광기업 공고를 지속적으로 보는 곳</w:t>
-            </w:r>
-          </w:p>
-        </w:tc>
-      </w:tr>
-      <w:tr>
-        <w:trPr>
-          <w:cantSplit/>
-        </w:trPr>
-        <w:tc>
-          <w:tcPr>
-            <w:tcW w:type="dxa" w:w="1162"/>
-            <w:vAlign w:val="top"/>
-            <w:tcMar>
-              <w:top w:w="70" w:type="dxa"/>
-              <w:start w:w="70" w:type="dxa"/>
-              <w:bottom w:w="70" w:type="dxa"/>
-              <w:end w:w="70" w:type="dxa"/>
-            </w:tcMar>
-          </w:tcPr>
-          <w:p>
-            <w:pPr>
-              <w:spacing w:after="30" w:line="240" w:lineRule="auto"/>
-            </w:pPr>
-            <w:r>
-              <w:rPr>
-                <w:rFonts w:ascii="NanumSquare" w:hAnsi="NanumSquare" w:eastAsia="NanumSquare"/>
-                <w:b w:val="0"/>
-                <w:sz w:val="15"/>
-              </w:rPr>
-            </w:r>
-          </w:p>
-        </w:tc>
-        <w:tc>
-          <w:tcPr>
-            <w:tcW w:type="dxa" w:w="2948"/>
-            <w:vAlign w:val="top"/>
-            <w:tcMar>
-              <w:top w:w="70" w:type="dxa"/>
-              <w:start w:w="70" w:type="dxa"/>
-              <w:bottom w:w="70" w:type="dxa"/>
-              <w:end w:w="70" w:type="dxa"/>
-            </w:tcMar>
-          </w:tcPr>
-          <w:p>
-            <w:pPr>
-              <w:spacing w:after="30" w:line="240" w:lineRule="auto"/>
-            </w:pPr>
-            <w:r>
-              <w:rPr>
-                <w:rFonts w:ascii="NanumSquare" w:hAnsi="NanumSquare" w:eastAsia="NanumSquare"/>
-                <w:b w:val="0"/>
-                <w:sz w:val="15"/>
-              </w:rPr>
-              <w:t>경주시 황오동 공고·성과자료</w:t>
-            </w:r>
-          </w:p>
-        </w:tc>
-        <w:tc>
-          <w:tcPr>
-            <w:tcW w:type="dxa" w:w="4535"/>
-            <w:vAlign w:val="top"/>
-            <w:tcMar>
-              <w:top w:w="70" w:type="dxa"/>
-              <w:start w:w="70" w:type="dxa"/>
-              <w:bottom w:w="70" w:type="dxa"/>
-              <w:end w:w="70" w:type="dxa"/>
-            </w:tcMar>
-          </w:tcPr>
-          <w:p>
-            <w:pPr>
-              <w:spacing w:after="30" w:line="240" w:lineRule="auto"/>
-            </w:pPr>
-            <w:r>
-              <w:rPr>
-                <w:rFonts w:ascii="NanumSquare" w:hAnsi="NanumSquare" w:eastAsia="NanumSquare"/>
-                <w:b w:val="0"/>
-                <w:sz w:val="15"/>
-              </w:rPr>
-              <w:t>지역 도시재생형 창업공모의 실제 공고와 성과</w:t>
-            </w:r>
-          </w:p>
-        </w:tc>
-        <w:tc>
-          <w:tcPr>
-            <w:tcW w:type="dxa" w:w="3118"/>
-            <w:vAlign w:val="top"/>
-            <w:tcMar>
-              <w:top w:w="70" w:type="dxa"/>
-              <w:start w:w="70" w:type="dxa"/>
-              <w:bottom w:w="70" w:type="dxa"/>
-              <w:end w:w="70" w:type="dxa"/>
-            </w:tcMar>
-          </w:tcPr>
-          <w:p>
-            <w:pPr>
-              <w:spacing w:after="30" w:line="240" w:lineRule="auto"/>
-            </w:pPr>
-            <w:r>
-              <w:rPr>
-                <w:rFonts w:ascii="NanumSquare" w:hAnsi="NanumSquare" w:eastAsia="NanumSquare"/>
-                <w:b w:val="0"/>
-                <w:sz w:val="15"/>
-              </w:rPr>
-              <w:t>시청 공고에도 창업기회가 있음을 보여주는 자료</w:t>
-            </w:r>
-          </w:p>
-        </w:tc>
-      </w:tr>
-      <w:tr>
-        <w:trPr>
-          <w:cantSplit/>
-        </w:trPr>
-        <w:tc>
-          <w:tcPr>
-            <w:tcW w:type="dxa" w:w="1162"/>
-            <w:vAlign w:val="top"/>
-            <w:tcMar>
-              <w:top w:w="70" w:type="dxa"/>
-              <w:start w:w="70" w:type="dxa"/>
-              <w:bottom w:w="70" w:type="dxa"/>
-              <w:end w:w="70" w:type="dxa"/>
-            </w:tcMar>
-            <w:shd w:fill="FAFBFC"/>
-          </w:tcPr>
-          <w:p>
-            <w:pPr>
-              <w:spacing w:after="30" w:line="240" w:lineRule="auto"/>
-            </w:pPr>
-            <w:r>
-              <w:rPr>
-                <w:rFonts w:ascii="NanumSquare" w:hAnsi="NanumSquare" w:eastAsia="NanumSquare"/>
-                <w:b w:val="0"/>
-                <w:sz w:val="15"/>
-              </w:rPr>
-            </w:r>
-          </w:p>
-        </w:tc>
-        <w:tc>
-          <w:tcPr>
-            <w:tcW w:type="dxa" w:w="2948"/>
-            <w:vAlign w:val="top"/>
-            <w:tcMar>
-              <w:top w:w="70" w:type="dxa"/>
-              <w:start w:w="70" w:type="dxa"/>
-              <w:bottom w:w="70" w:type="dxa"/>
-              <w:end w:w="70" w:type="dxa"/>
-            </w:tcMar>
-            <w:shd w:fill="FAFBFC"/>
-          </w:tcPr>
-          <w:p>
-            <w:pPr>
-              <w:spacing w:after="30" w:line="240" w:lineRule="auto"/>
-            </w:pPr>
-            <w:r>
-              <w:rPr>
-                <w:rFonts w:ascii="NanumSquare" w:hAnsi="NanumSquare" w:eastAsia="NanumSquare"/>
-                <w:b w:val="0"/>
-                <w:sz w:val="15"/>
-              </w:rPr>
-              <w:t>안동시 자료</w:t>
-            </w:r>
-          </w:p>
-        </w:tc>
-        <w:tc>
-          <w:tcPr>
-            <w:tcW w:type="dxa" w:w="4535"/>
-            <w:vAlign w:val="top"/>
-            <w:tcMar>
-              <w:top w:w="70" w:type="dxa"/>
-              <w:start w:w="70" w:type="dxa"/>
-              <w:bottom w:w="70" w:type="dxa"/>
-              <w:end w:w="70" w:type="dxa"/>
-            </w:tcMar>
-            <w:shd w:fill="FAFBFC"/>
-          </w:tcPr>
-          <w:p>
-            <w:pPr>
-              <w:spacing w:after="30" w:line="240" w:lineRule="auto"/>
-            </w:pPr>
-            <w:r>
-              <w:rPr>
-                <w:rFonts w:ascii="NanumSquare" w:hAnsi="NanumSquare" w:eastAsia="NanumSquare"/>
-                <w:b w:val="0"/>
-                <w:sz w:val="15"/>
-              </w:rPr>
-              <w:t>청년 관광기업 공모 및 지자체 관광·축제 소식</w:t>
-            </w:r>
-          </w:p>
-        </w:tc>
-        <w:tc>
-          <w:tcPr>
-            <w:tcW w:type="dxa" w:w="3118"/>
-            <w:vAlign w:val="top"/>
-            <w:tcMar>
-              <w:top w:w="70" w:type="dxa"/>
-              <w:start w:w="70" w:type="dxa"/>
-              <w:bottom w:w="70" w:type="dxa"/>
-              <w:end w:w="70" w:type="dxa"/>
-            </w:tcMar>
-            <w:shd w:fill="FAFBFC"/>
-          </w:tcPr>
-          <w:p>
-            <w:pPr>
-              <w:spacing w:after="30" w:line="240" w:lineRule="auto"/>
-            </w:pPr>
-            <w:r>
-              <w:rPr>
-                <w:rFonts w:ascii="NanumSquare" w:hAnsi="NanumSquare" w:eastAsia="NanumSquare"/>
-                <w:b w:val="0"/>
-                <w:sz w:val="15"/>
-              </w:rPr>
-              <w:t>시 단위 관광창업 정보를 찾는 곳</w:t>
-            </w:r>
-          </w:p>
-        </w:tc>
-      </w:tr>
-      <w:tr>
-        <w:trPr>
-          <w:cantSplit/>
-        </w:trPr>
-        <w:tc>
-          <w:tcPr>
-            <w:tcW w:type="dxa" w:w="1162"/>
-            <w:vAlign w:val="top"/>
-            <w:tcMar>
-              <w:top w:w="70" w:type="dxa"/>
-              <w:start w:w="70" w:type="dxa"/>
-              <w:bottom w:w="70" w:type="dxa"/>
-              <w:end w:w="70" w:type="dxa"/>
-            </w:tcMar>
-          </w:tcPr>
-          <w:p>
-            <w:pPr>
-              <w:spacing w:after="30" w:line="240" w:lineRule="auto"/>
-            </w:pPr>
-            <w:r>
-              <w:rPr>
-                <w:rFonts w:ascii="NanumSquare" w:hAnsi="NanumSquare" w:eastAsia="NanumSquare"/>
-                <w:b w:val="0"/>
-                <w:sz w:val="15"/>
-              </w:rPr>
-            </w:r>
-          </w:p>
-        </w:tc>
-        <w:tc>
-          <w:tcPr>
-            <w:tcW w:type="dxa" w:w="2948"/>
-            <w:vAlign w:val="top"/>
-            <w:tcMar>
-              <w:top w:w="70" w:type="dxa"/>
-              <w:start w:w="70" w:type="dxa"/>
-              <w:bottom w:w="70" w:type="dxa"/>
-              <w:end w:w="70" w:type="dxa"/>
-            </w:tcMar>
-          </w:tcPr>
-          <w:p>
-            <w:pPr>
-              <w:spacing w:after="30" w:line="240" w:lineRule="auto"/>
-            </w:pPr>
-            <w:r>
-              <w:rPr>
-                <w:rFonts w:ascii="NanumSquare" w:hAnsi="NanumSquare" w:eastAsia="NanumSquare"/>
-                <w:b w:val="0"/>
-                <w:sz w:val="15"/>
-              </w:rPr>
-              <w:t>구미 자료</w:t>
-            </w:r>
-          </w:p>
-        </w:tc>
-        <w:tc>
-          <w:tcPr>
-            <w:tcW w:type="dxa" w:w="4535"/>
-            <w:vAlign w:val="top"/>
-            <w:tcMar>
-              <w:top w:w="70" w:type="dxa"/>
-              <w:start w:w="70" w:type="dxa"/>
-              <w:bottom w:w="70" w:type="dxa"/>
-              <w:end w:w="70" w:type="dxa"/>
-            </w:tcMar>
-          </w:tcPr>
-          <w:p>
-            <w:pPr>
-              <w:spacing w:after="30" w:line="240" w:lineRule="auto"/>
-            </w:pPr>
-            <w:r>
-              <w:rPr>
-                <w:rFonts w:ascii="NanumSquare" w:hAnsi="NanumSquare" w:eastAsia="NanumSquare"/>
-                <w:b w:val="0"/>
-                <w:sz w:val="15"/>
-              </w:rPr>
-              <w:t>관광도시 변화, 도시재생지원센터, 지역재생 현장</w:t>
-            </w:r>
-          </w:p>
-        </w:tc>
-        <w:tc>
-          <w:tcPr>
-            <w:tcW w:type="dxa" w:w="3118"/>
-            <w:vAlign w:val="top"/>
-            <w:tcMar>
-              <w:top w:w="70" w:type="dxa"/>
-              <w:start w:w="70" w:type="dxa"/>
-              <w:bottom w:w="70" w:type="dxa"/>
-              <w:end w:w="70" w:type="dxa"/>
-            </w:tcMar>
-          </w:tcPr>
-          <w:p>
-            <w:pPr>
-              <w:spacing w:after="30" w:line="240" w:lineRule="auto"/>
-            </w:pPr>
-            <w:r>
-              <w:rPr>
-                <w:rFonts w:ascii="NanumSquare" w:hAnsi="NanumSquare" w:eastAsia="NanumSquare"/>
-                <w:b w:val="0"/>
-                <w:sz w:val="15"/>
-              </w:rPr>
-              <w:t>관광수요가 만들어지는 과정을 살펴보는 곳</w:t>
-            </w:r>
-          </w:p>
-        </w:tc>
-      </w:tr>
-      <w:tr>
-        <w:trPr>
-          <w:cantSplit/>
-        </w:trPr>
-        <w:tc>
-          <w:tcPr>
-            <w:tcW w:type="dxa" w:w="1162"/>
-            <w:vAlign w:val="top"/>
-            <w:tcMar>
-              <w:top w:w="70" w:type="dxa"/>
-              <w:start w:w="70" w:type="dxa"/>
-              <w:bottom w:w="70" w:type="dxa"/>
-              <w:end w:w="70" w:type="dxa"/>
-            </w:tcMar>
-            <w:shd w:fill="FAFBFC"/>
-          </w:tcPr>
-          <w:p>
-            <w:pPr>
-              <w:spacing w:after="30" w:line="240" w:lineRule="auto"/>
-            </w:pPr>
-            <w:r>
-              <w:rPr>
-                <w:rFonts w:ascii="NanumSquare" w:hAnsi="NanumSquare" w:eastAsia="NanumSquare"/>
-                <w:b w:val="0"/>
-                <w:sz w:val="15"/>
-              </w:rPr>
-            </w:r>
-          </w:p>
-        </w:tc>
-        <w:tc>
-          <w:tcPr>
-            <w:tcW w:type="dxa" w:w="2948"/>
-            <w:vAlign w:val="top"/>
-            <w:tcMar>
-              <w:top w:w="70" w:type="dxa"/>
-              <w:start w:w="70" w:type="dxa"/>
-              <w:bottom w:w="70" w:type="dxa"/>
-              <w:end w:w="70" w:type="dxa"/>
-            </w:tcMar>
-            <w:shd w:fill="FAFBFC"/>
-          </w:tcPr>
-          <w:p>
-            <w:pPr>
-              <w:spacing w:after="30" w:line="240" w:lineRule="auto"/>
-            </w:pPr>
-            <w:r>
-              <w:rPr>
-                <w:rFonts w:ascii="NanumSquare" w:hAnsi="NanumSquare" w:eastAsia="NanumSquare"/>
-                <w:b w:val="0"/>
-                <w:sz w:val="15"/>
-              </w:rPr>
-              <w:t>포항 구룡 For You</w:t>
-            </w:r>
-          </w:p>
-        </w:tc>
-        <w:tc>
-          <w:tcPr>
-            <w:tcW w:type="dxa" w:w="4535"/>
-            <w:vAlign w:val="top"/>
-            <w:tcMar>
-              <w:top w:w="70" w:type="dxa"/>
-              <w:start w:w="70" w:type="dxa"/>
-              <w:bottom w:w="70" w:type="dxa"/>
-              <w:end w:w="70" w:type="dxa"/>
-            </w:tcMar>
-            <w:shd w:fill="FAFBFC"/>
-          </w:tcPr>
-          <w:p>
-            <w:pPr>
-              <w:spacing w:after="30" w:line="240" w:lineRule="auto"/>
-            </w:pPr>
-            <w:r>
-              <w:rPr>
-                <w:rFonts w:ascii="NanumSquare" w:hAnsi="NanumSquare" w:eastAsia="NanumSquare"/>
-                <w:b w:val="0"/>
-                <w:sz w:val="15"/>
-              </w:rPr>
-              <w:t>문화·체험 프로그램이 관광객 체류와 상권으로 연결되는 현장 사례</w:t>
-            </w:r>
-          </w:p>
-        </w:tc>
-        <w:tc>
-          <w:tcPr>
-            <w:tcW w:type="dxa" w:w="3118"/>
-            <w:vAlign w:val="top"/>
-            <w:tcMar>
-              <w:top w:w="70" w:type="dxa"/>
-              <w:start w:w="70" w:type="dxa"/>
-              <w:bottom w:w="70" w:type="dxa"/>
-              <w:end w:w="70" w:type="dxa"/>
-            </w:tcMar>
-            <w:shd w:fill="FAFBFC"/>
-          </w:tcPr>
-          <w:p>
-            <w:pPr>
-              <w:spacing w:after="30" w:line="240" w:lineRule="auto"/>
-            </w:pPr>
-            <w:r>
-              <w:rPr>
-                <w:rFonts w:ascii="NanumSquare" w:hAnsi="NanumSquare" w:eastAsia="NanumSquare"/>
-                <w:b w:val="0"/>
-                <w:sz w:val="15"/>
-              </w:rPr>
-              <w:t>지역 문화행사를 관광사업 관점에서 읽는 사례</w:t>
-            </w:r>
-          </w:p>
-        </w:tc>
-      </w:tr>
-      <w:tr>
-        <w:trPr>
-          <w:cantSplit/>
-        </w:trPr>
-        <w:tc>
-          <w:tcPr>
-            <w:tcW w:type="dxa" w:w="1162"/>
-            <w:vAlign w:val="top"/>
-            <w:tcMar>
-              <w:top w:w="70" w:type="dxa"/>
-              <w:start w:w="70" w:type="dxa"/>
-              <w:bottom w:w="70" w:type="dxa"/>
-              <w:end w:w="70" w:type="dxa"/>
-            </w:tcMar>
-            <w:shd w:fill="EAF0F6"/>
-          </w:tcPr>
-          <w:p>
-            <w:pPr>
-              <w:spacing w:after="30" w:line="240" w:lineRule="auto"/>
-            </w:pPr>
-            <w:r>
-              <w:rPr>
-                <w:rFonts w:ascii="NanumSquare" w:hAnsi="NanumSquare" w:eastAsia="NanumSquare"/>
-                <w:b/>
-                <w:color w:val="183758"/>
-                <w:sz w:val="15"/>
-              </w:rPr>
-              <w:t>자료실 ②</w:t>
+              <w:t xml:space="preserve">링크 ②</w:t>
             </w:r>
           </w:p>
         </w:tc>
@@ -9582,7 +11012,7 @@
           <w:rFonts w:ascii="NanumSquare" w:hAnsi="NanumSquare" w:eastAsia="NanumSquare"/>
           <w:sz w:val="20"/>
         </w:rPr>
-        <w:t>① 개념을 배운다: 01 관광벤처 → 02 문제 정의 → 03 비즈니스 모델 → 04 MVP → 05 창업지원 → 06 사이트 적용</w:t>
+        <w:t xml:space="preserve">① 개념을 배운다: 파트 03 — 01 관광벤처 → 02 문제 정의(Problem Statement 일곱 기준) → 03 비즈니스 모델 → 04 MVP · PoC → 05 창업지원 → 06 사이트 적용</w:t>
       </w:r>
     </w:p>
     <w:p>
@@ -9596,7 +11026,7 @@
           <w:rFonts w:ascii="NanumSquare" w:hAnsi="NanumSquare" w:eastAsia="NanumSquare"/>
           <w:sz w:val="20"/>
         </w:rPr>
-        <w:t>② 실제 사업을 본다: 비건부산 → 성심당 → 어반리즘 하우스</w:t>
+        <w:t xml:space="preserve">② 실제 사업을 본다: 08장 성심당 → 11장 어반리즘 하우스 → 곁들여 보기 1 비건부산</w:t>
       </w:r>
     </w:p>
     <w:p>
@@ -9610,7 +11040,7 @@
           <w:rFonts w:ascii="NanumSquare" w:hAnsi="NanumSquare" w:eastAsia="NanumSquare"/>
           <w:sz w:val="20"/>
         </w:rPr>
-        <w:t>③ 실제로 지원할 곳을 본다: 예비관광벤처 → 관광데이터 공모전 → 정부 R&amp;D</w:t>
+        <w:t xml:space="preserve">③ 실제로 지원할 곳을 본다: 파트 04 — 예비관광벤처(제18회) → 관광데이터 공모전 → 정부 R&amp;D</w:t>
       </w:r>
     </w:p>
     <w:p>
@@ -9624,7 +11054,7 @@
           <w:rFonts w:ascii="NanumSquare" w:hAnsi="NanumSquare" w:eastAsia="NanumSquare"/>
           <w:sz w:val="20"/>
         </w:rPr>
-        <w:t>④ 지역에서 기회를 찾는다: 경주 → 경북 → 안동 → 구미·포항 → 로컬크리에이터</w:t>
+        <w:t xml:space="preserve">④ 지역에서 기회를 찾는다: 파트 04 경주 → 경북 → 안동 → 곁들여 보기 2 구미 · 포항 → 12장 로컬크리에이터</w:t>
       </w:r>
     </w:p>
     <w:p>
@@ -9638,7 +11068,7 @@
           <w:rFonts w:ascii="NanumSquare" w:hAnsi="NanumSquare" w:eastAsia="NanumSquare"/>
           <w:sz w:val="20"/>
         </w:rPr>
-        <w:t>⑤ 직접 찾아볼 사이트로 끝낸다: 공모 정보·지역사례 링크 → 창업지원 링크 → 사업계획서·AI 실습자료</w:t>
+        <w:t xml:space="preserve">⑤ 직접 찾아볼 사이트로 끝낸다: 파트 08 링크(공모 정보 · 지역 사례 → 창업지원) → 사업계획서 · AI 실습자료 → 파트 02 과제 1 · 3 제출</w:t>
       </w:r>
     </w:p>
     <w:tbl>
@@ -9768,6 +11198,13 @@
         </w:rPr>
         <w:t>기준 페이지: Sunshine Wellness 교육자료 「Module 03 · Tourism Venture — 관광벤처창업론: 여행에서 사업을 짓다」. 본 문서는 현재 채팅에서 제공한 답변을 합쳐 수업용으로 정리한 문서입니다.</w:t>
       </w:r>
+      <w:r>
+        <w:rPr>
+          <w:rFonts w:ascii="NanumSquare" w:hAnsi="NanumSquare" w:eastAsia="NanumSquare"/>
+          <w:sz w:val="21"/>
+        </w:rPr>
+        <w:t xml:space="preserve"> 2026-10 개정: 페이지가 여덟 파트로 바뀐 것에 맞춰 3장 표 · 4장 흐름 · 부록 그림 위치를 고쳤습니다.</w:t>
+      </w:r>
     </w:p>
     <w:p>
       <w:r>
@@ -9810,6 +11247,13 @@
           <w:sz w:val="19"/>
         </w:rPr>
         <w:t>「관광에서 어떤 문제를 발견했는가」에서 출발해 여행자 문제 / 지역의 문제 / 산업의 문제로 갈라지고, 해결 방식과 활용 자원을 거쳐 한 문장까지 내려가는 도해.</w:t>
+      </w:r>
+      <w:r>
+        <w:rPr>
+          <w:color w:val="5A6770"/>
+          <w:sz w:val="19"/>
+        </w:rPr>
+        <w:t xml:space="preserve"> → 페이지 위치: 파트 03 「01 관광벤처란」 끝(02장 앞).</w:t>
       </w:r>
     </w:p>
     <w:p>
@@ -9870,6 +11314,13 @@
         </w:rPr>
         <w:t>수업에서 홈페이지를 스크롤하며 짚는 순서. 이론 여섯 장이 어떻게 이어지는지 한 장에 담았다.</w:t>
       </w:r>
+      <w:r>
+        <w:rPr>
+          <w:color w:val="5A6770"/>
+          <w:sz w:val="19"/>
+        </w:rPr>
+        <w:t xml:space="preserve"> → 페이지 위치: 파트 03 제목 바로 아래.</w:t>
+      </w:r>
     </w:p>
     <w:p>
       <w:pPr>
@@ -9928,6 +11379,13 @@
           <w:sz w:val="19"/>
         </w:rPr>
         <w:t>세 사례가 각각 어떤 유형의 관광 창업인지, 이론의 어느 장과 맞물리는지 견주어 보는 자료.</w:t>
+      </w:r>
+      <w:r>
+        <w:rPr>
+          <w:color w:val="5A6770"/>
+          <w:sz w:val="19"/>
+        </w:rPr>
+        <w:t xml:space="preserve"> → 페이지 위치: 파트 03 「06 이 사이트를 창업 사례로 읽기」 끝(파트 04 앞).</w:t>
       </w:r>
     </w:p>
     <w:p>
@@ -9988,6 +11446,13 @@
         </w:rPr>
         <w:t>전국 · 초광역 · 광역 · 시 · 원도심으로 내려가는 공모의 층위와, 그 위에 놓인 정부 R&amp;D 과제까지의 흐름.</w:t>
       </w:r>
+      <w:r>
+        <w:rPr>
+          <w:color w:val="5A6770"/>
+          <w:sz w:val="19"/>
+        </w:rPr>
+        <w:t xml:space="preserve"> → 페이지 위치: 파트 04 「어디에 내는가」 제목 바로 아래.</w:t>
+      </w:r>
     </w:p>
     <w:p>
       <w:pPr>
@@ -10047,6 +11512,13 @@
         </w:rPr>
         <w:t>재생·축제가 만든 수요가 어떻게 창업 아이템의 빈칸이 되는지, 그리고 로컬크리에이터 트랙으로 어떻게 이어지는지.</w:t>
       </w:r>
+      <w:r>
+        <w:rPr>
+          <w:color w:val="5A6770"/>
+          <w:sz w:val="19"/>
+        </w:rPr>
+        <w:t xml:space="preserve"> → 페이지 위치: 파트 05 「12 로컬크리에이터」 맨 앞.</w:t>
+      </w:r>
     </w:p>
     <w:p>
       <w:pPr>
@@ -10105,6 +11577,13 @@
           <w:sz w:val="19"/>
         </w:rPr>
         <w:t>한 장으로 보는 전체 지도. 강의에서 배운 것이 공모 지원과 진로로 어떻게 이어지는지 정리한 마무리 도해.</w:t>
+      </w:r>
+      <w:r>
+        <w:rPr>
+          <w:color w:val="5A6770"/>
+          <w:sz w:val="19"/>
+        </w:rPr>
+        <w:t xml:space="preserve"> → 페이지 위치: 본문 맨 앞(파트 01 위).</w:t>
       </w:r>
     </w:p>
     <w:p>

--- a/learn/assets/tourism-venture-class-intro-tree.docx
+++ b/learn/assets/tourism-venture-class-intro-tree.docx
@@ -6,124 +6,1312 @@
       <w:r>
         <w:rPr>
           <w:b w:val="0"/>
-          <w:i w:val="0"/>
           <w:color w:val="7C8A99"/>
           <w:sz w:val="18"/>
         </w:rPr>
-        <w:t>관광벤처창업론 · 교수자용</w:t>
+        <w:t>국립경국대학교 관광경영학과 4학년 2학기 · 관광벤처창업론</w:t>
       </w:r>
     </w:p>
     <w:p>
       <w:r>
         <w:rPr>
           <w:b/>
-          <w:i w:val="0"/>
-          <w:color w:val="A8681F"/>
-          <w:sz w:val="40"/>
+          <w:color w:val="2F5148"/>
+          <w:sz w:val="44"/>
         </w:rPr>
-        <w:t>홈페이지 수업 소개 — 가지치기 트리</w:t>
+        <w:t>관광벤처창업론 안내서</w:t>
       </w:r>
     </w:p>
     <w:p>
       <w:r>
         <w:rPr>
           <w:b w:val="0"/>
-          <w:i w:val="0"/>
-          <w:color w:val="5B5040"/>
+          <w:color w:val="5B7068"/>
           <w:sz w:val="22"/>
         </w:rPr>
-        <w:t>가지치기 트리 · 홈페이지 짚는 순서와 멘트 · 다섯 걸음 · 대본</w:t>
+        <w:t>1부 과목 · 홈페이지 소개(학생용)  ·  2부 수업 진행 — 가지치기 트리(교수자용)</w:t>
       </w:r>
     </w:p>
     <w:p>
       <w:r>
         <w:rPr>
           <w:b w:val="0"/>
-          <w:i w:val="0"/>
           <w:color w:val="7C8A99"/>
           <w:sz w:val="18"/>
         </w:rPr>
-        <w:t>대상 페이지 sunshinewellness.co.kr/learn/tourism-venture.html · 2026-10-17 개정(파트 00 · 여덟 파트 기준, 선 그림과 사진 대신 표)</w:t>
+        <w:t>수업 홈페이지 sunshinewellness.co.kr/learn/tourism-venture.html · 2026-10-17</w:t>
       </w:r>
     </w:p>
     <w:p>
       <w:pPr>
-        <w:spacing w:line="360" w:lineRule="auto" w:after="120"/>
+        <w:spacing w:before="120"/>
+      </w:pPr>
+      <w:r>
+        <w:rPr>
+          <w:b/>
+          <w:color w:val="2F5148"/>
+          <w:sz w:val="20"/>
+        </w:rPr>
+        <w:t>1부 · 학생용</w:t>
+      </w:r>
+    </w:p>
+    <w:p>
+      <w:r>
+        <w:rPr>
+          <w:b/>
+          <w:color w:val="2F5148"/>
+          <w:sz w:val="34"/>
+        </w:rPr>
+        <w:t>과목 · 홈페이지 소개</w:t>
+      </w:r>
+    </w:p>
+    <w:p>
+      <w:r>
+        <w:rPr>
+          <w:b w:val="0"/>
+          <w:color w:val="5B6460"/>
+          <w:sz w:val="20"/>
+        </w:rPr>
+        <w:t>이 과목은 무엇을 하는가 · 한 학기의 흐름 · 수업 홈페이지를 읽는 방법</w:t>
+      </w:r>
+    </w:p>
+    <w:p>
+      <w:pPr>
+        <w:keepNext/>
+        <w:spacing w:before="280"/>
+      </w:pPr>
+      <w:r>
+        <w:rPr>
+          <w:b/>
+          <w:color w:val="2F5148"/>
+          <w:sz w:val="28"/>
+        </w:rPr>
+        <w:t>1. 이 과목은 어떤 과목인가</w:t>
+      </w:r>
+    </w:p>
+    <w:p>
+      <w:pPr>
+        <w:spacing w:line="372" w:lineRule="auto" w:after="120"/>
       </w:pPr>
       <w:r>
         <w:rPr>
           <w:b w:val="0"/>
-          <w:i w:val="0"/>
+        </w:rPr>
+        <w:t xml:space="preserve">관광벤처창업론은 </w:t>
+      </w:r>
+      <w:r>
+        <w:rPr>
+          <w:b/>
+        </w:rPr>
+        <w:t>여행과 관광에서 생기는 불편을 찾아, 그것을 해결하는 작은 사업을 설계해 보는 과목</w:t>
+      </w:r>
+      <w:r>
+        <w:rPr>
+          <w:b w:val="0"/>
+        </w:rPr>
+        <w:t>입니다. 벤처는 새로운 아이디어로 시작하는 작은 기업을 말합니다. 따라서 관광벤처는 여행 · 관광 현장의 문제를 새로운 방식으로 해결하는 기업입니다.</w:t>
+      </w:r>
+    </w:p>
+    <w:p>
+      <w:pPr>
+        <w:spacing w:line="372" w:lineRule="auto" w:after="120"/>
+      </w:pPr>
+      <w:r>
+        <w:rPr>
+          <w:b w:val="0"/>
+        </w:rPr>
+        <w:t xml:space="preserve">예를 들어, 숙소를 예약했는데 사정이 생겨 갈 수 없게 되었고 환불도 되지 않는 상황이 있습니다. 이 불편을 해결하기 위해 생긴 회사가 「캔슬마켓」입니다. 갈 수 없게 된 사람의 예약을 더 싸게 가려는 사람에게 넘겨 주는 방식입니다. 이처럼 </w:t>
+      </w:r>
+      <w:r>
+        <w:rPr>
+          <w:b/>
+        </w:rPr>
+        <w:t>불편 하나가 하나의 사업이 되는 것</w:t>
+      </w:r>
+      <w:r>
+        <w:rPr>
+          <w:b w:val="0"/>
+        </w:rPr>
+        <w:t>이 관광벤처입니다.</w:t>
+      </w:r>
+    </w:p>
+    <w:p>
+      <w:pPr>
+        <w:spacing w:line="372" w:lineRule="auto" w:after="120"/>
+      </w:pPr>
+      <w:r>
+        <w:rPr>
+          <w:b w:val="0"/>
+        </w:rPr>
+        <w:t xml:space="preserve">그래서 이 과목은 「무엇을 만들까?」에서 출발하지 않고 </w:t>
+      </w:r>
+      <w:r>
+        <w:rPr>
+          <w:b/>
+        </w:rPr>
+        <w:t>「여행에서 무엇이 불편한가?」</w:t>
+      </w:r>
+      <w:r>
+        <w:rPr>
+          <w:b w:val="0"/>
+        </w:rPr>
+        <w:t>에서 출발합니다. 불편을 찾으면 「누가 불편한가」, 「어떻게 해결할 것인가」, 「이미 해결한 기업은 어디인가」를 차례로 묻고, 마지막에 「그렇다면 나는 무엇을 만들 것인가」에 이릅니다. 질문이 가지처럼 갈라지며 이어지다가, 그 끝에서 자신의 사업 아이디어 한 문장이 나옵니다.</w:t>
+      </w:r>
+    </w:p>
+    <w:p>
+      <w:pPr>
+        <w:keepNext/>
+        <w:spacing w:before="280"/>
+      </w:pPr>
+      <w:r>
+        <w:rPr>
+          <w:b/>
+          <w:color w:val="2F5148"/>
+          <w:sz w:val="28"/>
+        </w:rPr>
+        <w:t>2. 학기가 끝나면 무엇이 남는가</w:t>
+      </w:r>
+    </w:p>
+    <w:p>
+      <w:pPr>
+        <w:spacing w:line="372" w:lineRule="auto" w:after="120"/>
+      </w:pPr>
+      <w:r>
+        <w:rPr>
+          <w:b w:val="0"/>
+        </w:rPr>
+        <w:t xml:space="preserve">학기 말에는 </w:t>
+      </w:r>
+      <w:r>
+        <w:rPr>
+          <w:b/>
+        </w:rPr>
+        <w:t>사업계획서 한 부</w:t>
+      </w:r>
+      <w:r>
+        <w:rPr>
+          <w:b w:val="0"/>
+        </w:rPr>
+        <w:t>가 남습니다. 사업계획서는 「이 회사는 이런 문제를 이렇게 해결하고, 이렇게 수익을 낸다」를 정부에 설명하는 문서입니다. 연습용 과제가 아니라 실제 정부 공모(예비관광벤처)에 그대로 제출할 수 있는 수준으로 작성합니다.</w:t>
+      </w:r>
+    </w:p>
+    <w:p>
+      <w:pPr>
+        <w:spacing w:line="372" w:lineRule="auto" w:after="120"/>
+      </w:pPr>
+      <w:r>
+        <w:rPr>
+          <w:b w:val="0"/>
+        </w:rPr>
+        <w:t xml:space="preserve">사업계획서는 크게 네 칸으로 이루어지며, 영문 머리글자를 따 </w:t>
+      </w:r>
+      <w:r>
+        <w:rPr>
+          <w:b/>
+        </w:rPr>
+        <w:t>P · S · S · T</w:t>
+      </w:r>
+      <w:r>
+        <w:rPr>
+          <w:b w:val="0"/>
+        </w:rPr>
+        <w:t xml:space="preserve">라고 부릅니다. P(Problem)는 「누가 어떤 불편을 겪는가」, 첫 번째 S(Solution)는 「그것을 어떻게 해결하는가」, 두 번째 S(Scale-up)는 「고객은 얼마나 되고 어떻게 성장시킬 것인가」, T(Team)는 「누가 함께하는가」를 묻습니다. 네 칸을 한 번에 완성하지 않습니다. </w:t>
+      </w:r>
+      <w:r>
+        <w:rPr>
+          <w:b/>
+        </w:rPr>
+        <w:t>매주 조금씩 작성하고, 발표하고, 피드백을 받아 수정합니다.</w:t>
+      </w:r>
+      <w:r>
+        <w:rPr>
+          <w:b w:val="0"/>
+        </w:rPr>
+        <w:t xml:space="preserve"> 이렇게 다듬은 내용을 마지막에 공모 양식에 옮기면 한 부가 완성됩니다.</w:t>
+      </w:r>
+    </w:p>
+    <w:p>
+      <w:pPr>
+        <w:keepNext/>
+        <w:spacing w:before="280"/>
+      </w:pPr>
+      <w:r>
+        <w:rPr>
+          <w:b/>
+          <w:color w:val="2F5148"/>
+          <w:sz w:val="28"/>
+        </w:rPr>
+        <w:t>3. 한 학기의 흐름</w:t>
+      </w:r>
+    </w:p>
+    <w:p>
+      <w:pPr>
+        <w:spacing w:line="372" w:lineRule="auto" w:after="120"/>
+      </w:pPr>
+      <w:r>
+        <w:rPr>
+          <w:b w:val="0"/>
+        </w:rPr>
+        <w:t>한 학기는 세 단계로 진행됩니다. 먼저 틀을 잡고, 다음으로 자신의 아이템으로 좁히며, 마지막에 한 부로 묶습니다.</w:t>
+      </w:r>
+    </w:p>
+    <w:tbl>
+      <w:tblPr>
+        <w:tblStyle w:val="TableGrid"/>
+        <w:tblW w:type="auto" w:w="0"/>
+        <w:tblLook w:firstColumn="1" w:firstRow="1" w:lastColumn="0" w:lastRow="0" w:noHBand="0" w:noVBand="1" w:val="04A0"/>
+      </w:tblPr>
+      <w:tblGrid>
+        <w:gridCol w:w="3286"/>
+        <w:gridCol w:w="3286"/>
+        <w:gridCol w:w="3286"/>
+      </w:tblGrid>
+      <w:tr>
+        <w:tc>
+          <w:tcPr>
+            <w:tcW w:type="dxa" w:w="3286"/>
+            <w:shd w:val="clear" w:color="auto" w:fill="2F5148"/>
+          </w:tcPr>
+          <w:p>
+            <w:r/>
+            <w:r>
+              <w:rPr>
+                <w:b/>
+                <w:color w:val="FFFFFF"/>
+                <w:sz w:val="19"/>
+              </w:rPr>
+              <w:t>단계</w:t>
+            </w:r>
+          </w:p>
+        </w:tc>
+        <w:tc>
+          <w:tcPr>
+            <w:tcW w:type="dxa" w:w="3286"/>
+            <w:shd w:val="clear" w:color="auto" w:fill="2F5148"/>
+          </w:tcPr>
+          <w:p>
+            <w:r/>
+            <w:r>
+              <w:rPr>
+                <w:b/>
+                <w:color w:val="FFFFFF"/>
+                <w:sz w:val="19"/>
+              </w:rPr>
+              <w:t>시기</w:t>
+            </w:r>
+          </w:p>
+        </w:tc>
+        <w:tc>
+          <w:tcPr>
+            <w:tcW w:type="dxa" w:w="3286"/>
+            <w:shd w:val="clear" w:color="auto" w:fill="2F5148"/>
+          </w:tcPr>
+          <w:p>
+            <w:r/>
+            <w:r>
+              <w:rPr>
+                <w:b/>
+                <w:color w:val="FFFFFF"/>
+                <w:sz w:val="19"/>
+              </w:rPr>
+              <w:t>내용</w:t>
+            </w:r>
+          </w:p>
+        </w:tc>
+      </w:tr>
+      <w:tr>
+        <w:tc>
+          <w:tcPr>
+            <w:tcW w:type="dxa" w:w="3286"/>
+          </w:tcPr>
+          <w:p>
+            <w:r/>
+            <w:r>
+              <w:rPr>
+                <w:b/>
+                <w:sz w:val="18"/>
+              </w:rPr>
+              <w:t>① 틀을 잡는다</w:t>
+            </w:r>
+          </w:p>
+        </w:tc>
+        <w:tc>
+          <w:tcPr>
+            <w:tcW w:type="dxa" w:w="3286"/>
+          </w:tcPr>
+          <w:p>
+            <w:r/>
+            <w:r>
+              <w:rPr>
+                <w:b w:val="0"/>
+                <w:sz w:val="18"/>
+              </w:rPr>
+              <w:t>1~3주</w:t>
+            </w:r>
+          </w:p>
+        </w:tc>
+        <w:tc>
+          <w:tcPr>
+            <w:tcW w:type="dxa" w:w="3286"/>
+          </w:tcPr>
+          <w:p>
+            <w:r/>
+            <w:r>
+              <w:rPr>
+                <w:b w:val="0"/>
+                <w:sz w:val="18"/>
+              </w:rPr>
+              <w:t>사업계획서의 네 칸을 이해하고, 실제 기업을 분석하며, 자신의 아이디어를 말로 꺼내 봅니다</w:t>
+            </w:r>
+          </w:p>
+        </w:tc>
+      </w:tr>
+      <w:tr>
+        <w:tc>
+          <w:tcPr>
+            <w:tcW w:type="dxa" w:w="3286"/>
+          </w:tcPr>
+          <w:p>
+            <w:r/>
+            <w:r>
+              <w:rPr>
+                <w:b/>
+                <w:sz w:val="18"/>
+              </w:rPr>
+              <w:t>② 아이템을 좁힌다</w:t>
+            </w:r>
+          </w:p>
+        </w:tc>
+        <w:tc>
+          <w:tcPr>
+            <w:tcW w:type="dxa" w:w="3286"/>
+          </w:tcPr>
+          <w:p>
+            <w:r/>
+            <w:r>
+              <w:rPr>
+                <w:b w:val="0"/>
+                <w:sz w:val="18"/>
+              </w:rPr>
+              <w:t>4~7주</w:t>
+            </w:r>
+          </w:p>
+        </w:tc>
+        <w:tc>
+          <w:tcPr>
+            <w:tcW w:type="dxa" w:w="3286"/>
+          </w:tcPr>
+          <w:p>
+            <w:r/>
+            <w:r>
+              <w:rPr>
+                <w:b w:val="0"/>
+                <w:sz w:val="18"/>
+              </w:rPr>
+              <w:t>아이디어를 한 문장으로 정리하고, 이름과 스토리를 붙이고, 목표 고객 한 사람을 정합니다</w:t>
+            </w:r>
+          </w:p>
+        </w:tc>
+      </w:tr>
+      <w:tr>
+        <w:tc>
+          <w:tcPr>
+            <w:tcW w:type="dxa" w:w="3286"/>
+            <w:shd w:val="clear" w:color="auto" w:fill="FFF4D6"/>
+          </w:tcPr>
+          <w:p>
+            <w:r/>
+            <w:r>
+              <w:rPr>
+                <w:b/>
+                <w:sz w:val="18"/>
+              </w:rPr>
+              <w:t>중간시험</w:t>
+            </w:r>
+          </w:p>
+        </w:tc>
+        <w:tc>
+          <w:tcPr>
+            <w:tcW w:type="dxa" w:w="3286"/>
+            <w:shd w:val="clear" w:color="auto" w:fill="FFF4D6"/>
+          </w:tcPr>
+          <w:p>
+            <w:r/>
+            <w:r>
+              <w:rPr>
+                <w:b/>
+                <w:sz w:val="18"/>
+              </w:rPr>
+              <w:t>8주 · 10/20</w:t>
+            </w:r>
+          </w:p>
+        </w:tc>
+        <w:tc>
+          <w:tcPr>
+            <w:tcW w:type="dxa" w:w="3286"/>
+            <w:shd w:val="clear" w:color="auto" w:fill="FFF4D6"/>
+          </w:tcPr>
+          <w:p>
+            <w:r/>
+            <w:r>
+              <w:rPr>
+                <w:b/>
+                <w:sz w:val="18"/>
+              </w:rPr>
+              <w:t>사업계획서 첫 세 칸(1-1 · 2-1 · 4-1)을 제출합니다</w:t>
+            </w:r>
+          </w:p>
+        </w:tc>
+      </w:tr>
+      <w:tr>
+        <w:tc>
+          <w:tcPr>
+            <w:tcW w:type="dxa" w:w="3286"/>
+          </w:tcPr>
+          <w:p>
+            <w:r/>
+            <w:r>
+              <w:rPr>
+                <w:b/>
+                <w:sz w:val="18"/>
+              </w:rPr>
+              <w:t>③ 한 부로 묶는다</w:t>
+            </w:r>
+          </w:p>
+        </w:tc>
+        <w:tc>
+          <w:tcPr>
+            <w:tcW w:type="dxa" w:w="3286"/>
+          </w:tcPr>
+          <w:p>
+            <w:r/>
+            <w:r>
+              <w:rPr>
+                <w:b w:val="0"/>
+                <w:sz w:val="18"/>
+              </w:rPr>
+              <w:t>14~16주</w:t>
+            </w:r>
+          </w:p>
+        </w:tc>
+        <w:tc>
+          <w:tcPr>
+            <w:tcW w:type="dxa" w:w="3286"/>
+          </w:tcPr>
+          <w:p>
+            <w:r/>
+            <w:r>
+              <w:rPr>
+                <w:b w:val="0"/>
+                <w:sz w:val="18"/>
+              </w:rPr>
+              <w:t>심사 형식의 발표를 하고, 기말(12/15)에 사업계획서 완성본을 제출합니다</w:t>
+            </w:r>
+          </w:p>
+        </w:tc>
+      </w:tr>
+    </w:tbl>
+    <w:p/>
+    <w:p>
+      <w:pPr>
+        <w:spacing w:line="372" w:lineRule="auto" w:after="120"/>
+      </w:pPr>
+      <w:r>
+        <w:rPr>
+          <w:b w:val="0"/>
+        </w:rPr>
+        <w:t xml:space="preserve">중간시험까지는 </w:t>
+      </w:r>
+      <w:r>
+        <w:rPr>
+          <w:b/>
+        </w:rPr>
+        <w:t>세 칸</w:t>
+      </w:r>
+      <w:r>
+        <w:rPr>
+          <w:b w:val="0"/>
+        </w:rPr>
+        <w:t xml:space="preserve">을 먼저 완성합니다. 1-1(문제 인식)은 「왜 이 사업을 하는가」, 2-1(시장현황 및 목표고객)은 「누구를 위한 사업인가」, 4-1(관광시장 이해도 · 트렌드)은 「지금이 적절한 시점인가」를 묻습니다. 이 세 칸이 탄탄하면 나머지 칸은 그 위에 쌓아 갈 수 있습니다. 중간시험 이후에는 </w:t>
+      </w:r>
+      <w:r>
+        <w:rPr>
+          <w:b/>
+        </w:rPr>
+        <w:t>과제 3</w:t>
+      </w:r>
+      <w:r>
+        <w:rPr>
+          <w:b w:val="0"/>
+        </w:rPr>
+        <w:t xml:space="preserve">이 있습니다. 실제 창업가가 등장하는 영상 두 편을 분석해 발표 자료로 만드는 과제이며, 마감은 </w:t>
+      </w:r>
+      <w:r>
+        <w:rPr>
+          <w:b/>
+        </w:rPr>
+        <w:t>11월 2일(월) 24시</w:t>
+      </w:r>
+      <w:r>
+        <w:rPr>
+          <w:b w:val="0"/>
+        </w:rPr>
+        <w:t>입니다.</w:t>
+      </w:r>
+    </w:p>
+    <w:p>
+      <w:pPr>
+        <w:keepNext/>
+        <w:spacing w:before="280"/>
+      </w:pPr>
+      <w:r>
+        <w:rPr>
+          <w:b/>
+          <w:color w:val="2F5148"/>
+          <w:sz w:val="28"/>
+        </w:rPr>
+        <w:t>4. 이 홈페이지의 구성</w:t>
+      </w:r>
+    </w:p>
+    <w:p>
+      <w:pPr>
+        <w:spacing w:line="372" w:lineRule="auto" w:after="120"/>
+      </w:pPr>
+      <w:r>
+        <w:rPr>
+          <w:b w:val="0"/>
+        </w:rPr>
+        <w:t xml:space="preserve">수업 홈페이지는 처음부터 끝까지 읽는 글이 아니라 </w:t>
+      </w:r>
+      <w:r>
+        <w:rPr>
+          <w:b/>
+        </w:rPr>
+        <w:t>필요한 부분을 찾아 쓰는 자료실</w:t>
+      </w:r>
+      <w:r>
+        <w:rPr>
+          <w:b w:val="0"/>
+        </w:rPr>
+        <w:t xml:space="preserve">에 가깝습니다. 전체 분량이 많지만, 목적에 맞는 파트로 바로 이동하면 됩니다. 페이지는 </w:t>
+      </w:r>
+      <w:r>
+        <w:rPr>
+          <w:b/>
+        </w:rPr>
+        <w:t>여덟 파트</w:t>
+      </w:r>
+      <w:r>
+        <w:rPr>
+          <w:b w:val="0"/>
+        </w:rPr>
+        <w:t>로 구성되어 있고, 맨 위 「이 페이지는 여덟 파트」 줄의 번호를 누르면 해당 파트로 이동합니다.</w:t>
+      </w:r>
+    </w:p>
+    <w:tbl>
+      <w:tblPr>
+        <w:tblStyle w:val="TableGrid"/>
+        <w:tblW w:type="auto" w:w="0"/>
+        <w:tblLook w:firstColumn="1" w:firstRow="1" w:lastColumn="0" w:lastRow="0" w:noHBand="0" w:noVBand="1" w:val="04A0"/>
+      </w:tblPr>
+      <w:tblGrid>
+        <w:gridCol w:w="4929"/>
+        <w:gridCol w:w="4929"/>
+      </w:tblGrid>
+      <w:tr>
+        <w:tc>
+          <w:tcPr>
+            <w:tcW w:type="dxa" w:w="4929"/>
+            <w:shd w:val="clear" w:color="auto" w:fill="2F5148"/>
+          </w:tcPr>
+          <w:p>
+            <w:r/>
+            <w:r>
+              <w:rPr>
+                <w:b/>
+                <w:color w:val="FFFFFF"/>
+                <w:sz w:val="19"/>
+              </w:rPr>
+              <w:t>파트</w:t>
+            </w:r>
+          </w:p>
+        </w:tc>
+        <w:tc>
+          <w:tcPr>
+            <w:tcW w:type="dxa" w:w="4929"/>
+            <w:shd w:val="clear" w:color="auto" w:fill="2F5148"/>
+          </w:tcPr>
+          <w:p>
+            <w:r/>
+            <w:r>
+              <w:rPr>
+                <w:b/>
+                <w:color w:val="FFFFFF"/>
+                <w:sz w:val="19"/>
+              </w:rPr>
+              <w:t>내용</w:t>
+            </w:r>
+          </w:p>
+        </w:tc>
+      </w:tr>
+      <w:tr>
+        <w:tc>
+          <w:tcPr>
+            <w:tcW w:type="dxa" w:w="4929"/>
+            <w:shd w:val="clear" w:color="auto" w:fill="FFF4D6"/>
+          </w:tcPr>
+          <w:p>
+            <w:r/>
+            <w:r>
+              <w:rPr>
+                <w:b/>
+                <w:sz w:val="18"/>
+              </w:rPr>
+              <w:t>01 주차 실습</w:t>
+            </w:r>
+          </w:p>
+        </w:tc>
+        <w:tc>
+          <w:tcPr>
+            <w:tcW w:type="dxa" w:w="4929"/>
+            <w:shd w:val="clear" w:color="auto" w:fill="FFF4D6"/>
+          </w:tcPr>
+          <w:p>
+            <w:r/>
+            <w:r>
+              <w:rPr>
+                <w:b/>
+                <w:sz w:val="18"/>
+              </w:rPr>
+              <w:t>매주 수업에서 한 일과 할 일 — 가장 자주 여는 파트</w:t>
+            </w:r>
+          </w:p>
+        </w:tc>
+      </w:tr>
+      <w:tr>
+        <w:tc>
+          <w:tcPr>
+            <w:tcW w:type="dxa" w:w="4929"/>
+          </w:tcPr>
+          <w:p>
+            <w:r/>
+            <w:r>
+              <w:rPr>
+                <w:b/>
+                <w:sz w:val="18"/>
+              </w:rPr>
+              <w:t>02 낼 것</w:t>
+            </w:r>
+          </w:p>
+        </w:tc>
+        <w:tc>
+          <w:tcPr>
+            <w:tcW w:type="dxa" w:w="4929"/>
+          </w:tcPr>
+          <w:p>
+            <w:r/>
+            <w:r>
+              <w:rPr>
+                <w:b w:val="0"/>
+                <w:sz w:val="18"/>
+              </w:rPr>
+              <w:t>과제 안내 — 무엇을 언제까지 제출하는가</w:t>
+            </w:r>
+          </w:p>
+        </w:tc>
+      </w:tr>
+      <w:tr>
+        <w:tc>
+          <w:tcPr>
+            <w:tcW w:type="dxa" w:w="4929"/>
+          </w:tcPr>
+          <w:p>
+            <w:r/>
+            <w:r>
+              <w:rPr>
+                <w:b/>
+                <w:sz w:val="18"/>
+              </w:rPr>
+              <w:t>03 흐름</w:t>
+            </w:r>
+          </w:p>
+        </w:tc>
+        <w:tc>
+          <w:tcPr>
+            <w:tcW w:type="dxa" w:w="4929"/>
+          </w:tcPr>
+          <w:p>
+            <w:r/>
+            <w:r>
+              <w:rPr>
+                <w:b w:val="0"/>
+                <w:sz w:val="18"/>
+              </w:rPr>
+              <w:t>창업 이론 여섯 장 — 문제 정의에서 정부 지원까지</w:t>
+            </w:r>
+          </w:p>
+        </w:tc>
+      </w:tr>
+      <w:tr>
+        <w:tc>
+          <w:tcPr>
+            <w:tcW w:type="dxa" w:w="4929"/>
+          </w:tcPr>
+          <w:p>
+            <w:r/>
+            <w:r>
+              <w:rPr>
+                <w:b/>
+                <w:sz w:val="18"/>
+              </w:rPr>
+              <w:t>04 어디에</w:t>
+            </w:r>
+          </w:p>
+        </w:tc>
+        <w:tc>
+          <w:tcPr>
+            <w:tcW w:type="dxa" w:w="4929"/>
+          </w:tcPr>
+          <w:p>
+            <w:r/>
+            <w:r>
+              <w:rPr>
+                <w:b w:val="0"/>
+                <w:sz w:val="18"/>
+              </w:rPr>
+              <w:t>사업계획서를 제출할 수 있는 공모</w:t>
+            </w:r>
+          </w:p>
+        </w:tc>
+      </w:tr>
+      <w:tr>
+        <w:tc>
+          <w:tcPr>
+            <w:tcW w:type="dxa" w:w="4929"/>
+          </w:tcPr>
+          <w:p>
+            <w:r/>
+            <w:r>
+              <w:rPr>
+                <w:b/>
+                <w:sz w:val="18"/>
+              </w:rPr>
+              <w:t>05 업종</w:t>
+            </w:r>
+          </w:p>
+        </w:tc>
+        <w:tc>
+          <w:tcPr>
+            <w:tcW w:type="dxa" w:w="4929"/>
+          </w:tcPr>
+          <w:p>
+            <w:r/>
+            <w:r>
+              <w:rPr>
+                <w:b w:val="0"/>
+                <w:sz w:val="18"/>
+              </w:rPr>
+              <w:t>여행업 · 외식 · 농어촌 · 연구용역 · 로컬크리에이터 등 업종별 구조</w:t>
+            </w:r>
+          </w:p>
+        </w:tc>
+      </w:tr>
+      <w:tr>
+        <w:tc>
+          <w:tcPr>
+            <w:tcW w:type="dxa" w:w="4929"/>
+          </w:tcPr>
+          <w:p>
+            <w:r/>
+            <w:r>
+              <w:rPr>
+                <w:b/>
+                <w:sz w:val="18"/>
+              </w:rPr>
+              <w:t>06 취업</w:t>
+            </w:r>
+          </w:p>
+        </w:tc>
+        <w:tc>
+          <w:tcPr>
+            <w:tcW w:type="dxa" w:w="4929"/>
+          </w:tcPr>
+          <w:p>
+            <w:r/>
+            <w:r>
+              <w:rPr>
+                <w:b w:val="0"/>
+                <w:sz w:val="18"/>
+              </w:rPr>
+              <w:t>창업하지 않더라도 이 수업이 취업에 쓰이는 방법</w:t>
+            </w:r>
+          </w:p>
+        </w:tc>
+      </w:tr>
+      <w:tr>
+        <w:tc>
+          <w:tcPr>
+            <w:tcW w:type="dxa" w:w="4929"/>
+          </w:tcPr>
+          <w:p>
+            <w:r/>
+            <w:r>
+              <w:rPr>
+                <w:b/>
+                <w:sz w:val="18"/>
+              </w:rPr>
+              <w:t>07 책</w:t>
+            </w:r>
+          </w:p>
+        </w:tc>
+        <w:tc>
+          <w:tcPr>
+            <w:tcW w:type="dxa" w:w="4929"/>
+          </w:tcPr>
+          <w:p>
+            <w:r/>
+            <w:r>
+              <w:rPr>
+                <w:b w:val="0"/>
+                <w:sz w:val="18"/>
+              </w:rPr>
+              <w:t>교재 두 권</w:t>
+            </w:r>
+          </w:p>
+        </w:tc>
+      </w:tr>
+      <w:tr>
+        <w:tc>
+          <w:tcPr>
+            <w:tcW w:type="dxa" w:w="4929"/>
+          </w:tcPr>
+          <w:p>
+            <w:r/>
+            <w:r>
+              <w:rPr>
+                <w:b/>
+                <w:sz w:val="18"/>
+              </w:rPr>
+              <w:t>08 곁들여</w:t>
+            </w:r>
+          </w:p>
+        </w:tc>
+        <w:tc>
+          <w:tcPr>
+            <w:tcW w:type="dxa" w:w="4929"/>
+          </w:tcPr>
+          <w:p>
+            <w:r/>
+            <w:r>
+              <w:rPr>
+                <w:b w:val="0"/>
+                <w:sz w:val="18"/>
+              </w:rPr>
+              <w:t>추가 사례와 공고 창구 모음</w:t>
+            </w:r>
+          </w:p>
+        </w:tc>
+      </w:tr>
+    </w:tbl>
+    <w:p/>
+    <w:p>
+      <w:pPr>
+        <w:spacing w:line="372" w:lineRule="auto" w:after="120"/>
+      </w:pPr>
+      <w:r>
+        <w:rPr>
+          <w:b w:val="0"/>
+        </w:rPr>
+        <w:t xml:space="preserve">파트의 순서에도 의미가 있습니다. </w:t>
+      </w:r>
+      <w:r>
+        <w:rPr>
+          <w:b/>
+        </w:rPr>
+        <w:t>위쪽은 이번 주에 할 일, 아래로 갈수록 심화 자료</w:t>
+      </w:r>
+      <w:r>
+        <w:rPr>
+          <w:b w:val="0"/>
+        </w:rPr>
+        <w:t>입니다. 시간이 부족할 때는 01과 02만 확인해도 수업을 따라갈 수 있습니다.</w:t>
+      </w:r>
+    </w:p>
+    <w:p>
+      <w:pPr>
+        <w:keepNext/>
+        <w:spacing w:before="280"/>
+      </w:pPr>
+      <w:r>
+        <w:rPr>
+          <w:b/>
+          <w:color w:val="2F5148"/>
+          <w:sz w:val="28"/>
+        </w:rPr>
+        <w:t>5. 읽는 방법</w:t>
+      </w:r>
+    </w:p>
+    <w:p>
+      <w:pPr>
+        <w:spacing w:line="372" w:lineRule="auto" w:after="120"/>
+      </w:pPr>
+      <w:r>
+        <w:rPr>
+          <w:b w:val="0"/>
+        </w:rPr>
+        <w:t xml:space="preserve">파트 01의 주차 상자는 대부분 </w:t>
+      </w:r>
+      <w:r>
+        <w:rPr>
+          <w:b/>
+        </w:rPr>
+        <w:t>접혀</w:t>
+      </w:r>
+      <w:r>
+        <w:rPr>
+          <w:b w:val="0"/>
+        </w:rPr>
+        <w:t xml:space="preserve"> 있습니다. 한 번에 펼치면 지나치게 길어지기 때문입니다. </w:t>
+      </w:r>
+      <w:r>
+        <w:rPr>
+          <w:b/>
+        </w:rPr>
+        <w:t>해당 주차 상자 하나만 열어 보십시오.</w:t>
+      </w:r>
+      <w:r>
+        <w:rPr>
+          <w:b w:val="0"/>
+        </w:rPr>
+        <w:t xml:space="preserve"> 상자 위의 막대그래프는 그 주까지 누적된 결과물의 개수를 나타내며, 막대를 누르면 해당 주차가 바로 열립니다.</w:t>
+      </w:r>
+    </w:p>
+    <w:p>
+      <w:pPr>
+        <w:spacing w:line="372" w:lineRule="auto" w:after="120"/>
+      </w:pPr>
+      <w:r>
+        <w:rPr>
+          <w:b w:val="0"/>
+        </w:rPr>
+        <w:t xml:space="preserve">링크 끝의 표시로 동작을 미리 알 수 있습니다. </w:t>
+      </w:r>
+      <w:r>
+        <w:rPr>
+          <w:b/>
+        </w:rPr>
+        <w:t>↗</w:t>
+      </w:r>
+      <w:r>
+        <w:rPr>
+          <w:b w:val="0"/>
+        </w:rPr>
+        <w:t xml:space="preserve">는 새 창에서 다른 페이지가 열린다는 뜻이고, </w:t>
+      </w:r>
+      <w:r>
+        <w:rPr>
+          <w:b/>
+        </w:rPr>
+        <w:t>⬇</w:t>
+      </w:r>
+      <w:r>
+        <w:rPr>
+          <w:b w:val="0"/>
+        </w:rPr>
+        <w:t xml:space="preserve">는 파일 내려받기, </w:t>
+      </w:r>
+      <w:r>
+        <w:rPr>
+          <w:b/>
+        </w:rPr>
+        <w:t>↓</w:t>
+      </w:r>
+      <w:r>
+        <w:rPr>
+          <w:b w:val="0"/>
+        </w:rPr>
+        <w:t xml:space="preserve">는 같은 페이지 안에서의 이동입니다. 깜빡이는 </w:t>
+      </w:r>
+      <w:r>
+        <w:rPr>
+          <w:b/>
+        </w:rPr>
+        <w:t>●</w:t>
+      </w:r>
+      <w:r>
+        <w:rPr>
+          <w:b w:val="0"/>
+        </w:rPr>
+        <w:t>은 반드시 확인해야 할 자료입니다.</w:t>
+      </w:r>
+    </w:p>
+    <w:p>
+      <w:pPr>
+        <w:spacing w:line="372" w:lineRule="auto" w:after="120"/>
+      </w:pPr>
+      <w:r>
+        <w:rPr>
+          <w:b w:val="0"/>
+        </w:rPr>
+        <w:t xml:space="preserve">어디서부터 읽을지는 목적에 따라 다릅니다. </w:t>
+      </w:r>
+      <w:r>
+        <w:rPr>
+          <w:b/>
+        </w:rPr>
+        <w:t>과제를 준비한다면</w:t>
+      </w:r>
+      <w:r>
+        <w:rPr>
+          <w:b w:val="0"/>
+        </w:rPr>
+        <w:t xml:space="preserve"> 파트 02의 과제를 먼저 확인하고 파트 03의 이론을 01장부터 순서대로 읽습니다. </w:t>
+      </w:r>
+      <w:r>
+        <w:rPr>
+          <w:b/>
+        </w:rPr>
+        <w:t>제출할 공모를 찾는다면</w:t>
+      </w:r>
+      <w:r>
+        <w:rPr>
+          <w:b w:val="0"/>
+        </w:rPr>
+        <w:t xml:space="preserve"> 파트 04에서 시작해 파트 08의 공고 창구로 이동합니다. </w:t>
+      </w:r>
+      <w:r>
+        <w:rPr>
+          <w:b/>
+        </w:rPr>
+        <w:t>아이디어가 아직 없다면</w:t>
+      </w:r>
+      <w:r>
+        <w:rPr>
+          <w:b w:val="0"/>
+        </w:rPr>
+        <w:t xml:space="preserve"> 파트 08의 구미 · 포항 사례처럼 이미 사람이 모이는 곳을 먼저 살펴보십시오. 사람은 모이는데 무언가가 비어 있는 자리에서 사업 아이디어가 나옵니다.</w:t>
+      </w:r>
+    </w:p>
+    <w:p>
+      <w:pPr>
+        <w:keepNext/>
+        <w:spacing w:before="280"/>
+      </w:pPr>
+      <w:r>
+        <w:rPr>
+          <w:b/>
+          <w:color w:val="2F5148"/>
+          <w:sz w:val="28"/>
+        </w:rPr>
+        <w:t>6. 지금 해 둘 세 가지</w:t>
+      </w:r>
+    </w:p>
+    <w:p>
+      <w:pPr>
+        <w:spacing w:line="372" w:lineRule="auto" w:after="120"/>
+      </w:pPr>
+      <w:r>
+        <w:rPr>
+          <w:b w:val="0"/>
+        </w:rPr>
+        <w:t xml:space="preserve">읽는 것만으로는 남는 것이 없습니다. 다음 세 가지를 먼저 해 두십시오. 첫째, 공모 접수 사이트 </w:t>
+      </w:r>
+      <w:r>
+        <w:rPr>
+          <w:b/>
+        </w:rPr>
+        <w:t>투어라즈</w:t>
+      </w:r>
+      <w:r>
+        <w:rPr>
+          <w:b w:val="0"/>
+        </w:rPr>
+        <w:t>(touraz.kr)에 개인회원으로 가입합니다. 둘째, 지역 공고가 올라오는 곳(시청 공지사항 · 도시재생지원센터 · 지역 창업포털)을 즐겨찾기에 등록합니다. 셋째, 자신의 아이디어를 「</w:t>
+      </w:r>
+      <w:r>
+        <w:rPr>
+          <w:b/>
+        </w:rPr>
+        <w:t>누구의 / 어떤 문제를 / 왜 지금</w:t>
+      </w:r>
+      <w:r>
+        <w:rPr>
+          <w:b w:val="0"/>
+        </w:rPr>
+        <w:t xml:space="preserve"> 해결해야 하는가」 세 줄로 정리합니다.</w:t>
+      </w:r>
+    </w:p>
+    <w:p>
+      <w:pPr>
+        <w:spacing w:line="372" w:lineRule="auto" w:after="120"/>
+      </w:pPr>
+      <w:r>
+        <w:rPr>
+          <w:b w:val="0"/>
+        </w:rPr>
+        <w:t xml:space="preserve">한 가지 유의할 점이 있습니다. 공모의 지원 금액과 마감일은 해마다 달라지고, AI가 요약한 내용은 중요한 조건을 빠뜨리기도 합니다. </w:t>
+      </w:r>
+      <w:r>
+        <w:rPr>
+          <w:b/>
+        </w:rPr>
+        <w:t>제출 전에는 반드시 해당 연도 공고 원문을 확인하십시오.</w:t>
+      </w:r>
+    </w:p>
+    <w:p>
+      <w:pPr>
+        <w:keepNext/>
+        <w:spacing w:before="280"/>
+      </w:pPr>
+      <w:r>
+        <w:rPr>
+          <w:b/>
+          <w:color w:val="2F5148"/>
+          <w:sz w:val="28"/>
+        </w:rPr>
+        <w:t>정리</w:t>
+      </w:r>
+    </w:p>
+    <w:p>
+      <w:pPr>
+        <w:spacing w:line="372" w:lineRule="auto" w:after="120"/>
+      </w:pPr>
+      <w:r>
+        <w:rPr>
+          <w:b w:val="0"/>
+        </w:rPr>
+        <w:t xml:space="preserve">이 홈페이지는 </w:t>
+      </w:r>
+      <w:r>
+        <w:rPr>
+          <w:b/>
+        </w:rPr>
+        <w:t>읽는 자료가 아니라 쓰는 자료</w:t>
+      </w:r>
+      <w:r>
+        <w:rPr>
+          <w:b w:val="0"/>
+        </w:rPr>
+        <w:t xml:space="preserve">입니다. 파트의 흐름을 따라가면 그 순서가 그대로 사업계획서가 되고, 그 사업계획서는 실제 공모에 제출할 수 있습니다. </w:t>
+      </w:r>
+      <w:r>
+        <w:rPr>
+          <w:b/>
+        </w:rPr>
+        <w:t>홈페이지를 따라가는 과정이 곧 자신의 사업을 준비하는 과정</w:t>
+      </w:r>
+      <w:r>
+        <w:rPr>
+          <w:b w:val="0"/>
+        </w:rPr>
+        <w:t>입니다. 방향을 잃었을 때는 이 안내를 다시 보고, 해당 주차 상자 하나만 열면 됩니다.</w:t>
+      </w:r>
+    </w:p>
+    <w:p>
+      <w:r>
+        <w:br w:type="page"/>
+      </w:r>
+    </w:p>
+    <w:p>
+      <w:pPr>
+        <w:spacing w:before="120"/>
+      </w:pPr>
+      <w:r>
+        <w:rPr>
+          <w:b/>
+          <w:color w:val="A8681F"/>
+          <w:sz w:val="20"/>
+        </w:rPr>
+        <w:t>2부 · 교수자용</w:t>
+      </w:r>
+    </w:p>
+    <w:p>
+      <w:r>
+        <w:rPr>
+          <w:b/>
+          <w:color w:val="A8681F"/>
+          <w:sz w:val="34"/>
+        </w:rPr>
+        <w:t>수업 진행 — 가지치기 트리</w:t>
+      </w:r>
+    </w:p>
+    <w:p>
+      <w:r>
+        <w:rPr>
+          <w:b w:val="0"/>
+          <w:color w:val="5B6460"/>
+          <w:sz w:val="20"/>
+        </w:rPr>
+        <w:t>가지치기 트리 · 홈페이지 짚는 순서와 멘트 · 다섯 걸음 · 대본</w:t>
+      </w:r>
+    </w:p>
+    <w:p>
+      <w:pPr>
+        <w:spacing w:line="372" w:lineRule="auto" w:after="120"/>
+      </w:pPr>
+      <w:r>
+        <w:rPr>
+          <w:b w:val="0"/>
         </w:rPr>
         <w:t xml:space="preserve">이 문서는 수업에서 관광벤처창업론 홈페이지를 화면에 띄우고 소개할 때 쓰는 </w:t>
       </w:r>
       <w:r>
         <w:rPr>
           <w:b/>
-          <w:i w:val="0"/>
         </w:rPr>
         <w:t>교수자용 진행 자료</w:t>
       </w:r>
       <w:r>
         <w:rPr>
           <w:b w:val="0"/>
-          <w:i w:val="0"/>
         </w:rPr>
         <w:t xml:space="preserve">입니다. 학생이 「내가 어느 방향으로 갈 수 있지?」를 스스로 고르게 하는 </w:t>
       </w:r>
       <w:r>
         <w:rPr>
           <w:b/>
-          <w:i w:val="0"/>
         </w:rPr>
         <w:t>가지치기 트리</w:t>
       </w:r>
       <w:r>
         <w:rPr>
           <w:b w:val="0"/>
-          <w:i w:val="0"/>
         </w:rPr>
         <w:t xml:space="preserve">, 홈페이지를 위에서 아래로 짚는 </w:t>
       </w:r>
       <w:r>
         <w:rPr>
           <w:b/>
-          <w:i w:val="0"/>
         </w:rPr>
         <w:t>순서와 멘트</w:t>
       </w:r>
       <w:r>
         <w:rPr>
           <w:b w:val="0"/>
-          <w:i w:val="0"/>
         </w:rPr>
         <w:t xml:space="preserve">, 마무리 </w:t>
       </w:r>
       <w:r>
         <w:rPr>
           <w:b/>
-          <w:i w:val="0"/>
         </w:rPr>
         <w:t>다섯 걸음</w:t>
       </w:r>
       <w:r>
         <w:rPr>
           <w:b w:val="0"/>
-          <w:i w:val="0"/>
         </w:rPr>
         <w:t xml:space="preserve">과 </w:t>
       </w:r>
       <w:r>
         <w:rPr>
           <w:b/>
-          <w:i w:val="0"/>
         </w:rPr>
         <w:t>대본</w:t>
       </w:r>
       <w:r>
         <w:rPr>
           <w:b w:val="0"/>
-          <w:i w:val="0"/>
         </w:rPr>
         <w:t>으로 이루어집니다.</w:t>
       </w:r>
@@ -136,7 +1324,6 @@
       <w:r>
         <w:rPr>
           <w:b/>
-          <w:i w:val="0"/>
           <w:color w:val="A8681F"/>
           <w:sz w:val="28"/>
         </w:rPr>
@@ -145,26 +1332,23 @@
     </w:p>
     <w:p>
       <w:pPr>
-        <w:spacing w:line="360" w:lineRule="auto" w:after="120"/>
+        <w:spacing w:line="372" w:lineRule="auto" w:after="120"/>
       </w:pPr>
       <w:r>
         <w:rPr>
           <w:b w:val="0"/>
-          <w:i w:val="0"/>
         </w:rPr>
         <w:t xml:space="preserve">핵심은 </w:t>
       </w:r>
       <w:r>
         <w:rPr>
           <w:b/>
-          <w:i w:val="0"/>
         </w:rPr>
         <w:t>관광벤처를 아이템에서 시작하지 않고 관광의 문제에서 시작한다</w:t>
       </w:r>
       <w:r>
         <w:rPr>
           <w:b w:val="0"/>
-          <w:i w:val="0"/>
         </w:rPr>
         <w:t>는 것입니다. 아래 표를 위에서 아래로 내려가며 묻고, 학생이 각 줄에서 가지 하나를 고르게 합니다.</w:t>
       </w:r>
@@ -176,15 +1360,15 @@
         <w:tblLook w:firstColumn="1" w:firstRow="1" w:lastColumn="0" w:lastRow="0" w:noHBand="0" w:noVBand="1" w:val="04A0"/>
       </w:tblPr>
       <w:tblGrid>
-        <w:gridCol w:w="2493"/>
-        <w:gridCol w:w="2493"/>
-        <w:gridCol w:w="2493"/>
-        <w:gridCol w:w="2493"/>
+        <w:gridCol w:w="2464"/>
+        <w:gridCol w:w="2464"/>
+        <w:gridCol w:w="2464"/>
+        <w:gridCol w:w="2464"/>
       </w:tblGrid>
       <w:tr>
         <w:tc>
           <w:tcPr>
-            <w:tcW w:type="dxa" w:w="2493"/>
+            <w:tcW w:type="dxa" w:w="2464"/>
             <w:shd w:val="clear" w:color="auto" w:fill="A8681F"/>
           </w:tcPr>
           <w:p>
@@ -192,7 +1376,6 @@
             <w:r>
               <w:rPr>
                 <w:b/>
-                <w:i w:val="0"/>
                 <w:color w:val="FFFFFF"/>
                 <w:sz w:val="19"/>
               </w:rPr>
@@ -202,7 +1385,7 @@
         </w:tc>
         <w:tc>
           <w:tcPr>
-            <w:tcW w:type="dxa" w:w="2493"/>
+            <w:tcW w:type="dxa" w:w="2464"/>
             <w:shd w:val="clear" w:color="auto" w:fill="A8681F"/>
           </w:tcPr>
           <w:p>
@@ -210,7 +1393,6 @@
             <w:r>
               <w:rPr>
                 <w:b/>
-                <w:i w:val="0"/>
                 <w:color w:val="FFFFFF"/>
                 <w:sz w:val="19"/>
               </w:rPr>
@@ -220,7 +1402,7 @@
         </w:tc>
         <w:tc>
           <w:tcPr>
-            <w:tcW w:type="dxa" w:w="2493"/>
+            <w:tcW w:type="dxa" w:w="2464"/>
             <w:shd w:val="clear" w:color="auto" w:fill="A8681F"/>
           </w:tcPr>
           <w:p>
@@ -228,7 +1410,6 @@
             <w:r>
               <w:rPr>
                 <w:b/>
-                <w:i w:val="0"/>
                 <w:color w:val="FFFFFF"/>
                 <w:sz w:val="19"/>
               </w:rPr>
@@ -238,7 +1419,7 @@
         </w:tc>
         <w:tc>
           <w:tcPr>
-            <w:tcW w:type="dxa" w:w="2493"/>
+            <w:tcW w:type="dxa" w:w="2464"/>
             <w:shd w:val="clear" w:color="auto" w:fill="A8681F"/>
           </w:tcPr>
           <w:p>
@@ -246,7 +1427,6 @@
             <w:r>
               <w:rPr>
                 <w:b/>
-                <w:i w:val="0"/>
                 <w:color w:val="FFFFFF"/>
                 <w:sz w:val="19"/>
               </w:rPr>
@@ -258,14 +1438,13 @@
       <w:tr>
         <w:tc>
           <w:tcPr>
-            <w:tcW w:type="dxa" w:w="2493"/>
+            <w:tcW w:type="dxa" w:w="2464"/>
           </w:tcPr>
           <w:p>
             <w:r/>
             <w:r>
               <w:rPr>
                 <w:b/>
-                <w:i w:val="0"/>
                 <w:sz w:val="18"/>
               </w:rPr>
               <w:t>① 문제 발견</w:t>
@@ -274,14 +1453,13 @@
         </w:tc>
         <w:tc>
           <w:tcPr>
-            <w:tcW w:type="dxa" w:w="2493"/>
+            <w:tcW w:type="dxa" w:w="2464"/>
           </w:tcPr>
           <w:p>
             <w:r/>
             <w:r>
               <w:rPr>
                 <w:b w:val="0"/>
-                <w:i w:val="0"/>
                 <w:sz w:val="18"/>
               </w:rPr>
               <w:t>관광에서 어떤 문제를 발견했는가?</w:t>
@@ -290,14 +1468,13 @@
         </w:tc>
         <w:tc>
           <w:tcPr>
-            <w:tcW w:type="dxa" w:w="2493"/>
+            <w:tcW w:type="dxa" w:w="2464"/>
           </w:tcPr>
           <w:p>
             <w:r/>
             <w:r>
               <w:rPr>
                 <w:b w:val="0"/>
-                <w:i w:val="0"/>
                 <w:sz w:val="18"/>
               </w:rPr>
               <w:t>여행자의 문제(불편 · 정보 · 예약) / 지역의 문제(자원 · 상권 · 인구) / 산업의 문제(비효율 · 기술 · 서비스)</w:t>
@@ -306,14 +1483,13 @@
         </w:tc>
         <w:tc>
           <w:tcPr>
-            <w:tcW w:type="dxa" w:w="2493"/>
+            <w:tcW w:type="dxa" w:w="2464"/>
           </w:tcPr>
           <w:p>
             <w:r/>
             <w:r>
               <w:rPr>
                 <w:b w:val="0"/>
-                <w:i w:val="0"/>
                 <w:sz w:val="18"/>
               </w:rPr>
               <w:t>파트 03 · 02장</w:t>
@@ -324,14 +1500,13 @@
       <w:tr>
         <w:tc>
           <w:tcPr>
-            <w:tcW w:type="dxa" w:w="2493"/>
+            <w:tcW w:type="dxa" w:w="2464"/>
           </w:tcPr>
           <w:p>
             <w:r/>
             <w:r>
               <w:rPr>
                 <w:b/>
-                <w:i w:val="0"/>
                 <w:sz w:val="18"/>
               </w:rPr>
               <w:t>② 해결 방식</w:t>
@@ -340,14 +1515,13 @@
         </w:tc>
         <w:tc>
           <w:tcPr>
-            <w:tcW w:type="dxa" w:w="2493"/>
+            <w:tcW w:type="dxa" w:w="2464"/>
           </w:tcPr>
           <w:p>
             <w:r/>
             <w:r>
               <w:rPr>
                 <w:b w:val="0"/>
-                <w:i w:val="0"/>
                 <w:sz w:val="18"/>
               </w:rPr>
               <w:t>어떻게 해결할까? 무엇을 활용할까?</w:t>
@@ -356,14 +1530,13 @@
         </w:tc>
         <w:tc>
           <w:tcPr>
-            <w:tcW w:type="dxa" w:w="2493"/>
+            <w:tcW w:type="dxa" w:w="2464"/>
           </w:tcPr>
           <w:p>
             <w:r/>
             <w:r>
               <w:rPr>
                 <w:b w:val="0"/>
-                <w:i w:val="0"/>
                 <w:sz w:val="18"/>
               </w:rPr>
               <w:t>서비스 / 콘텐츠 / 공간 — 활용 자원은 AI · 데이터 · 지역자원</w:t>
@@ -372,14 +1545,13 @@
         </w:tc>
         <w:tc>
           <w:tcPr>
-            <w:tcW w:type="dxa" w:w="2493"/>
+            <w:tcW w:type="dxa" w:w="2464"/>
           </w:tcPr>
           <w:p>
             <w:r/>
             <w:r>
               <w:rPr>
                 <w:b w:val="0"/>
-                <w:i w:val="0"/>
                 <w:sz w:val="18"/>
               </w:rPr>
               <w:t>파트 03 · 01장 세 유형</w:t>
@@ -390,14 +1562,13 @@
       <w:tr>
         <w:tc>
           <w:tcPr>
-            <w:tcW w:type="dxa" w:w="2493"/>
+            <w:tcW w:type="dxa" w:w="2464"/>
           </w:tcPr>
           <w:p>
             <w:r/>
             <w:r>
               <w:rPr>
                 <w:b/>
-                <w:i w:val="0"/>
                 <w:sz w:val="18"/>
               </w:rPr>
               <w:t>③ 관광벤처 유형</w:t>
@@ -406,14 +1577,13 @@
         </w:tc>
         <w:tc>
           <w:tcPr>
-            <w:tcW w:type="dxa" w:w="2493"/>
+            <w:tcW w:type="dxa" w:w="2464"/>
           </w:tcPr>
           <w:p>
             <w:r/>
             <w:r>
               <w:rPr>
                 <w:b w:val="0"/>
-                <w:i w:val="0"/>
                 <w:sz w:val="18"/>
               </w:rPr>
               <w:t>어느 모집유형에 서는가?</w:t>
@@ -422,14 +1592,13 @@
         </w:tc>
         <w:tc>
           <w:tcPr>
-            <w:tcW w:type="dxa" w:w="2493"/>
+            <w:tcW w:type="dxa" w:w="2464"/>
           </w:tcPr>
           <w:p>
             <w:r/>
             <w:r>
               <w:rPr>
                 <w:b w:val="0"/>
-                <w:i w:val="0"/>
                 <w:sz w:val="18"/>
               </w:rPr>
               <w:t>관광체험서비스 / 실감형 관광콘텐츠 / 관광인프라 / 관광딥테크</w:t>
@@ -438,14 +1607,13 @@
         </w:tc>
         <w:tc>
           <w:tcPr>
-            <w:tcW w:type="dxa" w:w="2493"/>
+            <w:tcW w:type="dxa" w:w="2464"/>
           </w:tcPr>
           <w:p>
             <w:r/>
             <w:r>
               <w:rPr>
                 <w:b w:val="0"/>
-                <w:i w:val="0"/>
                 <w:sz w:val="18"/>
               </w:rPr>
               <w:t>파트 04 예비관광벤처</w:t>
@@ -456,14 +1624,13 @@
       <w:tr>
         <w:tc>
           <w:tcPr>
-            <w:tcW w:type="dxa" w:w="2493"/>
+            <w:tcW w:type="dxa" w:w="2464"/>
           </w:tcPr>
           <w:p>
             <w:r/>
             <w:r>
               <w:rPr>
                 <w:b/>
-                <w:i w:val="0"/>
                 <w:sz w:val="18"/>
               </w:rPr>
               <w:t>④ 사업의 뼈대</w:t>
@@ -472,14 +1639,13 @@
         </w:tc>
         <w:tc>
           <w:tcPr>
-            <w:tcW w:type="dxa" w:w="2493"/>
+            <w:tcW w:type="dxa" w:w="2464"/>
           </w:tcPr>
           <w:p>
             <w:r/>
             <w:r>
               <w:rPr>
                 <w:b w:val="0"/>
-                <w:i w:val="0"/>
                 <w:sz w:val="18"/>
               </w:rPr>
               <w:t>누구에게 · 무엇을 · 어떻게 돈을 버는가?</w:t>
@@ -488,14 +1654,13 @@
         </w:tc>
         <w:tc>
           <w:tcPr>
-            <w:tcW w:type="dxa" w:w="2493"/>
+            <w:tcW w:type="dxa" w:w="2464"/>
           </w:tcPr>
           <w:p>
             <w:r/>
             <w:r>
               <w:rPr>
                 <w:b w:val="0"/>
-                <w:i w:val="0"/>
                 <w:sz w:val="18"/>
               </w:rPr>
               <w:t>고객 정의 / 가치제안 / 수익모델</w:t>
@@ -504,14 +1669,13 @@
         </w:tc>
         <w:tc>
           <w:tcPr>
-            <w:tcW w:type="dxa" w:w="2493"/>
+            <w:tcW w:type="dxa" w:w="2464"/>
           </w:tcPr>
           <w:p>
             <w:r/>
             <w:r>
               <w:rPr>
                 <w:b w:val="0"/>
-                <w:i w:val="0"/>
                 <w:sz w:val="18"/>
               </w:rPr>
               <w:t>파트 03 · 03장</w:t>
@@ -522,14 +1686,13 @@
       <w:tr>
         <w:tc>
           <w:tcPr>
-            <w:tcW w:type="dxa" w:w="2493"/>
+            <w:tcW w:type="dxa" w:w="2464"/>
           </w:tcPr>
           <w:p>
             <w:r/>
             <w:r>
               <w:rPr>
                 <w:b/>
-                <w:i w:val="0"/>
                 <w:sz w:val="18"/>
               </w:rPr>
               <w:t>⑤ 실제 기업</w:t>
@@ -538,14 +1701,13 @@
         </w:tc>
         <w:tc>
           <w:tcPr>
-            <w:tcW w:type="dxa" w:w="2493"/>
+            <w:tcW w:type="dxa" w:w="2464"/>
           </w:tcPr>
           <w:p>
             <w:r/>
             <w:r>
               <w:rPr>
                 <w:b w:val="0"/>
-                <w:i w:val="0"/>
                 <w:sz w:val="18"/>
               </w:rPr>
               <w:t>이 기업은 어떤 문제를 어떻게 해결했나?</w:t>
@@ -554,14 +1716,13 @@
         </w:tc>
         <w:tc>
           <w:tcPr>
-            <w:tcW w:type="dxa" w:w="2493"/>
+            <w:tcW w:type="dxa" w:w="2464"/>
           </w:tcPr>
           <w:p>
             <w:r/>
             <w:r>
               <w:rPr>
                 <w:b w:val="0"/>
-                <w:i w:val="0"/>
                 <w:sz w:val="18"/>
               </w:rPr>
               <w:t>비건부산(서비스) / 성심당(로컬 브랜드) / 어반리즘 하우스(B2G 연구용역)</w:t>
@@ -570,14 +1731,13 @@
         </w:tc>
         <w:tc>
           <w:tcPr>
-            <w:tcW w:type="dxa" w:w="2493"/>
+            <w:tcW w:type="dxa" w:w="2464"/>
           </w:tcPr>
           <w:p>
             <w:r/>
             <w:r>
               <w:rPr>
                 <w:b w:val="0"/>
-                <w:i w:val="0"/>
                 <w:sz w:val="18"/>
               </w:rPr>
               <w:t>파트 08 · 05의 08장 · 11장</w:t>
@@ -588,14 +1748,13 @@
       <w:tr>
         <w:tc>
           <w:tcPr>
-            <w:tcW w:type="dxa" w:w="2493"/>
+            <w:tcW w:type="dxa" w:w="2464"/>
           </w:tcPr>
           <w:p>
             <w:r/>
             <w:r>
               <w:rPr>
                 <w:b/>
-                <w:i w:val="0"/>
                 <w:sz w:val="18"/>
               </w:rPr>
               <w:t>⑥ 나의 아이디어</w:t>
@@ -604,14 +1763,13 @@
         </w:tc>
         <w:tc>
           <w:tcPr>
-            <w:tcW w:type="dxa" w:w="2493"/>
+            <w:tcW w:type="dxa" w:w="2464"/>
           </w:tcPr>
           <w:p>
             <w:r/>
             <w:r>
               <w:rPr>
                 <w:b w:val="0"/>
-                <w:i w:val="0"/>
                 <w:sz w:val="18"/>
               </w:rPr>
               <w:t>그럼 나는?</w:t>
@@ -620,14 +1778,13 @@
         </w:tc>
         <w:tc>
           <w:tcPr>
-            <w:tcW w:type="dxa" w:w="2493"/>
+            <w:tcW w:type="dxa" w:w="2464"/>
           </w:tcPr>
           <w:p>
             <w:r/>
             <w:r>
               <w:rPr>
                 <w:b w:val="0"/>
-                <w:i w:val="0"/>
                 <w:sz w:val="18"/>
               </w:rPr>
               <w:t>경북 · 지역 관광 문제 / 관광객 불편 / 지역 사업자 문제 → 「누구의 어떤 문제를 어떤 방식으로 해결한다.」 한 문장</w:t>
@@ -636,14 +1793,13 @@
         </w:tc>
         <w:tc>
           <w:tcPr>
-            <w:tcW w:type="dxa" w:w="2493"/>
+            <w:tcW w:type="dxa" w:w="2464"/>
           </w:tcPr>
           <w:p>
             <w:r/>
             <w:r>
               <w:rPr>
                 <w:b w:val="0"/>
-                <w:i w:val="0"/>
                 <w:sz w:val="18"/>
               </w:rPr>
               <w:t>파트 01 주차 상자</w:t>
@@ -655,26 +1811,23 @@
     <w:p/>
     <w:p>
       <w:pPr>
-        <w:spacing w:line="360" w:lineRule="auto" w:after="120"/>
+        <w:spacing w:line="372" w:lineRule="auto" w:after="120"/>
       </w:pPr>
       <w:r>
         <w:rPr>
           <w:b w:val="0"/>
-          <w:i w:val="0"/>
         </w:rPr>
         <w:t xml:space="preserve">마지막에는 「관광벤처를 한다면 무엇을 만들래?」보다 </w:t>
       </w:r>
       <w:r>
         <w:rPr>
           <w:b/>
-          <w:i w:val="0"/>
         </w:rPr>
         <w:t>「관광하면서 불편했던 것, 지역에서 아깝다고 느꼈던 것은 무엇인가?」</w:t>
       </w:r>
       <w:r>
         <w:rPr>
           <w:b w:val="0"/>
-          <w:i w:val="0"/>
         </w:rPr>
         <w:t>를 먼저 묻는 편이 아이디어가 잘 나옵니다.</w:t>
       </w:r>
@@ -687,7 +1840,6 @@
       <w:r>
         <w:rPr>
           <w:b/>
-          <w:i w:val="0"/>
           <w:color w:val="A8681F"/>
           <w:sz w:val="28"/>
         </w:rPr>
@@ -696,40 +1848,35 @@
     </w:p>
     <w:p>
       <w:pPr>
-        <w:spacing w:line="360" w:lineRule="auto" w:after="120"/>
+        <w:spacing w:line="372" w:lineRule="auto" w:after="120"/>
       </w:pPr>
       <w:r>
         <w:rPr>
           <w:b w:val="0"/>
-          <w:i w:val="0"/>
         </w:rPr>
         <w:t xml:space="preserve">홈페이지는 </w:t>
       </w:r>
       <w:r>
         <w:rPr>
           <w:b/>
-          <w:i w:val="0"/>
         </w:rPr>
         <w:t>파트 00 한눈에 보기</w:t>
       </w:r>
       <w:r>
         <w:rPr>
           <w:b w:val="0"/>
-          <w:i w:val="0"/>
         </w:rPr>
         <w:t xml:space="preserve">와 </w:t>
       </w:r>
       <w:r>
         <w:rPr>
           <w:b/>
-          <w:i w:val="0"/>
         </w:rPr>
         <w:t>여덟 파트</w:t>
       </w:r>
       <w:r>
         <w:rPr>
           <w:b w:val="0"/>
-          <w:i w:val="0"/>
         </w:rPr>
         <w:t>로 되어 있습니다. 위에서부터 내려가며 아래 멘트로 소개합니다. 장(01~12) 단위까지 짚을 필요는 없고, 시간이 부족하면 파트 머리와 굵게 표시한 줄만 다룹니다.</w:t>
       </w:r>
@@ -741,15 +1888,15 @@
         <w:tblLook w:firstColumn="1" w:firstRow="1" w:lastColumn="0" w:lastRow="0" w:noHBand="0" w:noVBand="1" w:val="04A0"/>
       </w:tblPr>
       <w:tblGrid>
-        <w:gridCol w:w="2493"/>
-        <w:gridCol w:w="2493"/>
-        <w:gridCol w:w="2493"/>
-        <w:gridCol w:w="2493"/>
+        <w:gridCol w:w="2464"/>
+        <w:gridCol w:w="2464"/>
+        <w:gridCol w:w="2464"/>
+        <w:gridCol w:w="2464"/>
       </w:tblGrid>
       <w:tr>
         <w:tc>
           <w:tcPr>
-            <w:tcW w:type="dxa" w:w="2493"/>
+            <w:tcW w:type="dxa" w:w="2464"/>
             <w:shd w:val="clear" w:color="auto" w:fill="A8681F"/>
           </w:tcPr>
           <w:p>
@@ -757,7 +1904,6 @@
             <w:r>
               <w:rPr>
                 <w:b/>
-                <w:i w:val="0"/>
                 <w:color w:val="FFFFFF"/>
                 <w:sz w:val="19"/>
               </w:rPr>
@@ -767,7 +1913,7 @@
         </w:tc>
         <w:tc>
           <w:tcPr>
-            <w:tcW w:type="dxa" w:w="2493"/>
+            <w:tcW w:type="dxa" w:w="2464"/>
             <w:shd w:val="clear" w:color="auto" w:fill="A8681F"/>
           </w:tcPr>
           <w:p>
@@ -775,7 +1921,6 @@
             <w:r>
               <w:rPr>
                 <w:b/>
-                <w:i w:val="0"/>
                 <w:color w:val="FFFFFF"/>
                 <w:sz w:val="19"/>
               </w:rPr>
@@ -785,7 +1930,7 @@
         </w:tc>
         <w:tc>
           <w:tcPr>
-            <w:tcW w:type="dxa" w:w="2493"/>
+            <w:tcW w:type="dxa" w:w="2464"/>
             <w:shd w:val="clear" w:color="auto" w:fill="A8681F"/>
           </w:tcPr>
           <w:p>
@@ -793,7 +1938,6 @@
             <w:r>
               <w:rPr>
                 <w:b/>
-                <w:i w:val="0"/>
                 <w:color w:val="FFFFFF"/>
                 <w:sz w:val="19"/>
               </w:rPr>
@@ -803,7 +1947,7 @@
         </w:tc>
         <w:tc>
           <w:tcPr>
-            <w:tcW w:type="dxa" w:w="2493"/>
+            <w:tcW w:type="dxa" w:w="2464"/>
             <w:shd w:val="clear" w:color="auto" w:fill="A8681F"/>
           </w:tcPr>
           <w:p>
@@ -811,7 +1955,6 @@
             <w:r>
               <w:rPr>
                 <w:b/>
-                <w:i w:val="0"/>
                 <w:color w:val="FFFFFF"/>
                 <w:sz w:val="19"/>
               </w:rPr>
@@ -823,7 +1966,7 @@
       <w:tr>
         <w:tc>
           <w:tcPr>
-            <w:tcW w:type="dxa" w:w="2493"/>
+            <w:tcW w:type="dxa" w:w="2464"/>
             <w:shd w:val="clear" w:color="auto" w:fill="FDF6EA"/>
           </w:tcPr>
           <w:p>
@@ -831,7 +1974,6 @@
             <w:r>
               <w:rPr>
                 <w:b/>
-                <w:i w:val="0"/>
                 <w:sz w:val="18"/>
               </w:rPr>
               <w:t>도입</w:t>
@@ -840,15 +1982,14 @@
         </w:tc>
         <w:tc>
           <w:tcPr>
-            <w:tcW w:type="dxa" w:w="2493"/>
+            <w:tcW w:type="dxa" w:w="2464"/>
             <w:shd w:val="clear" w:color="auto" w:fill="FDF6EA"/>
           </w:tcPr>
           <w:p>
             <w:r/>
             <w:r>
               <w:rPr>
-                <w:b w:val="0"/>
-                <w:i w:val="0"/>
+                <w:b/>
                 <w:sz w:val="18"/>
               </w:rPr>
               <w:t>파트 00 한눈에 보기</w:t>
@@ -857,15 +1998,14 @@
         </w:tc>
         <w:tc>
           <w:tcPr>
-            <w:tcW w:type="dxa" w:w="2493"/>
+            <w:tcW w:type="dxa" w:w="2464"/>
             <w:shd w:val="clear" w:color="auto" w:fill="FDF6EA"/>
           </w:tcPr>
           <w:p>
             <w:r/>
             <w:r>
               <w:rPr>
-                <w:b w:val="0"/>
-                <w:i w:val="0"/>
+                <w:b/>
                 <w:sz w:val="18"/>
               </w:rPr>
               <w:t>머리말(창업 = 누군가의 불편을 반복 가능한 방식으로 푸는 일) · 여덟 파트 지도 · 읽는 법 · 수업 목표 · 제18회 공모 한눈에 · 출석부</w:t>
@@ -874,15 +2014,14 @@
         </w:tc>
         <w:tc>
           <w:tcPr>
-            <w:tcW w:type="dxa" w:w="2493"/>
+            <w:tcW w:type="dxa" w:w="2464"/>
             <w:shd w:val="clear" w:color="auto" w:fill="FDF6EA"/>
           </w:tcPr>
           <w:p>
             <w:r/>
             <w:r>
               <w:rPr>
-                <w:b w:val="0"/>
-                <w:i w:val="0"/>
+                <w:b/>
                 <w:sz w:val="18"/>
               </w:rPr>
               <w:t>「오늘은 아이디어 하나가 실제 사업과 지원사업까지 어떻게 이어지는지를 따라가겠습니다.」</w:t>
@@ -893,14 +2032,13 @@
       <w:tr>
         <w:tc>
           <w:tcPr>
-            <w:tcW w:type="dxa" w:w="2493"/>
+            <w:tcW w:type="dxa" w:w="2464"/>
           </w:tcPr>
           <w:p>
             <w:r/>
             <w:r>
               <w:rPr>
                 <w:b/>
-                <w:i w:val="0"/>
                 <w:sz w:val="18"/>
               </w:rPr>
               <w:t>파트 01</w:t>
@@ -909,14 +2047,13 @@
         </w:tc>
         <w:tc>
           <w:tcPr>
-            <w:tcW w:type="dxa" w:w="2493"/>
+            <w:tcW w:type="dxa" w:w="2464"/>
           </w:tcPr>
           <w:p>
             <w:r/>
             <w:r>
               <w:rPr>
                 <w:b w:val="0"/>
-                <w:i w:val="0"/>
                 <w:sz w:val="18"/>
               </w:rPr>
               <w:t>주차별 실습 목표</w:t>
@@ -925,14 +2062,13 @@
         </w:tc>
         <w:tc>
           <w:tcPr>
-            <w:tcW w:type="dxa" w:w="2493"/>
+            <w:tcW w:type="dxa" w:w="2464"/>
           </w:tcPr>
           <w:p>
             <w:r/>
             <w:r>
               <w:rPr>
                 <w:b w:val="0"/>
-                <w:i w:val="0"/>
                 <w:sz w:val="18"/>
               </w:rPr>
               <w:t>매주 손에 남는 산출물 · 성장 막대(1주 1개 → 14주 20개, 누르면 그 주 상자가 열림)</w:t>
@@ -941,14 +2077,13 @@
         </w:tc>
         <w:tc>
           <w:tcPr>
-            <w:tcW w:type="dxa" w:w="2493"/>
+            <w:tcW w:type="dxa" w:w="2464"/>
           </w:tcPr>
           <w:p>
             <w:r/>
             <w:r>
               <w:rPr>
                 <w:b w:val="0"/>
-                <w:i w:val="0"/>
                 <w:sz w:val="18"/>
               </w:rPr>
               <w:t>「이번 주 상자만 펼치고, 오늘 무엇을 손에 남길지부터 봅니다.」</w:t>
@@ -959,14 +2094,13 @@
       <w:tr>
         <w:tc>
           <w:tcPr>
-            <w:tcW w:type="dxa" w:w="2493"/>
+            <w:tcW w:type="dxa" w:w="2464"/>
           </w:tcPr>
           <w:p>
             <w:r/>
             <w:r>
               <w:rPr>
                 <w:b/>
-                <w:i w:val="0"/>
                 <w:sz w:val="18"/>
               </w:rPr>
               <w:t>파트 02</w:t>
@@ -975,14 +2109,13 @@
         </w:tc>
         <w:tc>
           <w:tcPr>
-            <w:tcW w:type="dxa" w:w="2493"/>
+            <w:tcW w:type="dxa" w:w="2464"/>
           </w:tcPr>
           <w:p>
             <w:r/>
             <w:r>
               <w:rPr>
                 <w:b w:val="0"/>
-                <w:i w:val="0"/>
                 <w:sz w:val="18"/>
               </w:rPr>
               <w:t>낼 것을 먼저 본다</w:t>
@@ -991,14 +2124,13 @@
         </w:tc>
         <w:tc>
           <w:tcPr>
-            <w:tcW w:type="dxa" w:w="2493"/>
+            <w:tcW w:type="dxa" w:w="2464"/>
           </w:tcPr>
           <w:p>
             <w:r/>
             <w:r>
               <w:rPr>
                 <w:b w:val="0"/>
-                <w:i w:val="0"/>
                 <w:sz w:val="18"/>
               </w:rPr>
               <w:t>과제 1 예비관광벤처 사업계획서(제18회 양식 · 워크북 16시트) · 과제 3 EO Korea 사례연구(11/2(월) 24시)</w:t>
@@ -1007,14 +2139,13 @@
         </w:tc>
         <w:tc>
           <w:tcPr>
-            <w:tcW w:type="dxa" w:w="2493"/>
+            <w:tcW w:type="dxa" w:w="2464"/>
           </w:tcPr>
           <w:p>
             <w:r/>
             <w:r>
               <w:rPr>
                 <w:b w:val="0"/>
-                <w:i w:val="0"/>
                 <w:sz w:val="18"/>
               </w:rPr>
               <w:t>「이 수업의 산출물은 리포트가 아니라 실제로 낼 수 있는 사업계획서 한 부입니다.」</w:t>
@@ -1025,7 +2156,7 @@
       <w:tr>
         <w:tc>
           <w:tcPr>
-            <w:tcW w:type="dxa" w:w="2493"/>
+            <w:tcW w:type="dxa" w:w="2464"/>
             <w:shd w:val="clear" w:color="auto" w:fill="FDF6EA"/>
           </w:tcPr>
           <w:p>
@@ -1033,7 +2164,6 @@
             <w:r>
               <w:rPr>
                 <w:b/>
-                <w:i w:val="0"/>
                 <w:sz w:val="18"/>
               </w:rPr>
               <w:t>파트 03</w:t>
@@ -1042,15 +2172,14 @@
         </w:tc>
         <w:tc>
           <w:tcPr>
-            <w:tcW w:type="dxa" w:w="2493"/>
+            <w:tcW w:type="dxa" w:w="2464"/>
             <w:shd w:val="clear" w:color="auto" w:fill="FDF6EA"/>
           </w:tcPr>
           <w:p>
             <w:r/>
             <w:r>
               <w:rPr>
-                <w:b w:val="0"/>
-                <w:i w:val="0"/>
+                <w:b/>
                 <w:sz w:val="18"/>
               </w:rPr>
               <w:t>창업의 흐름 · 01~06장</w:t>
@@ -1059,15 +2188,14 @@
         </w:tc>
         <w:tc>
           <w:tcPr>
-            <w:tcW w:type="dxa" w:w="2493"/>
+            <w:tcW w:type="dxa" w:w="2464"/>
             <w:shd w:val="clear" w:color="auto" w:fill="FDF6EA"/>
           </w:tcPr>
           <w:p>
             <w:r/>
             <w:r>
               <w:rPr>
-                <w:b w:val="0"/>
-                <w:i w:val="0"/>
+                <w:b/>
                 <w:sz w:val="18"/>
               </w:rPr>
               <w:t>문제 정의 → 비즈니스 모델 → 검증 → 지원. 여섯 장이 그대로 과제 1의 칸</w:t>
@@ -1076,15 +2204,14 @@
         </w:tc>
         <w:tc>
           <w:tcPr>
-            <w:tcW w:type="dxa" w:w="2493"/>
+            <w:tcW w:type="dxa" w:w="2464"/>
             <w:shd w:val="clear" w:color="auto" w:fill="FDF6EA"/>
           </w:tcPr>
           <w:p>
             <w:r/>
             <w:r>
               <w:rPr>
-                <w:b w:val="0"/>
-                <w:i w:val="0"/>
+                <w:b/>
                 <w:sz w:val="18"/>
               </w:rPr>
               <w:t>「여기부터가 이론입니다. 장마다 사업계획서 한 칸을 채웁니다.」</w:t>
@@ -1095,14 +2222,13 @@
       <w:tr>
         <w:tc>
           <w:tcPr>
-            <w:tcW w:type="dxa" w:w="2493"/>
+            <w:tcW w:type="dxa" w:w="2464"/>
           </w:tcPr>
           <w:p>
             <w:r/>
             <w:r>
               <w:rPr>
                 <w:b w:val="0"/>
-                <w:i w:val="0"/>
                 <w:sz w:val="18"/>
               </w:rPr>
               <w:t xml:space="preserve">  01장</w:t>
@@ -1111,14 +2237,13 @@
         </w:tc>
         <w:tc>
           <w:tcPr>
-            <w:tcW w:type="dxa" w:w="2493"/>
+            <w:tcW w:type="dxa" w:w="2464"/>
           </w:tcPr>
           <w:p>
             <w:r/>
             <w:r>
               <w:rPr>
                 <w:b w:val="0"/>
-                <w:i w:val="0"/>
                 <w:sz w:val="18"/>
               </w:rPr>
               <w:t>관광벤처란</w:t>
@@ -1127,14 +2252,13 @@
         </w:tc>
         <w:tc>
           <w:tcPr>
-            <w:tcW w:type="dxa" w:w="2493"/>
+            <w:tcW w:type="dxa" w:w="2464"/>
           </w:tcPr>
           <w:p>
             <w:r/>
             <w:r>
               <w:rPr>
                 <w:b w:val="0"/>
-                <w:i w:val="0"/>
                 <w:sz w:val="18"/>
               </w:rPr>
               <w:t>시설 · 공간형 / 플랫폼 · 중개형 / 콘텐츠 · 데이터형</w:t>
@@ -1143,14 +2267,13 @@
         </w:tc>
         <w:tc>
           <w:tcPr>
-            <w:tcW w:type="dxa" w:w="2493"/>
+            <w:tcW w:type="dxa" w:w="2464"/>
           </w:tcPr>
           <w:p>
             <w:r/>
             <w:r>
               <w:rPr>
                 <w:b w:val="0"/>
-                <w:i w:val="0"/>
                 <w:sz w:val="18"/>
               </w:rPr>
               <w:t>「앱만 관광벤처가 아닙니다. 공간도, 콘텐츠와 데이터도 됩니다.」</w:t>
@@ -1161,14 +2284,13 @@
       <w:tr>
         <w:tc>
           <w:tcPr>
-            <w:tcW w:type="dxa" w:w="2493"/>
+            <w:tcW w:type="dxa" w:w="2464"/>
           </w:tcPr>
           <w:p>
             <w:r/>
             <w:r>
               <w:rPr>
                 <w:b w:val="0"/>
-                <w:i w:val="0"/>
                 <w:sz w:val="18"/>
               </w:rPr>
               <w:t xml:space="preserve">  02장</w:t>
@@ -1177,14 +2299,13 @@
         </w:tc>
         <w:tc>
           <w:tcPr>
-            <w:tcW w:type="dxa" w:w="2493"/>
+            <w:tcW w:type="dxa" w:w="2464"/>
           </w:tcPr>
           <w:p>
             <w:r/>
             <w:r>
               <w:rPr>
                 <w:b w:val="0"/>
-                <w:i w:val="0"/>
                 <w:sz w:val="18"/>
               </w:rPr>
               <w:t>아이디어는 문제에서</w:t>
@@ -1193,14 +2314,13 @@
         </w:tc>
         <w:tc>
           <w:tcPr>
-            <w:tcW w:type="dxa" w:w="2493"/>
+            <w:tcW w:type="dxa" w:w="2464"/>
           </w:tcPr>
           <w:p>
             <w:r/>
             <w:r>
               <w:rPr>
                 <w:b w:val="0"/>
-                <w:i w:val="0"/>
                 <w:sz w:val="18"/>
               </w:rPr>
               <w:t>누구의 · 어떤 문제 · 왜 지금 → Problem Statement 일곱 기준 · 타겟팅 판</w:t>
@@ -1209,14 +2329,13 @@
         </w:tc>
         <w:tc>
           <w:tcPr>
-            <w:tcW w:type="dxa" w:w="2493"/>
+            <w:tcW w:type="dxa" w:w="2464"/>
           </w:tcPr>
           <w:p>
             <w:r/>
             <w:r>
               <w:rPr>
                 <w:b w:val="0"/>
-                <w:i w:val="0"/>
                 <w:sz w:val="18"/>
               </w:rPr>
               <w:t>「아이템이 아니라 고객의 불편을 먼저 찾습니다.」</w:t>
@@ -1227,14 +2346,13 @@
       <w:tr>
         <w:tc>
           <w:tcPr>
-            <w:tcW w:type="dxa" w:w="2493"/>
+            <w:tcW w:type="dxa" w:w="2464"/>
           </w:tcPr>
           <w:p>
             <w:r/>
             <w:r>
               <w:rPr>
                 <w:b w:val="0"/>
-                <w:i w:val="0"/>
                 <w:sz w:val="18"/>
               </w:rPr>
               <w:t xml:space="preserve">  03장</w:t>
@@ -1243,14 +2361,13 @@
         </w:tc>
         <w:tc>
           <w:tcPr>
-            <w:tcW w:type="dxa" w:w="2493"/>
+            <w:tcW w:type="dxa" w:w="2464"/>
           </w:tcPr>
           <w:p>
             <w:r/>
             <w:r>
               <w:rPr>
                 <w:b w:val="0"/>
-                <w:i w:val="0"/>
                 <w:sz w:val="18"/>
               </w:rPr>
               <w:t>비즈니스 모델</w:t>
@@ -1259,14 +2376,13 @@
         </w:tc>
         <w:tc>
           <w:tcPr>
-            <w:tcW w:type="dxa" w:w="2493"/>
+            <w:tcW w:type="dxa" w:w="2464"/>
           </w:tcPr>
           <w:p>
             <w:r/>
             <w:r>
               <w:rPr>
                 <w:b w:val="0"/>
-                <w:i w:val="0"/>
                 <w:sz w:val="18"/>
               </w:rPr>
               <w:t>가치 제안 · 고객과 채널 · 수익 모델</w:t>
@@ -1275,14 +2391,13 @@
         </w:tc>
         <w:tc>
           <w:tcPr>
-            <w:tcW w:type="dxa" w:w="2493"/>
+            <w:tcW w:type="dxa" w:w="2464"/>
           </w:tcPr>
           <w:p>
             <w:r/>
             <w:r>
               <w:rPr>
                 <w:b w:val="0"/>
-                <w:i w:val="0"/>
                 <w:sz w:val="18"/>
               </w:rPr>
               <w:t>「좋은 아이디어와 사업의 차이는 수익 구조가 있느냐입니다.」</w:t>
@@ -1293,14 +2408,13 @@
       <w:tr>
         <w:tc>
           <w:tcPr>
-            <w:tcW w:type="dxa" w:w="2493"/>
+            <w:tcW w:type="dxa" w:w="2464"/>
           </w:tcPr>
           <w:p>
             <w:r/>
             <w:r>
               <w:rPr>
                 <w:b w:val="0"/>
-                <w:i w:val="0"/>
                 <w:sz w:val="18"/>
               </w:rPr>
               <w:t xml:space="preserve">  04장</w:t>
@@ -1309,14 +2423,13 @@
         </w:tc>
         <w:tc>
           <w:tcPr>
-            <w:tcW w:type="dxa" w:w="2493"/>
+            <w:tcW w:type="dxa" w:w="2464"/>
           </w:tcPr>
           <w:p>
             <w:r/>
             <w:r>
               <w:rPr>
                 <w:b w:val="0"/>
-                <w:i w:val="0"/>
                 <w:sz w:val="18"/>
               </w:rPr>
               <w:t>린 스타트업</w:t>
@@ -1325,14 +2438,13 @@
         </w:tc>
         <w:tc>
           <w:tcPr>
-            <w:tcW w:type="dxa" w:w="2493"/>
+            <w:tcW w:type="dxa" w:w="2464"/>
           </w:tcPr>
           <w:p>
             <w:r/>
             <w:r>
               <w:rPr>
                 <w:b w:val="0"/>
-                <w:i w:val="0"/>
                 <w:sz w:val="18"/>
               </w:rPr>
               <w:t>PoC → 프로토타입 → MVP → KPI → 피벗 · 이 웹사이트 자체가 MVP</w:t>
@@ -1341,14 +2453,13 @@
         </w:tc>
         <w:tc>
           <w:tcPr>
-            <w:tcW w:type="dxa" w:w="2493"/>
+            <w:tcW w:type="dxa" w:w="2464"/>
           </w:tcPr>
           <w:p>
             <w:r/>
             <w:r>
               <w:rPr>
                 <w:b w:val="0"/>
-                <w:i w:val="0"/>
                 <w:sz w:val="18"/>
               </w:rPr>
               <w:t>「완벽한 서비스부터 만들지 않습니다. 작은 버전으로 반응을 봅니다.」</w:t>
@@ -1359,14 +2470,13 @@
       <w:tr>
         <w:tc>
           <w:tcPr>
-            <w:tcW w:type="dxa" w:w="2493"/>
+            <w:tcW w:type="dxa" w:w="2464"/>
           </w:tcPr>
           <w:p>
             <w:r/>
             <w:r>
               <w:rPr>
                 <w:b w:val="0"/>
-                <w:i w:val="0"/>
                 <w:sz w:val="18"/>
               </w:rPr>
               <w:t xml:space="preserve">  05장</w:t>
@@ -1375,14 +2485,13 @@
         </w:tc>
         <w:tc>
           <w:tcPr>
-            <w:tcW w:type="dxa" w:w="2493"/>
+            <w:tcW w:type="dxa" w:w="2464"/>
           </w:tcPr>
           <w:p>
             <w:r/>
             <w:r>
               <w:rPr>
                 <w:b w:val="0"/>
-                <w:i w:val="0"/>
                 <w:sz w:val="18"/>
               </w:rPr>
               <w:t>창업 생태계와 지원</w:t>
@@ -1391,14 +2500,13 @@
         </w:tc>
         <w:tc>
           <w:tcPr>
-            <w:tcW w:type="dxa" w:w="2493"/>
+            <w:tcW w:type="dxa" w:w="2464"/>
           </w:tcPr>
           <w:p>
             <w:r/>
             <w:r>
               <w:rPr>
                 <w:b w:val="0"/>
-                <w:i w:val="0"/>
                 <w:sz w:val="18"/>
               </w:rPr>
               <w:t>관광벤처 지원 · 예비창업패키지 · 보육 · 투자 · 지역 관광기업지원센터</w:t>
@@ -1407,14 +2515,13 @@
         </w:tc>
         <w:tc>
           <w:tcPr>
-            <w:tcW w:type="dxa" w:w="2493"/>
+            <w:tcW w:type="dxa" w:w="2464"/>
           </w:tcPr>
           <w:p>
             <w:r/>
             <w:r>
               <w:rPr>
                 <w:b w:val="0"/>
-                <w:i w:val="0"/>
                 <w:sz w:val="18"/>
               </w:rPr>
               <w:t>「창업은 혼자 자기 돈으로만 하는 일이 아닙니다.」</w:t>
@@ -1425,14 +2532,13 @@
       <w:tr>
         <w:tc>
           <w:tcPr>
-            <w:tcW w:type="dxa" w:w="2493"/>
+            <w:tcW w:type="dxa" w:w="2464"/>
           </w:tcPr>
           <w:p>
             <w:r/>
             <w:r>
               <w:rPr>
                 <w:b w:val="0"/>
-                <w:i w:val="0"/>
                 <w:sz w:val="18"/>
               </w:rPr>
               <w:t xml:space="preserve">  06장</w:t>
@@ -1441,14 +2547,13 @@
         </w:tc>
         <w:tc>
           <w:tcPr>
-            <w:tcW w:type="dxa" w:w="2493"/>
+            <w:tcW w:type="dxa" w:w="2464"/>
           </w:tcPr>
           <w:p>
             <w:r/>
             <w:r>
               <w:rPr>
                 <w:b w:val="0"/>
-                <w:i w:val="0"/>
                 <w:sz w:val="18"/>
               </w:rPr>
               <w:t>이 사이트를 사례로 읽기</w:t>
@@ -1457,14 +2562,13 @@
         </w:tc>
         <w:tc>
           <w:tcPr>
-            <w:tcW w:type="dxa" w:w="2493"/>
+            <w:tcW w:type="dxa" w:w="2464"/>
           </w:tcPr>
           <w:p>
             <w:r/>
             <w:r>
               <w:rPr>
                 <w:b w:val="0"/>
-                <w:i w:val="0"/>
                 <w:sz w:val="18"/>
               </w:rPr>
               <w:t>문제 → 가치 · 콘텐츠 → 홍보 → 기술 · 데이터 → 수익 · 재방문</w:t>
@@ -1473,14 +2577,13 @@
         </w:tc>
         <w:tc>
           <w:tcPr>
-            <w:tcW w:type="dxa" w:w="2493"/>
+            <w:tcW w:type="dxa" w:w="2464"/>
           </w:tcPr>
           <w:p>
             <w:r/>
             <w:r>
               <w:rPr>
                 <w:b w:val="0"/>
-                <w:i w:val="0"/>
                 <w:sz w:val="18"/>
               </w:rPr>
               <w:t>「배운 것을 이 사이트에 그대로 대 보겠습니다.」</w:t>
@@ -1491,7 +2594,7 @@
       <w:tr>
         <w:tc>
           <w:tcPr>
-            <w:tcW w:type="dxa" w:w="2493"/>
+            <w:tcW w:type="dxa" w:w="2464"/>
             <w:shd w:val="clear" w:color="auto" w:fill="FDF6EA"/>
           </w:tcPr>
           <w:p>
@@ -1499,7 +2602,6 @@
             <w:r>
               <w:rPr>
                 <w:b/>
-                <w:i w:val="0"/>
                 <w:sz w:val="18"/>
               </w:rPr>
               <w:t>파트 04</w:t>
@@ -1508,15 +2610,14 @@
         </w:tc>
         <w:tc>
           <w:tcPr>
-            <w:tcW w:type="dxa" w:w="2493"/>
+            <w:tcW w:type="dxa" w:w="2464"/>
             <w:shd w:val="clear" w:color="auto" w:fill="FDF6EA"/>
           </w:tcPr>
           <w:p>
             <w:r/>
             <w:r>
               <w:rPr>
-                <w:b w:val="0"/>
-                <w:i w:val="0"/>
+                <w:b/>
                 <w:sz w:val="18"/>
               </w:rPr>
               <w:t>어디에 내는가</w:t>
@@ -1525,15 +2626,14 @@
         </w:tc>
         <w:tc>
           <w:tcPr>
-            <w:tcW w:type="dxa" w:w="2493"/>
+            <w:tcW w:type="dxa" w:w="2464"/>
             <w:shd w:val="clear" w:color="auto" w:fill="FDF6EA"/>
           </w:tcPr>
           <w:p>
             <w:r/>
             <w:r>
               <w:rPr>
-                <w:b w:val="0"/>
-                <w:i w:val="0"/>
+                <w:b/>
                 <w:sz w:val="18"/>
               </w:rPr>
               <w:t>예비관광벤처(제18회) · 관광데이터 활용 공모전 · 정부 R&amp;D · 경북 관광 스타트업 · 안동 청년 관광기업 · 경주 황오동 원도심</w:t>
@@ -1542,15 +2642,14 @@
         </w:tc>
         <w:tc>
           <w:tcPr>
-            <w:tcW w:type="dxa" w:w="2493"/>
+            <w:tcW w:type="dxa" w:w="2464"/>
             <w:shd w:val="clear" w:color="auto" w:fill="FDF6EA"/>
           </w:tcPr>
           <w:p>
             <w:r/>
             <w:r>
               <w:rPr>
-                <w:b w:val="0"/>
-                <w:i w:val="0"/>
+                <w:b/>
                 <w:sz w:val="18"/>
               </w:rPr>
               <w:t>「같은 아이템으로 낼 곳이 여러 개입니다. 묻는 것은 거의 같습니다 — 나이 · 지역 · 분야 · 업력.」</w:t>
@@ -1561,7 +2660,7 @@
       <w:tr>
         <w:tc>
           <w:tcPr>
-            <w:tcW w:type="dxa" w:w="2493"/>
+            <w:tcW w:type="dxa" w:w="2464"/>
             <w:shd w:val="clear" w:color="auto" w:fill="FDF6EA"/>
           </w:tcPr>
           <w:p>
@@ -1569,7 +2668,6 @@
             <w:r>
               <w:rPr>
                 <w:b/>
-                <w:i w:val="0"/>
                 <w:sz w:val="18"/>
               </w:rPr>
               <w:t>파트 05</w:t>
@@ -1578,15 +2676,14 @@
         </w:tc>
         <w:tc>
           <w:tcPr>
-            <w:tcW w:type="dxa" w:w="2493"/>
+            <w:tcW w:type="dxa" w:w="2464"/>
             <w:shd w:val="clear" w:color="auto" w:fill="FDF6EA"/>
           </w:tcPr>
           <w:p>
             <w:r/>
             <w:r>
               <w:rPr>
-                <w:b w:val="0"/>
-                <w:i w:val="0"/>
+                <w:b/>
                 <w:sz w:val="18"/>
               </w:rPr>
               <w:t>업종별로 들어가기 · 07~12장</w:t>
@@ -1595,15 +2692,14 @@
         </w:tc>
         <w:tc>
           <w:tcPr>
-            <w:tcW w:type="dxa" w:w="2493"/>
+            <w:tcW w:type="dxa" w:w="2464"/>
             <w:shd w:val="clear" w:color="auto" w:fill="FDF6EA"/>
           </w:tcPr>
           <w:p>
             <w:r/>
             <w:r>
               <w:rPr>
-                <w:b w:val="0"/>
-                <w:i w:val="0"/>
+                <w:b/>
                 <w:sz w:val="18"/>
               </w:rPr>
               <w:t>07 여행업 · 08 외식(성심당) · 09 민박 · 한옥 · 10 스마트팜 · 11 연구용역(어반리즘 하우스) · 12 로컬크리에이터</w:t>
@@ -1612,15 +2708,14 @@
         </w:tc>
         <w:tc>
           <w:tcPr>
-            <w:tcW w:type="dxa" w:w="2493"/>
+            <w:tcW w:type="dxa" w:w="2464"/>
             <w:shd w:val="clear" w:color="auto" w:fill="FDF6EA"/>
           </w:tcPr>
           <w:p>
             <w:r/>
             <w:r>
               <w:rPr>
-                <w:b w:val="0"/>
-                <w:i w:val="0"/>
+                <w:b/>
                 <w:sz w:val="18"/>
               </w:rPr>
               <w:t>「여기부터는 업종입니다 — 무엇을 등록하고, 돈은 어디서 남는가.」</w:t>
@@ -1631,7 +2726,7 @@
       <w:tr>
         <w:tc>
           <w:tcPr>
-            <w:tcW w:type="dxa" w:w="2493"/>
+            <w:tcW w:type="dxa" w:w="2464"/>
             <w:shd w:val="clear" w:color="auto" w:fill="FDF6EA"/>
           </w:tcPr>
           <w:p>
@@ -1639,7 +2734,6 @@
             <w:r>
               <w:rPr>
                 <w:b/>
-                <w:i w:val="0"/>
                 <w:sz w:val="18"/>
               </w:rPr>
               <w:t>파트 06</w:t>
@@ -1648,15 +2742,14 @@
         </w:tc>
         <w:tc>
           <w:tcPr>
-            <w:tcW w:type="dxa" w:w="2493"/>
+            <w:tcW w:type="dxa" w:w="2464"/>
             <w:shd w:val="clear" w:color="auto" w:fill="FDF6EA"/>
           </w:tcPr>
           <w:p>
             <w:r/>
             <w:r>
               <w:rPr>
-                <w:b w:val="0"/>
-                <w:i w:val="0"/>
+                <w:b/>
                 <w:sz w:val="18"/>
               </w:rPr>
               <w:t>창업하지 않아도 쓰인다</w:t>
@@ -1665,15 +2758,14 @@
         </w:tc>
         <w:tc>
           <w:tcPr>
-            <w:tcW w:type="dxa" w:w="2493"/>
+            <w:tcW w:type="dxa" w:w="2464"/>
             <w:shd w:val="clear" w:color="auto" w:fill="FDF6EA"/>
           </w:tcPr>
           <w:p>
             <w:r/>
             <w:r>
               <w:rPr>
-                <w:b w:val="0"/>
-                <w:i w:val="0"/>
+                <w:b/>
                 <w:sz w:val="18"/>
               </w:rPr>
               <w:t>과제 2 관광기업 입사 제안서(A4 1장 · 모의 면접) · 인성면접 예상 질문 · 실전 입사지원서</w:t>
@@ -1682,15 +2774,14 @@
         </w:tc>
         <w:tc>
           <w:tcPr>
-            <w:tcW w:type="dxa" w:w="2493"/>
+            <w:tcW w:type="dxa" w:w="2464"/>
             <w:shd w:val="clear" w:color="auto" w:fill="FDF6EA"/>
           </w:tcPr>
           <w:p>
             <w:r/>
             <w:r>
               <w:rPr>
-                <w:b w:val="0"/>
-                <w:i w:val="0"/>
+                <w:b/>
                 <w:sz w:val="18"/>
               </w:rPr>
               <w:t>「회사가 사람을 뽑을 때 보는 것과 공모가 보는 것이 거의 같습니다.」</w:t>
@@ -1701,7 +2792,7 @@
       <w:tr>
         <w:tc>
           <w:tcPr>
-            <w:tcW w:type="dxa" w:w="2493"/>
+            <w:tcW w:type="dxa" w:w="2464"/>
             <w:shd w:val="clear" w:color="auto" w:fill="FDF6EA"/>
           </w:tcPr>
           <w:p>
@@ -1709,7 +2800,6 @@
             <w:r>
               <w:rPr>
                 <w:b/>
-                <w:i w:val="0"/>
                 <w:sz w:val="18"/>
               </w:rPr>
               <w:t>파트 07</w:t>
@@ -1718,15 +2808,14 @@
         </w:tc>
         <w:tc>
           <w:tcPr>
-            <w:tcW w:type="dxa" w:w="2493"/>
+            <w:tcW w:type="dxa" w:w="2464"/>
             <w:shd w:val="clear" w:color="auto" w:fill="FDF6EA"/>
           </w:tcPr>
           <w:p>
             <w:r/>
             <w:r>
               <w:rPr>
-                <w:b w:val="0"/>
-                <w:i w:val="0"/>
+                <w:b/>
                 <w:sz w:val="18"/>
               </w:rPr>
               <w:t>책 — 교재 두 권</w:t>
@@ -1735,15 +2824,14 @@
         </w:tc>
         <w:tc>
           <w:tcPr>
-            <w:tcW w:type="dxa" w:w="2493"/>
+            <w:tcW w:type="dxa" w:w="2464"/>
             <w:shd w:val="clear" w:color="auto" w:fill="FDF6EA"/>
           </w:tcPr>
           <w:p>
             <w:r/>
             <w:r>
               <w:rPr>
-                <w:b w:val="0"/>
-                <w:i w:val="0"/>
+                <w:b/>
                 <w:sz w:val="18"/>
               </w:rPr>
               <w:t>이론 · 실무로 가른 교재와 업종으로 가른 교재 · 이 페이지 장과의 대응</w:t>
@@ -1752,15 +2840,14 @@
         </w:tc>
         <w:tc>
           <w:tcPr>
-            <w:tcW w:type="dxa" w:w="2493"/>
+            <w:tcW w:type="dxa" w:w="2464"/>
             <w:shd w:val="clear" w:color="auto" w:fill="FDF6EA"/>
           </w:tcPr>
           <w:p>
             <w:r/>
             <w:r>
               <w:rPr>
-                <w:b w:val="0"/>
-                <w:i w:val="0"/>
+                <w:b/>
                 <w:sz w:val="18"/>
               </w:rPr>
               <w:t>「지금 읽는 대목이 전체의 어디쯤인지 대 봅니다.」</w:t>
@@ -1771,7 +2858,7 @@
       <w:tr>
         <w:tc>
           <w:tcPr>
-            <w:tcW w:type="dxa" w:w="2493"/>
+            <w:tcW w:type="dxa" w:w="2464"/>
             <w:shd w:val="clear" w:color="auto" w:fill="FDF6EA"/>
           </w:tcPr>
           <w:p>
@@ -1779,7 +2866,6 @@
             <w:r>
               <w:rPr>
                 <w:b/>
-                <w:i w:val="0"/>
                 <w:sz w:val="18"/>
               </w:rPr>
               <w:t>파트 08</w:t>
@@ -1788,15 +2874,14 @@
         </w:tc>
         <w:tc>
           <w:tcPr>
-            <w:tcW w:type="dxa" w:w="2493"/>
+            <w:tcW w:type="dxa" w:w="2464"/>
             <w:shd w:val="clear" w:color="auto" w:fill="FDF6EA"/>
           </w:tcPr>
           <w:p>
             <w:r/>
             <w:r>
               <w:rPr>
-                <w:b w:val="0"/>
-                <w:i w:val="0"/>
+                <w:b/>
                 <w:sz w:val="18"/>
               </w:rPr>
               <w:t>곁들여 보기 · 링크</w:t>
@@ -1805,15 +2890,14 @@
         </w:tc>
         <w:tc>
           <w:tcPr>
-            <w:tcW w:type="dxa" w:w="2493"/>
+            <w:tcW w:type="dxa" w:w="2464"/>
             <w:shd w:val="clear" w:color="auto" w:fill="FDF6EA"/>
           </w:tcPr>
           <w:p>
             <w:r/>
             <w:r>
               <w:rPr>
-                <w:b w:val="0"/>
-                <w:i w:val="0"/>
+                <w:b/>
                 <w:sz w:val="18"/>
               </w:rPr>
               <w:t>비건부산(해커톤 → 라이브 MVP) · 구미 · 포항(재생 · 축제 → 방문객 → 빈 숙박 · 음식 · 체험) · 공모 창구 모음</w:t>
@@ -1822,15 +2906,14 @@
         </w:tc>
         <w:tc>
           <w:tcPr>
-            <w:tcW w:type="dxa" w:w="2493"/>
+            <w:tcW w:type="dxa" w:w="2464"/>
             <w:shd w:val="clear" w:color="auto" w:fill="FDF6EA"/>
           </w:tcPr>
           <w:p>
             <w:r/>
             <w:r>
               <w:rPr>
-                <w:b w:val="0"/>
-                <w:i w:val="0"/>
+                <w:b/>
                 <w:sz w:val="18"/>
               </w:rPr>
               <w:t>「이론을 서비스로 옮긴 예와, 도시가 왜 관광 창업에 돈을 쓰는지 봅니다.」</w:t>
@@ -1848,7 +2931,6 @@
       <w:r>
         <w:rPr>
           <w:b/>
-          <w:i w:val="0"/>
           <w:color w:val="A8681F"/>
           <w:sz w:val="28"/>
         </w:rPr>
@@ -1857,141 +2939,123 @@
     </w:p>
     <w:p>
       <w:pPr>
-        <w:spacing w:line="360" w:lineRule="auto" w:after="120"/>
+        <w:spacing w:line="372" w:lineRule="auto" w:after="120"/>
       </w:pPr>
       <w:r>
         <w:rPr>
           <w:b/>
-          <w:i w:val="0"/>
         </w:rPr>
         <w:t>비건부산</w:t>
       </w:r>
       <w:r>
         <w:rPr>
           <w:b w:val="0"/>
-          <w:i w:val="0"/>
         </w:rPr>
         <w:t xml:space="preserve">은 문제 정의 → 해결 아이디어 → 시장 검증이 실제 서비스가 된 사례이고, </w:t>
       </w:r>
       <w:r>
         <w:rPr>
           <w:b/>
-          <w:i w:val="0"/>
         </w:rPr>
         <w:t>성심당</w:t>
       </w:r>
       <w:r>
         <w:rPr>
           <w:b w:val="0"/>
-          <w:i w:val="0"/>
         </w:rPr>
         <w:t xml:space="preserve">은 앱이 아니어도 지역 자체를 여행 목적지로 만드는 로컬 브랜드가 될 수 있음을 보여 줍니다. </w:t>
       </w:r>
       <w:r>
         <w:rPr>
           <w:b/>
-          <w:i w:val="0"/>
         </w:rPr>
         <w:t>어반리즘 하우스</w:t>
       </w:r>
       <w:r>
         <w:rPr>
           <w:b w:val="0"/>
-          <w:i w:val="0"/>
         </w:rPr>
         <w:t>는 관광학 전공자의 연구 · 기획 · 데이터 · 보고서 작성 능력 자체가 공공기관을 고객으로 하는 B2G 사업이 될 수 있다는 방향입니다.</w:t>
       </w:r>
     </w:p>
     <w:p>
       <w:pPr>
-        <w:spacing w:line="360" w:lineRule="auto" w:after="120"/>
+        <w:spacing w:line="372" w:lineRule="auto" w:after="120"/>
       </w:pPr>
       <w:r>
         <w:rPr>
           <w:b w:val="0"/>
-          <w:i w:val="0"/>
         </w:rPr>
         <w:t xml:space="preserve">공모는 </w:t>
       </w:r>
       <w:r>
         <w:rPr>
           <w:b/>
-          <w:i w:val="0"/>
         </w:rPr>
         <w:t>예비관광벤처</w:t>
       </w:r>
       <w:r>
         <w:rPr>
           <w:b w:val="0"/>
-          <w:i w:val="0"/>
         </w:rPr>
         <w:t xml:space="preserve">(관광체험서비스 · 실감형 콘텐츠 · 관광인프라 · 관광딥테크, 사업계획서 중심 평가)가 대표 진입로이고, </w:t>
       </w:r>
       <w:r>
         <w:rPr>
           <w:b/>
-          <w:i w:val="0"/>
         </w:rPr>
         <w:t>관광데이터 활용 공모전</w:t>
       </w:r>
       <w:r>
         <w:rPr>
           <w:b w:val="0"/>
-          <w:i w:val="0"/>
         </w:rPr>
         <w:t xml:space="preserve">은 사업체 없이 TourAPI로 웹 · 앱이나 생성형 AI 결과물을 만들어 내는 더 가까운 출발점입니다. </w:t>
       </w:r>
       <w:r>
         <w:rPr>
           <w:b/>
-          <w:i w:val="0"/>
         </w:rPr>
         <w:t>정부 R&amp;D</w:t>
       </w:r>
       <w:r>
         <w:rPr>
           <w:b w:val="0"/>
-          <w:i w:val="0"/>
         </w:rPr>
         <w:t>는 당장 지원하지 않더라도 정부가 앞으로 어느 관광 분야에 투자하는지 읽는 자료로 씁니다.</w:t>
       </w:r>
     </w:p>
     <w:p>
       <w:pPr>
-        <w:spacing w:line="360" w:lineRule="auto" w:after="120"/>
+        <w:spacing w:line="372" w:lineRule="auto" w:after="120"/>
       </w:pPr>
       <w:r>
         <w:rPr>
           <w:b w:val="0"/>
-          <w:i w:val="0"/>
         </w:rPr>
         <w:t xml:space="preserve">지역 쪽은 </w:t>
       </w:r>
       <w:r>
         <w:rPr>
           <w:b/>
-          <w:i w:val="0"/>
         </w:rPr>
         <w:t>구미 · 포항</w:t>
       </w:r>
       <w:r>
         <w:rPr>
           <w:b w:val="0"/>
-          <w:i w:val="0"/>
         </w:rPr>
         <w:t xml:space="preserve">에서 출발합니다. 도시재생 · 축제가 사람을 모으면 그 주변의 부족한 숙박 · 음식 · 체험이 창업 기회가 되고, 이것이 다시 정부의 공식 트랙인 </w:t>
       </w:r>
       <w:r>
         <w:rPr>
           <w:b/>
-          <w:i w:val="0"/>
         </w:rPr>
         <w:t>지역가치 창업가(로컬크리에이터)</w:t>
       </w:r>
       <w:r>
         <w:rPr>
           <w:b w:val="0"/>
-          <w:i w:val="0"/>
         </w:rPr>
         <w:t>로 이어집니다. 「창업 아이디어를 억지로 만드는 것이 아니라, 사람은 모이는데 비어 있는 자리를 찾는 것」이라는 점을 강조합니다.</w:t>
       </w:r>
@@ -2004,7 +3068,6 @@
       <w:r>
         <w:rPr>
           <w:b/>
-          <w:i w:val="0"/>
           <w:color w:val="A8681F"/>
           <w:sz w:val="28"/>
         </w:rPr>
@@ -2018,14 +3081,14 @@
         <w:tblLook w:firstColumn="1" w:firstRow="1" w:lastColumn="0" w:lastRow="0" w:noHBand="0" w:noVBand="1" w:val="04A0"/>
       </w:tblPr>
       <w:tblGrid>
-        <w:gridCol w:w="3324"/>
-        <w:gridCol w:w="3324"/>
-        <w:gridCol w:w="3324"/>
+        <w:gridCol w:w="3286"/>
+        <w:gridCol w:w="3286"/>
+        <w:gridCol w:w="3286"/>
       </w:tblGrid>
       <w:tr>
         <w:tc>
           <w:tcPr>
-            <w:tcW w:type="dxa" w:w="3324"/>
+            <w:tcW w:type="dxa" w:w="3286"/>
             <w:shd w:val="clear" w:color="auto" w:fill="A8681F"/>
           </w:tcPr>
           <w:p>
@@ -2033,7 +3096,6 @@
             <w:r>
               <w:rPr>
                 <w:b/>
-                <w:i w:val="0"/>
                 <w:color w:val="FFFFFF"/>
                 <w:sz w:val="19"/>
               </w:rPr>
@@ -2043,7 +3105,7 @@
         </w:tc>
         <w:tc>
           <w:tcPr>
-            <w:tcW w:type="dxa" w:w="3324"/>
+            <w:tcW w:type="dxa" w:w="3286"/>
             <w:shd w:val="clear" w:color="auto" w:fill="A8681F"/>
           </w:tcPr>
           <w:p>
@@ -2051,7 +3113,6 @@
             <w:r>
               <w:rPr>
                 <w:b/>
-                <w:i w:val="0"/>
                 <w:color w:val="FFFFFF"/>
                 <w:sz w:val="19"/>
               </w:rPr>
@@ -2061,7 +3122,7 @@
         </w:tc>
         <w:tc>
           <w:tcPr>
-            <w:tcW w:type="dxa" w:w="3324"/>
+            <w:tcW w:type="dxa" w:w="3286"/>
             <w:shd w:val="clear" w:color="auto" w:fill="A8681F"/>
           </w:tcPr>
           <w:p>
@@ -2069,7 +3130,6 @@
             <w:r>
               <w:rPr>
                 <w:b/>
-                <w:i w:val="0"/>
                 <w:color w:val="FFFFFF"/>
                 <w:sz w:val="19"/>
               </w:rPr>
@@ -2081,14 +3141,13 @@
       <w:tr>
         <w:tc>
           <w:tcPr>
-            <w:tcW w:type="dxa" w:w="3324"/>
+            <w:tcW w:type="dxa" w:w="3286"/>
           </w:tcPr>
           <w:p>
             <w:r/>
             <w:r>
               <w:rPr>
                 <w:b/>
-                <w:i w:val="0"/>
                 <w:sz w:val="18"/>
               </w:rPr>
               <w:t>① 개념을 배운다</w:t>
@@ -2097,14 +3156,13 @@
         </w:tc>
         <w:tc>
           <w:tcPr>
-            <w:tcW w:type="dxa" w:w="3324"/>
+            <w:tcW w:type="dxa" w:w="3286"/>
           </w:tcPr>
           <w:p>
             <w:r/>
             <w:r>
               <w:rPr>
                 <w:b w:val="0"/>
-                <w:i w:val="0"/>
                 <w:sz w:val="18"/>
               </w:rPr>
               <w:t>관광벤처 → 문제 정의 → 비즈니스 모델 → MVP · PoC → 창업 지원 → 사이트에 적용</w:t>
@@ -2113,14 +3171,13 @@
         </w:tc>
         <w:tc>
           <w:tcPr>
-            <w:tcW w:type="dxa" w:w="3324"/>
+            <w:tcW w:type="dxa" w:w="3286"/>
           </w:tcPr>
           <w:p>
             <w:r/>
             <w:r>
               <w:rPr>
                 <w:b w:val="0"/>
-                <w:i w:val="0"/>
                 <w:sz w:val="18"/>
               </w:rPr>
               <w:t>파트 03 · 01~06장</w:t>
@@ -2131,14 +3188,13 @@
       <w:tr>
         <w:tc>
           <w:tcPr>
-            <w:tcW w:type="dxa" w:w="3324"/>
+            <w:tcW w:type="dxa" w:w="3286"/>
           </w:tcPr>
           <w:p>
             <w:r/>
             <w:r>
               <w:rPr>
                 <w:b/>
-                <w:i w:val="0"/>
                 <w:sz w:val="18"/>
               </w:rPr>
               <w:t>② 실제 사업을 본다</w:t>
@@ -2147,14 +3203,13 @@
         </w:tc>
         <w:tc>
           <w:tcPr>
-            <w:tcW w:type="dxa" w:w="3324"/>
+            <w:tcW w:type="dxa" w:w="3286"/>
           </w:tcPr>
           <w:p>
             <w:r/>
             <w:r>
               <w:rPr>
                 <w:b w:val="0"/>
-                <w:i w:val="0"/>
                 <w:sz w:val="18"/>
               </w:rPr>
               <w:t>성심당 → 어반리즘 하우스 → 비건부산</w:t>
@@ -2163,14 +3218,13 @@
         </w:tc>
         <w:tc>
           <w:tcPr>
-            <w:tcW w:type="dxa" w:w="3324"/>
+            <w:tcW w:type="dxa" w:w="3286"/>
           </w:tcPr>
           <w:p>
             <w:r/>
             <w:r>
               <w:rPr>
                 <w:b w:val="0"/>
-                <w:i w:val="0"/>
                 <w:sz w:val="18"/>
               </w:rPr>
               <w:t>파트 05 · 08장 · 11장 → 파트 08</w:t>
@@ -2181,14 +3235,13 @@
       <w:tr>
         <w:tc>
           <w:tcPr>
-            <w:tcW w:type="dxa" w:w="3324"/>
+            <w:tcW w:type="dxa" w:w="3286"/>
           </w:tcPr>
           <w:p>
             <w:r/>
             <w:r>
               <w:rPr>
                 <w:b/>
-                <w:i w:val="0"/>
                 <w:sz w:val="18"/>
               </w:rPr>
               <w:t>③ 지원할 곳을 본다</w:t>
@@ -2197,14 +3250,13 @@
         </w:tc>
         <w:tc>
           <w:tcPr>
-            <w:tcW w:type="dxa" w:w="3324"/>
+            <w:tcW w:type="dxa" w:w="3286"/>
           </w:tcPr>
           <w:p>
             <w:r/>
             <w:r>
               <w:rPr>
                 <w:b w:val="0"/>
-                <w:i w:val="0"/>
                 <w:sz w:val="18"/>
               </w:rPr>
               <w:t>예비관광벤처(제18회) → 관광데이터 공모전 → 정부 R&amp;D</w:t>
@@ -2213,14 +3265,13 @@
         </w:tc>
         <w:tc>
           <w:tcPr>
-            <w:tcW w:type="dxa" w:w="3324"/>
+            <w:tcW w:type="dxa" w:w="3286"/>
           </w:tcPr>
           <w:p>
             <w:r/>
             <w:r>
               <w:rPr>
                 <w:b w:val="0"/>
-                <w:i w:val="0"/>
                 <w:sz w:val="18"/>
               </w:rPr>
               <w:t>파트 04</w:t>
@@ -2231,14 +3282,13 @@
       <w:tr>
         <w:tc>
           <w:tcPr>
-            <w:tcW w:type="dxa" w:w="3324"/>
+            <w:tcW w:type="dxa" w:w="3286"/>
           </w:tcPr>
           <w:p>
             <w:r/>
             <w:r>
               <w:rPr>
                 <w:b/>
-                <w:i w:val="0"/>
                 <w:sz w:val="18"/>
               </w:rPr>
               <w:t>④ 지역에서 기회를 찾는다</w:t>
@@ -2247,14 +3297,13 @@
         </w:tc>
         <w:tc>
           <w:tcPr>
-            <w:tcW w:type="dxa" w:w="3324"/>
+            <w:tcW w:type="dxa" w:w="3286"/>
           </w:tcPr>
           <w:p>
             <w:r/>
             <w:r>
               <w:rPr>
                 <w:b w:val="0"/>
-                <w:i w:val="0"/>
                 <w:sz w:val="18"/>
               </w:rPr>
               <w:t>경주 → 경북 → 안동 → 구미 · 포항 → 로컬크리에이터</w:t>
@@ -2263,14 +3312,13 @@
         </w:tc>
         <w:tc>
           <w:tcPr>
-            <w:tcW w:type="dxa" w:w="3324"/>
+            <w:tcW w:type="dxa" w:w="3286"/>
           </w:tcPr>
           <w:p>
             <w:r/>
             <w:r>
               <w:rPr>
                 <w:b w:val="0"/>
-                <w:i w:val="0"/>
                 <w:sz w:val="18"/>
               </w:rPr>
               <w:t>파트 04 → 파트 08 → 파트 05 · 12장</w:t>
@@ -2281,14 +3329,13 @@
       <w:tr>
         <w:tc>
           <w:tcPr>
-            <w:tcW w:type="dxa" w:w="3324"/>
+            <w:tcW w:type="dxa" w:w="3286"/>
           </w:tcPr>
           <w:p>
             <w:r/>
             <w:r>
               <w:rPr>
                 <w:b/>
-                <w:i w:val="0"/>
                 <w:sz w:val="18"/>
               </w:rPr>
               <w:t>⑤ 직접 찾아 낸다</w:t>
@@ -2297,14 +3344,13 @@
         </w:tc>
         <w:tc>
           <w:tcPr>
-            <w:tcW w:type="dxa" w:w="3324"/>
+            <w:tcW w:type="dxa" w:w="3286"/>
           </w:tcPr>
           <w:p>
             <w:r/>
             <w:r>
               <w:rPr>
                 <w:b w:val="0"/>
-                <w:i w:val="0"/>
                 <w:sz w:val="18"/>
               </w:rPr>
               <w:t>공고 창구 즐겨찾기 → 사업계획서 · AI 실습 자료 → 과제 1 · 3 제출</w:t>
@@ -2313,14 +3359,13 @@
         </w:tc>
         <w:tc>
           <w:tcPr>
-            <w:tcW w:type="dxa" w:w="3324"/>
+            <w:tcW w:type="dxa" w:w="3286"/>
           </w:tcPr>
           <w:p>
             <w:r/>
             <w:r>
               <w:rPr>
                 <w:b w:val="0"/>
-                <w:i w:val="0"/>
                 <w:sz w:val="18"/>
               </w:rPr>
               <w:t>파트 08 링크 → 파트 02</w:t>
@@ -2338,7 +3383,6 @@
       <w:r>
         <w:rPr>
           <w:b/>
-          <w:i w:val="0"/>
           <w:color w:val="A8681F"/>
           <w:sz w:val="28"/>
         </w:rPr>
@@ -2352,12 +3396,12 @@
         <w:tblLook w:firstColumn="1" w:firstRow="1" w:lastColumn="0" w:lastRow="0" w:noHBand="0" w:noVBand="1" w:val="04A0"/>
       </w:tblPr>
       <w:tblGrid>
-        <w:gridCol w:w="9972"/>
+        <w:gridCol w:w="9858"/>
       </w:tblGrid>
       <w:tr>
         <w:tc>
           <w:tcPr>
-            <w:tcW w:type="dxa" w:w="9972"/>
+            <w:tcW w:type="dxa" w:w="9858"/>
             <w:shd w:val="clear" w:color="auto" w:fill="FDF6EA"/>
           </w:tcPr>
           <w:p>
@@ -2368,7 +3412,6 @@
             <w:r>
               <w:rPr>
                 <w:b w:val="0"/>
-                <w:i w:val="0"/>
                 <w:color w:val="3D2E14"/>
                 <w:sz w:val="21"/>
               </w:rPr>
@@ -2378,9 +3421,10 @@
         </w:tc>
       </w:tr>
     </w:tbl>
+    <w:p/>
     <w:sectPr>
       <w:pgSz w:w="12240" w:h="15840"/>
-      <w:pgMar w:top="1020" w:right="1134" w:bottom="1020" w:left="1134" w:header="720" w:footer="720" w:gutter="0"/>
+      <w:pgMar w:top="1077" w:right="1191" w:bottom="1077" w:left="1191" w:header="720" w:footer="720" w:gutter="0"/>
       <w:cols w:space="720"/>
       <w:docGrid w:linePitch="360"/>
     </w:sectPr>

--- a/learn/assets/tourism-venture-class-intro-tree.docx
+++ b/learn/assets/tourism-venture-class-intro-tree.docx
@@ -29,7 +29,7 @@
           <w:color w:val="5B7068"/>
           <w:sz w:val="22"/>
         </w:rPr>
-        <w:t>1부 과목 · 홈페이지 소개(학생용)  ·  2부 수업 진행 — 가지치기 트리(교수자용)</w:t>
+        <w:t>1부 과목 · 홈페이지 소개  ·  2부 수업 진행 — 가지치기 트리</w:t>
       </w:r>
     </w:p>
     <w:p>
@@ -52,7 +52,7 @@
           <w:color w:val="2F5148"/>
           <w:sz w:val="20"/>
         </w:rPr>
-        <w:t>1부 · 학생용</w:t>
+        <w:t>1부</w:t>
       </w:r>
     </w:p>
     <w:p>
@@ -1222,7 +1222,7 @@
           <w:color w:val="A8681F"/>
           <w:sz w:val="20"/>
         </w:rPr>
-        <w:t>2부 · 교수자용</w:t>
+        <w:t>2부</w:t>
       </w:r>
     </w:p>
     <w:p>
@@ -1253,19 +1253,19 @@
         <w:rPr>
           <w:b w:val="0"/>
         </w:rPr>
-        <w:t xml:space="preserve">이 문서는 수업에서 관광벤처창업론 홈페이지를 화면에 띄우고 소개할 때 쓰는 </w:t>
+        <w:t xml:space="preserve">이 부분은 관광벤처창업론 홈페이지를 화면에 띄우고 </w:t>
       </w:r>
       <w:r>
         <w:rPr>
           <w:b/>
         </w:rPr>
-        <w:t>교수자용 진행 자료</w:t>
+        <w:t>수업을 진행하는 순서</w:t>
       </w:r>
       <w:r>
         <w:rPr>
           <w:b w:val="0"/>
         </w:rPr>
-        <w:t xml:space="preserve">입니다. 학생이 「내가 어느 방향으로 갈 수 있지?」를 스스로 고르게 하는 </w:t>
+        <w:t xml:space="preserve">를 정리한 것입니다. 학생이 「내가 어느 방향으로 갈 수 있지?」를 스스로 고르게 하는 </w:t>
       </w:r>
       <w:r>
         <w:rPr>

--- a/learn/assets/tourism-venture-class-intro-tree.docx
+++ b/learn/assets/tourism-venture-class-intro-tree.docx
@@ -78,7 +78,7 @@
     <w:p>
       <w:pPr>
         <w:keepNext/>
-        <w:spacing w:before="280"/>
+        <w:spacing w:before="200" w:after="60"/>
       </w:pPr>
       <w:r>
         <w:rPr>
@@ -91,7 +91,7 @@
     </w:p>
     <w:p>
       <w:pPr>
-        <w:spacing w:line="372" w:lineRule="auto" w:after="120"/>
+        <w:spacing w:after="80"/>
       </w:pPr>
       <w:r>
         <w:rPr>
@@ -114,7 +114,7 @@
     </w:p>
     <w:p>
       <w:pPr>
-        <w:spacing w:line="372" w:lineRule="auto" w:after="120"/>
+        <w:spacing w:after="80"/>
       </w:pPr>
       <w:r>
         <w:rPr>
@@ -137,7 +137,7 @@
     </w:p>
     <w:p>
       <w:pPr>
-        <w:spacing w:line="372" w:lineRule="auto" w:after="120"/>
+        <w:spacing w:after="80"/>
       </w:pPr>
       <w:r>
         <w:rPr>
@@ -161,7 +161,7 @@
     <w:p>
       <w:pPr>
         <w:keepNext/>
-        <w:spacing w:before="280"/>
+        <w:spacing w:before="200" w:after="60"/>
       </w:pPr>
       <w:r>
         <w:rPr>
@@ -174,7 +174,7 @@
     </w:p>
     <w:p>
       <w:pPr>
-        <w:spacing w:line="372" w:lineRule="auto" w:after="120"/>
+        <w:spacing w:after="80"/>
       </w:pPr>
       <w:r>
         <w:rPr>
@@ -197,7 +197,7 @@
     </w:p>
     <w:p>
       <w:pPr>
-        <w:spacing w:line="372" w:lineRule="auto" w:after="120"/>
+        <w:spacing w:after="80"/>
       </w:pPr>
       <w:r>
         <w:rPr>
@@ -233,7 +233,7 @@
     <w:p>
       <w:pPr>
         <w:keepNext/>
-        <w:spacing w:before="280"/>
+        <w:spacing w:before="200" w:after="60"/>
       </w:pPr>
       <w:r>
         <w:rPr>
@@ -246,7 +246,7 @@
     </w:p>
     <w:p>
       <w:pPr>
-        <w:spacing w:line="372" w:lineRule="auto" w:after="120"/>
+        <w:spacing w:after="80"/>
       </w:pPr>
       <w:r>
         <w:rPr>
@@ -511,10 +511,19 @@
         </w:tc>
       </w:tr>
     </w:tbl>
-    <w:p/>
     <w:p>
       <w:pPr>
-        <w:spacing w:line="372" w:lineRule="auto" w:after="120"/>
+        <w:spacing w:after="40"/>
+      </w:pPr>
+      <w:r>
+        <w:rPr>
+          <w:sz w:val="8"/>
+        </w:rPr>
+      </w:r>
+    </w:p>
+    <w:p>
+      <w:pPr>
+        <w:spacing w:after="80"/>
       </w:pPr>
       <w:r>
         <w:rPr>
@@ -562,7 +571,7 @@
     <w:p>
       <w:pPr>
         <w:keepNext/>
-        <w:spacing w:before="280"/>
+        <w:spacing w:before="200" w:after="60"/>
       </w:pPr>
       <w:r>
         <w:rPr>
@@ -575,7 +584,7 @@
     </w:p>
     <w:p>
       <w:pPr>
-        <w:spacing w:line="372" w:lineRule="auto" w:after="120"/>
+        <w:spacing w:after="80"/>
       </w:pPr>
       <w:r>
         <w:rPr>
@@ -913,10 +922,19 @@
         </w:tc>
       </w:tr>
     </w:tbl>
-    <w:p/>
     <w:p>
       <w:pPr>
-        <w:spacing w:line="372" w:lineRule="auto" w:after="120"/>
+        <w:spacing w:after="40"/>
+      </w:pPr>
+      <w:r>
+        <w:rPr>
+          <w:sz w:val="8"/>
+        </w:rPr>
+      </w:r>
+    </w:p>
+    <w:p>
+      <w:pPr>
+        <w:spacing w:after="80"/>
       </w:pPr>
       <w:r>
         <w:rPr>
@@ -940,7 +958,7 @@
     <w:p>
       <w:pPr>
         <w:keepNext/>
-        <w:spacing w:before="280"/>
+        <w:spacing w:before="200" w:after="60"/>
       </w:pPr>
       <w:r>
         <w:rPr>
@@ -953,7 +971,7 @@
     </w:p>
     <w:p>
       <w:pPr>
-        <w:spacing w:line="372" w:lineRule="auto" w:after="120"/>
+        <w:spacing w:after="80"/>
       </w:pPr>
       <w:r>
         <w:rPr>
@@ -988,7 +1006,7 @@
     </w:p>
     <w:p>
       <w:pPr>
-        <w:spacing w:line="372" w:lineRule="auto" w:after="120"/>
+        <w:spacing w:after="80"/>
       </w:pPr>
       <w:r>
         <w:rPr>
@@ -1047,7 +1065,7 @@
     </w:p>
     <w:p>
       <w:pPr>
-        <w:spacing w:line="372" w:lineRule="auto" w:after="120"/>
+        <w:spacing w:after="80"/>
       </w:pPr>
       <w:r>
         <w:rPr>
@@ -1095,7 +1113,7 @@
     <w:p>
       <w:pPr>
         <w:keepNext/>
-        <w:spacing w:before="280"/>
+        <w:spacing w:before="200" w:after="60"/>
       </w:pPr>
       <w:r>
         <w:rPr>
@@ -1108,7 +1126,7 @@
     </w:p>
     <w:p>
       <w:pPr>
-        <w:spacing w:line="372" w:lineRule="auto" w:after="120"/>
+        <w:spacing w:after="80"/>
       </w:pPr>
       <w:r>
         <w:rPr>
@@ -1143,7 +1161,7 @@
     </w:p>
     <w:p>
       <w:pPr>
-        <w:spacing w:line="372" w:lineRule="auto" w:after="120"/>
+        <w:spacing w:after="80"/>
       </w:pPr>
       <w:r>
         <w:rPr>
@@ -1161,7 +1179,7 @@
     <w:p>
       <w:pPr>
         <w:keepNext/>
-        <w:spacing w:before="280"/>
+        <w:spacing w:before="200" w:after="60"/>
       </w:pPr>
       <w:r>
         <w:rPr>
@@ -1174,7 +1192,7 @@
     </w:p>
     <w:p>
       <w:pPr>
-        <w:spacing w:line="372" w:lineRule="auto" w:after="120"/>
+        <w:spacing w:after="80"/>
       </w:pPr>
       <w:r>
         <w:rPr>
@@ -1247,7 +1265,7 @@
     </w:p>
     <w:p>
       <w:pPr>
-        <w:spacing w:line="372" w:lineRule="auto" w:after="120"/>
+        <w:spacing w:after="80"/>
       </w:pPr>
       <w:r>
         <w:rPr>
@@ -1319,7 +1337,7 @@
     <w:p>
       <w:pPr>
         <w:keepNext/>
-        <w:spacing w:before="280"/>
+        <w:spacing w:before="200" w:after="60"/>
       </w:pPr>
       <w:r>
         <w:rPr>
@@ -1332,7 +1350,7 @@
     </w:p>
     <w:p>
       <w:pPr>
-        <w:spacing w:line="372" w:lineRule="auto" w:after="120"/>
+        <w:spacing w:after="80"/>
       </w:pPr>
       <w:r>
         <w:rPr>
@@ -1808,10 +1826,19 @@
         </w:tc>
       </w:tr>
     </w:tbl>
-    <w:p/>
     <w:p>
       <w:pPr>
-        <w:spacing w:line="372" w:lineRule="auto" w:after="120"/>
+        <w:spacing w:after="40"/>
+      </w:pPr>
+      <w:r>
+        <w:rPr>
+          <w:sz w:val="8"/>
+        </w:rPr>
+      </w:r>
+    </w:p>
+    <w:p>
+      <w:pPr>
+        <w:spacing w:after="80"/>
       </w:pPr>
       <w:r>
         <w:rPr>
@@ -1835,7 +1862,7 @@
     <w:p>
       <w:pPr>
         <w:keepNext/>
-        <w:spacing w:before="280"/>
+        <w:spacing w:before="200" w:after="60"/>
       </w:pPr>
       <w:r>
         <w:rPr>
@@ -1848,7 +1875,7 @@
     </w:p>
     <w:p>
       <w:pPr>
-        <w:spacing w:line="372" w:lineRule="auto" w:after="120"/>
+        <w:spacing w:after="80"/>
       </w:pPr>
       <w:r>
         <w:rPr>
@@ -2922,11 +2949,20 @@
         </w:tc>
       </w:tr>
     </w:tbl>
-    <w:p/>
+    <w:p>
+      <w:pPr>
+        <w:spacing w:after="40"/>
+      </w:pPr>
+      <w:r>
+        <w:rPr>
+          <w:sz w:val="8"/>
+        </w:rPr>
+      </w:r>
+    </w:p>
     <w:p>
       <w:pPr>
         <w:keepNext/>
-        <w:spacing w:before="280"/>
+        <w:spacing w:before="200" w:after="60"/>
       </w:pPr>
       <w:r>
         <w:rPr>
@@ -2939,7 +2975,7 @@
     </w:p>
     <w:p>
       <w:pPr>
-        <w:spacing w:line="372" w:lineRule="auto" w:after="120"/>
+        <w:spacing w:after="80"/>
       </w:pPr>
       <w:r>
         <w:rPr>
@@ -2980,7 +3016,7 @@
     </w:p>
     <w:p>
       <w:pPr>
-        <w:spacing w:line="372" w:lineRule="auto" w:after="120"/>
+        <w:spacing w:after="80"/>
       </w:pPr>
       <w:r>
         <w:rPr>
@@ -3027,7 +3063,7 @@
     </w:p>
     <w:p>
       <w:pPr>
-        <w:spacing w:line="372" w:lineRule="auto" w:after="120"/>
+        <w:spacing w:after="80"/>
       </w:pPr>
       <w:r>
         <w:rPr>
@@ -3063,7 +3099,7 @@
     <w:p>
       <w:pPr>
         <w:keepNext/>
-        <w:spacing w:before="280"/>
+        <w:spacing w:before="200" w:after="60"/>
       </w:pPr>
       <w:r>
         <w:rPr>
@@ -3374,11 +3410,20 @@
         </w:tc>
       </w:tr>
     </w:tbl>
-    <w:p/>
+    <w:p>
+      <w:pPr>
+        <w:spacing w:after="40"/>
+      </w:pPr>
+      <w:r>
+        <w:rPr>
+          <w:sz w:val="8"/>
+        </w:rPr>
+      </w:r>
+    </w:p>
     <w:p>
       <w:pPr>
         <w:keepNext/>
-        <w:spacing w:before="280"/>
+        <w:spacing w:before="200" w:after="60"/>
       </w:pPr>
       <w:r>
         <w:rPr>
@@ -3405,9 +3450,6 @@
             <w:shd w:val="clear" w:color="auto" w:fill="FDF6EA"/>
           </w:tcPr>
           <w:p>
-            <w:pPr>
-              <w:spacing w:line="384" w:lineRule="auto"/>
-            </w:pPr>
             <w:r/>
             <w:r>
               <w:rPr>
@@ -3421,7 +3463,16 @@
         </w:tc>
       </w:tr>
     </w:tbl>
-    <w:p/>
+    <w:p>
+      <w:pPr>
+        <w:spacing w:after="40"/>
+      </w:pPr>
+      <w:r>
+        <w:rPr>
+          <w:sz w:val="8"/>
+        </w:rPr>
+      </w:r>
+    </w:p>
     <w:sectPr>
       <w:pgSz w:w="12240" w:h="15840"/>
       <w:pgMar w:top="1077" w:right="1191" w:bottom="1077" w:left="1191" w:header="720" w:footer="720" w:gutter="0"/>
@@ -3795,8 +3846,11 @@
     <w:name w:val="Normal"/>
     <w:qFormat/>
     <w:rsid w:val="00FC693F"/>
+    <w:pPr>
+      <w:spacing w:line="240" w:lineRule="auto" w:before="0" w:after="0"/>
+    </w:pPr>
     <w:rPr>
-      <w:rFonts w:ascii="맑은 고딕" w:hAnsi="맑은 고딕" w:eastAsia="맑은 고딕"/>
+      <w:rFonts w:ascii="나눔고딕" w:hAnsi="나눔고딕" w:eastAsia="나눔고딕"/>
       <w:sz w:val="21"/>
     </w:rPr>
   </w:style>
